--- a/dosyalar/sinavlar/6-sinif/arapca-6-1d2y-beceri.docx
+++ b/dosyalar/sinavlar/6-sinif/arapca-6-1d2y-beceri.docx
@@ -32,7 +32,7 @@
           </w:tcPr>
           <w:p>
             <w:pPr>
-              <w:spacing w:after="20"/>
+              <w:spacing w:after="6"/>
               <w:jc w:val="center"/>
             </w:pPr>
             <w:r>
@@ -43,46 +43,46 @@
                 <w:i w:val="false"/>
                 <w:iCs w:val="false"/>
                 <w:color w:val="39454F"/>
+                <w:sz w:val="16"/>
+                <w:szCs w:val="16"/>
+              </w:rPr>
+              <w:t xml:space="preserve">2026-2027 EĞİTİM ÖĞRETİM YILI</w:t>
+            </w:r>
+          </w:p>
+          <w:p>
+            <w:pPr>
+              <w:spacing w:after="6"/>
+              <w:jc w:val="center"/>
+            </w:pPr>
+            <w:r>
+              <w:rPr>
+                <w:rFonts w:ascii="Times New Roman" w:cs="Times New Roman" w:eastAsia="Times New Roman" w:hAnsi="Times New Roman"/>
+                <w:b/>
+                <w:bCs/>
+                <w:i w:val="false"/>
+                <w:iCs w:val="false"/>
+                <w:color w:val="111111"/>
+                <w:sz w:val="17"/>
+                <w:szCs w:val="17"/>
+              </w:rPr>
+              <w:t xml:space="preserve">……………………………………………………………… İMAM HATİP ORTAOKULU</w:t>
+            </w:r>
+          </w:p>
+          <w:p>
+            <w:pPr>
+              <w:spacing w:after="0"/>
+              <w:jc w:val="center"/>
+            </w:pPr>
+            <w:r>
+              <w:rPr>
+                <w:rFonts w:ascii="Times New Roman" w:cs="Times New Roman" w:eastAsia="Times New Roman" w:hAnsi="Times New Roman"/>
+                <w:b/>
+                <w:bCs/>
+                <w:i w:val="false"/>
+                <w:iCs w:val="false"/>
+                <w:color w:val="15222E"/>
                 <w:sz w:val="19"/>
                 <w:szCs w:val="19"/>
-              </w:rPr>
-              <w:t xml:space="preserve">2026-2027 EĞİTİM ÖĞRETİM YILI</w:t>
-            </w:r>
-          </w:p>
-          <w:p>
-            <w:pPr>
-              <w:spacing w:after="20"/>
-              <w:jc w:val="center"/>
-            </w:pPr>
-            <w:r>
-              <w:rPr>
-                <w:rFonts w:ascii="Times New Roman" w:cs="Times New Roman" w:eastAsia="Times New Roman" w:hAnsi="Times New Roman"/>
-                <w:b/>
-                <w:bCs/>
-                <w:i w:val="false"/>
-                <w:iCs w:val="false"/>
-                <w:color w:val="111111"/>
-                <w:sz w:val="21"/>
-                <w:szCs w:val="21"/>
-              </w:rPr>
-              <w:t xml:space="preserve">……………………………………………………………… İMAM HATİP ORTAOKULU</w:t>
-            </w:r>
-          </w:p>
-          <w:p>
-            <w:pPr>
-              <w:spacing w:after="0"/>
-              <w:jc w:val="center"/>
-            </w:pPr>
-            <w:r>
-              <w:rPr>
-                <w:rFonts w:ascii="Times New Roman" w:cs="Times New Roman" w:eastAsia="Times New Roman" w:hAnsi="Times New Roman"/>
-                <w:b/>
-                <w:bCs/>
-                <w:i w:val="false"/>
-                <w:iCs w:val="false"/>
-                <w:color w:val="15222E"/>
-                <w:sz w:val="23"/>
-                <w:szCs w:val="23"/>
               </w:rPr>
               <w:t xml:space="preserve">6. SINIF ARAPÇA DERSİ 1. DÖNEM 2. YAZILI SINAVI (BECERİ TEMELLİ)</w:t>
             </w:r>
@@ -122,7 +122,118 @@
           </w:tcPr>
           <w:p>
             <w:pPr>
-              <w:spacing w:after="0" w:line="270"/>
+              <w:spacing w:after="0" w:line="208"/>
+            </w:pPr>
+            <w:r>
+              <w:rPr>
+                <w:rFonts w:ascii="Times New Roman" w:cs="Times New Roman" w:eastAsia="Times New Roman" w:hAnsi="Times New Roman"/>
+                <w:b w:val="false"/>
+                <w:bCs w:val="false"/>
+                <w:i w:val="false"/>
+                <w:iCs w:val="false"/>
+                <w:color w:val="111111"/>
+                <w:sz w:val="17"/>
+                <w:szCs w:val="17"/>
+              </w:rPr>
+              <w:t xml:space="preserve">Adı Soyadı :  ………………………………………………………</w:t>
+            </w:r>
+          </w:p>
+        </w:tc>
+        <w:tc>
+          <w:tcPr>
+            <w:tcW w:type="dxa" w:w="1973"/>
+            <w:tcMar>
+              <w:top w:type="dxa" w:w="60"/>
+              <w:left w:type="dxa" w:w="90"/>
+              <w:bottom w:type="dxa" w:w="60"/>
+              <w:right w:type="dxa" w:w="90"/>
+            </w:tcMar>
+            <w:vAlign w:val="center"/>
+          </w:tcPr>
+          <w:p>
+            <w:pPr>
+              <w:spacing w:after="0" w:line="208"/>
+            </w:pPr>
+            <w:r>
+              <w:rPr>
+                <w:rFonts w:ascii="Times New Roman" w:cs="Times New Roman" w:eastAsia="Times New Roman" w:hAnsi="Times New Roman"/>
+                <w:b w:val="false"/>
+                <w:bCs w:val="false"/>
+                <w:i w:val="false"/>
+                <w:iCs w:val="false"/>
+                <w:color w:val="111111"/>
+                <w:sz w:val="17"/>
+                <w:szCs w:val="17"/>
+              </w:rPr>
+              <w:t xml:space="preserve">Sınıfı :  …………</w:t>
+            </w:r>
+          </w:p>
+        </w:tc>
+        <w:tc>
+          <w:tcPr>
+            <w:tcW w:type="dxa" w:w="1578"/>
+            <w:tcMar>
+              <w:top w:type="dxa" w:w="60"/>
+              <w:left w:type="dxa" w:w="90"/>
+              <w:bottom w:type="dxa" w:w="60"/>
+              <w:right w:type="dxa" w:w="90"/>
+            </w:tcMar>
+            <w:vAlign w:val="center"/>
+          </w:tcPr>
+          <w:p>
+            <w:pPr>
+              <w:spacing w:after="0" w:line="208"/>
+            </w:pPr>
+            <w:r>
+              <w:rPr>
+                <w:rFonts w:ascii="Times New Roman" w:cs="Times New Roman" w:eastAsia="Times New Roman" w:hAnsi="Times New Roman"/>
+                <w:b w:val="false"/>
+                <w:bCs w:val="false"/>
+                <w:i w:val="false"/>
+                <w:iCs w:val="false"/>
+                <w:color w:val="111111"/>
+                <w:sz w:val="17"/>
+                <w:szCs w:val="17"/>
+              </w:rPr>
+              <w:t xml:space="preserve">No :  ………</w:t>
+            </w:r>
+          </w:p>
+        </w:tc>
+        <w:tc>
+          <w:tcPr>
+            <w:tcW w:type="dxa" w:w="1381"/>
+            <w:shd w:fill="F2F6FA" w:color="auto" w:val="clear"/>
+            <w:tcMar>
+              <w:top w:type="dxa" w:w="60"/>
+              <w:left w:type="dxa" w:w="90"/>
+              <w:bottom w:type="dxa" w:w="60"/>
+              <w:right w:type="dxa" w:w="90"/>
+            </w:tcMar>
+            <w:vAlign w:val="center"/>
+          </w:tcPr>
+          <w:p>
+            <w:pPr>
+              <w:spacing w:after="0"/>
+              <w:jc w:val="center"/>
+            </w:pPr>
+            <w:r>
+              <w:rPr>
+                <w:rFonts w:ascii="Times New Roman" w:cs="Times New Roman" w:eastAsia="Times New Roman" w:hAnsi="Times New Roman"/>
+                <w:b/>
+                <w:bCs/>
+                <w:i w:val="false"/>
+                <w:iCs w:val="false"/>
+                <w:color w:val="39454F"/>
+                <w:sz w:val="15"/>
+                <w:szCs w:val="15"/>
+              </w:rPr>
+              <w:t xml:space="preserve">PUAN</w:t>
+            </w:r>
+          </w:p>
+          <w:p>
+            <w:pPr>
+              <w:spacing w:after="12" w:before="18"/>
+              <w:jc w:val="center"/>
             </w:pPr>
             <w:r>
               <w:rPr>
@@ -135,141 +246,12 @@
                 <w:sz w:val="20"/>
                 <w:szCs w:val="20"/>
               </w:rPr>
-              <w:t xml:space="preserve">Adı Soyadı :  ………………………………………………………</w:t>
-            </w:r>
-          </w:p>
-        </w:tc>
-        <w:tc>
-          <w:tcPr>
-            <w:tcW w:type="dxa" w:w="1973"/>
-            <w:tcMar>
-              <w:top w:type="dxa" w:w="60"/>
-              <w:left w:type="dxa" w:w="90"/>
-              <w:bottom w:type="dxa" w:w="60"/>
-              <w:right w:type="dxa" w:w="90"/>
-            </w:tcMar>
-            <w:vAlign w:val="center"/>
-          </w:tcPr>
-          <w:p>
-            <w:pPr>
-              <w:spacing w:after="0" w:line="270"/>
-            </w:pPr>
-            <w:r>
-              <w:rPr>
-                <w:rFonts w:ascii="Times New Roman" w:cs="Times New Roman" w:eastAsia="Times New Roman" w:hAnsi="Times New Roman"/>
-                <w:b w:val="false"/>
-                <w:bCs w:val="false"/>
-                <w:i w:val="false"/>
-                <w:iCs w:val="false"/>
-                <w:color w:val="111111"/>
-                <w:sz w:val="20"/>
-                <w:szCs w:val="20"/>
-              </w:rPr>
-              <w:t xml:space="preserve">Sınıfı :  …………</w:t>
-            </w:r>
-          </w:p>
-        </w:tc>
-        <w:tc>
-          <w:tcPr>
-            <w:tcW w:type="dxa" w:w="1578"/>
-            <w:tcMar>
-              <w:top w:type="dxa" w:w="60"/>
-              <w:left w:type="dxa" w:w="90"/>
-              <w:bottom w:type="dxa" w:w="60"/>
-              <w:right w:type="dxa" w:w="90"/>
-            </w:tcMar>
-            <w:vAlign w:val="center"/>
-          </w:tcPr>
-          <w:p>
-            <w:pPr>
-              <w:spacing w:after="0" w:line="270"/>
-            </w:pPr>
-            <w:r>
-              <w:rPr>
-                <w:rFonts w:ascii="Times New Roman" w:cs="Times New Roman" w:eastAsia="Times New Roman" w:hAnsi="Times New Roman"/>
-                <w:b w:val="false"/>
-                <w:bCs w:val="false"/>
-                <w:i w:val="false"/>
-                <w:iCs w:val="false"/>
-                <w:color w:val="111111"/>
-                <w:sz w:val="20"/>
-                <w:szCs w:val="20"/>
-              </w:rPr>
-              <w:t xml:space="preserve">No :  ………</w:t>
-            </w:r>
-          </w:p>
-        </w:tc>
-        <w:tc>
-          <w:tcPr>
-            <w:tcW w:type="dxa" w:w="1381"/>
-            <w:shd w:fill="F2F6FA" w:color="auto" w:val="clear"/>
-            <w:tcMar>
-              <w:top w:type="dxa" w:w="60"/>
-              <w:left w:type="dxa" w:w="90"/>
-              <w:bottom w:type="dxa" w:w="60"/>
-              <w:right w:type="dxa" w:w="90"/>
-            </w:tcMar>
-            <w:vAlign w:val="center"/>
-          </w:tcPr>
-          <w:p>
-            <w:pPr>
-              <w:spacing w:after="0"/>
-              <w:jc w:val="center"/>
-            </w:pPr>
-            <w:r>
-              <w:rPr>
-                <w:rFonts w:ascii="Times New Roman" w:cs="Times New Roman" w:eastAsia="Times New Roman" w:hAnsi="Times New Roman"/>
-                <w:b/>
-                <w:bCs/>
-                <w:i w:val="false"/>
-                <w:iCs w:val="false"/>
-                <w:color w:val="39454F"/>
-                <w:sz w:val="18"/>
-                <w:szCs w:val="18"/>
-              </w:rPr>
-              <w:t xml:space="preserve">PUAN</w:t>
-            </w:r>
-          </w:p>
-          <w:p>
-            <w:pPr>
-              <w:spacing w:after="40" w:before="60"/>
-              <w:jc w:val="center"/>
-            </w:pPr>
-            <w:r>
-              <w:rPr>
-                <w:rFonts w:ascii="Times New Roman" w:cs="Times New Roman" w:eastAsia="Times New Roman" w:hAnsi="Times New Roman"/>
-                <w:b w:val="false"/>
-                <w:bCs w:val="false"/>
-                <w:i w:val="false"/>
-                <w:iCs w:val="false"/>
-                <w:color w:val="111111"/>
-                <w:sz w:val="24"/>
-                <w:szCs w:val="24"/>
-              </w:rPr>
               <w:t xml:space="preserve"/>
             </w:r>
           </w:p>
         </w:tc>
       </w:tr>
     </w:tbl>
-    <w:p>
-      <w:pPr>
-        <w:spacing w:after="110"/>
-      </w:pPr>
-      <w:r>
-        <w:rPr>
-          <w:rFonts w:ascii="Times New Roman" w:cs="Times New Roman" w:eastAsia="Times New Roman" w:hAnsi="Times New Roman"/>
-          <w:b w:val="false"/>
-          <w:bCs w:val="false"/>
-          <w:i w:val="false"/>
-          <w:iCs w:val="false"/>
-          <w:color w:val="111111"/>
-          <w:sz w:val="21"/>
-          <w:szCs w:val="21"/>
-        </w:rPr>
-        <w:t xml:space="preserve"/>
-      </w:r>
-    </w:p>
     <w:tbl>
       <w:tblPr>
         <w:tblW w:type="dxa" w:w="9864"/>
@@ -300,7 +282,7 @@
           </w:tcPr>
           <w:p>
             <w:pPr>
-              <w:spacing w:after="40"/>
+              <w:spacing w:after="12"/>
             </w:pPr>
             <w:r>
               <w:rPr>
@@ -310,15 +292,15 @@
                 <w:i w:val="false"/>
                 <w:iCs w:val="false"/>
                 <w:color w:val="2B3742"/>
-                <w:sz w:val="18"/>
-                <w:szCs w:val="18"/>
+                <w:sz w:val="15"/>
+                <w:szCs w:val="15"/>
               </w:rPr>
               <w:t xml:space="preserve">AÇIKLAMALAR</w:t>
             </w:r>
           </w:p>
           <w:p>
             <w:pPr>
-              <w:spacing w:after="20" w:line="250"/>
+              <w:spacing w:after="6" w:line="208"/>
               <w:ind w:left="170" w:hanging="170"/>
             </w:pPr>
             <w:r>
@@ -329,15 +311,15 @@
                 <w:i w:val="false"/>
                 <w:iCs w:val="false"/>
                 <w:color w:val="2B3742"/>
-                <w:sz w:val="18"/>
-                <w:szCs w:val="18"/>
+                <w:sz w:val="15"/>
+                <w:szCs w:val="15"/>
               </w:rPr>
               <w:t xml:space="preserve">•  Sınav süresi bir ders saatidir.</w:t>
             </w:r>
           </w:p>
           <w:p>
             <w:pPr>
-              <w:spacing w:after="20" w:line="250"/>
+              <w:spacing w:after="6" w:line="208"/>
               <w:ind w:left="170" w:hanging="170"/>
             </w:pPr>
             <w:r>
@@ -348,15 +330,15 @@
                 <w:i w:val="false"/>
                 <w:iCs w:val="false"/>
                 <w:color w:val="2B3742"/>
-                <w:sz w:val="18"/>
-                <w:szCs w:val="18"/>
+                <w:sz w:val="15"/>
+                <w:szCs w:val="15"/>
               </w:rPr>
               <w:t xml:space="preserve">•  Bu sınav dinleme, okuma, söz varlığı ve yazma becerilerini birlikte ölçer.</w:t>
             </w:r>
           </w:p>
           <w:p>
             <w:pPr>
-              <w:spacing w:after="20" w:line="250"/>
+              <w:spacing w:after="6" w:line="208"/>
               <w:ind w:left="170" w:hanging="170"/>
             </w:pPr>
             <w:r>
@@ -367,15 +349,15 @@
                 <w:i w:val="false"/>
                 <w:iCs w:val="false"/>
                 <w:color w:val="2B3742"/>
-                <w:sz w:val="18"/>
-                <w:szCs w:val="18"/>
+                <w:sz w:val="15"/>
+                <w:szCs w:val="15"/>
               </w:rPr>
               <w:t xml:space="preserve">•  Dinleme metni öğretmeniniz tarafından iki kez okunacaktır.</w:t>
             </w:r>
           </w:p>
           <w:p>
             <w:pPr>
-              <w:spacing w:after="20" w:line="250"/>
+              <w:spacing w:after="6" w:line="208"/>
               <w:ind w:left="170" w:hanging="170"/>
             </w:pPr>
             <w:r>
@@ -386,15 +368,15 @@
                 <w:i w:val="false"/>
                 <w:iCs w:val="false"/>
                 <w:color w:val="2B3742"/>
-                <w:sz w:val="18"/>
-                <w:szCs w:val="18"/>
+                <w:sz w:val="15"/>
+                <w:szCs w:val="15"/>
               </w:rPr>
               <w:t xml:space="preserve">•  Okuma parçasındaki bilinmeyen kelimeler için parçanın bütününden yararlanınız.</w:t>
             </w:r>
           </w:p>
           <w:p>
             <w:pPr>
-              <w:spacing w:after="20" w:line="250"/>
+              <w:spacing w:after="6" w:line="208"/>
               <w:ind w:left="170" w:hanging="170"/>
             </w:pPr>
             <w:r>
@@ -405,8 +387,8 @@
                 <w:i w:val="false"/>
                 <w:iCs w:val="false"/>
                 <w:color w:val="2B3742"/>
-                <w:sz w:val="18"/>
-                <w:szCs w:val="18"/>
+                <w:sz w:val="15"/>
+                <w:szCs w:val="15"/>
               </w:rPr>
               <w:t xml:space="preserve">•  Yazma görevi dereceli puanlama anahtarı ile değerlendirilecektir.</w:t>
             </w:r>
@@ -419,7 +401,7 @@
         <w:tabs>
           <w:tab w:val="right" w:pos="9864"/>
         </w:tabs>
-        <w:spacing w:after="90" w:before="220" w:line="280"/>
+        <w:spacing w:after="27" w:before="66" w:line="208"/>
         <w:ind w:left="340" w:hanging="340"/>
       </w:pPr>
       <w:r>
@@ -430,16 +412,16 @@
           <w:i w:val="false"/>
           <w:iCs w:val="false"/>
           <w:color w:val="111111"/>
-          <w:sz w:val="21"/>
-          <w:szCs w:val="21"/>
+          <w:sz w:val="17"/>
+          <w:szCs w:val="17"/>
         </w:rPr>
         <w:t xml:space="preserve">1.</w:t>
       </w:r>
       <w:r>
         <w:rPr>
           <w:rFonts w:ascii="Times New Roman" w:cs="Times New Roman" w:eastAsia="Times New Roman" w:hAnsi="Times New Roman"/>
-          <w:sz w:val="21"/>
-          <w:szCs w:val="21"/>
+          <w:sz w:val="17"/>
+          <w:szCs w:val="17"/>
         </w:rPr>
         <w:tab/>
       </w:r>
@@ -451,16 +433,16 @@
           <w:i w:val="false"/>
           <w:iCs w:val="false"/>
           <w:color w:val="111111"/>
-          <w:sz w:val="21"/>
-          <w:szCs w:val="21"/>
+          <w:sz w:val="17"/>
+          <w:szCs w:val="17"/>
         </w:rPr>
         <w:t xml:space="preserve">Aşağıdaki metni okuyunuz ve soruları cevaplayınız.</w:t>
       </w:r>
       <w:r>
         <w:rPr>
           <w:rFonts w:ascii="Times New Roman" w:cs="Times New Roman" w:eastAsia="Times New Roman" w:hAnsi="Times New Roman"/>
-          <w:sz w:val="21"/>
-          <w:szCs w:val="21"/>
+          <w:sz w:val="17"/>
+          <w:szCs w:val="17"/>
         </w:rPr>
         <w:tab/>
       </w:r>
@@ -472,8 +454,8 @@
           <w:i w:val="false"/>
           <w:iCs w:val="false"/>
           <w:color w:val="55636F"/>
-          <w:sz w:val="18"/>
-          <w:szCs w:val="18"/>
+          <w:sz w:val="15"/>
+          <w:szCs w:val="15"/>
         </w:rPr>
         <w:t xml:space="preserve">(15 puan)</w:t>
       </w:r>
@@ -509,7 +491,7 @@
           <w:p>
             <w:pPr>
               <w:bidi/>
-              <w:spacing w:after="110"/>
+              <w:spacing w:after="33"/>
               <w:jc w:val="center"/>
             </w:pPr>
             <w:r>
@@ -518,8 +500,8 @@
                 <w:b/>
                 <w:bCs/>
                 <w:color w:val="111111"/>
-                <w:sz w:val="32"/>
-                <w:szCs w:val="32"/>
+                <w:sz w:val="27"/>
+                <w:szCs w:val="27"/>
                 <w:rtl/>
               </w:rPr>
               <w:t xml:space="preserve">مَدْرَسَتِي</w:t>
@@ -528,7 +510,7 @@
           <w:p>
             <w:pPr>
               <w:bidi/>
-              <w:spacing w:after="60" w:line="400"/>
+              <w:spacing w:after="18" w:line="208"/>
             </w:pPr>
             <w:r>
               <w:rPr>
@@ -536,8 +518,8 @@
                 <w:b w:val="false"/>
                 <w:bCs w:val="false"/>
                 <w:color w:val="111111"/>
-                <w:sz w:val="30"/>
-                <w:szCs w:val="30"/>
+                <w:sz w:val="26"/>
+                <w:szCs w:val="26"/>
                 <w:rtl/>
               </w:rPr>
               <w:t xml:space="preserve">اِسْمِي سُمَيَّةُ، أَنَا طَالِبَةٌ فِي الصَّفِّ السَّادِسِ.</w:t>
@@ -546,7 +528,7 @@
           <w:p>
             <w:pPr>
               <w:bidi/>
-              <w:spacing w:after="60" w:line="400"/>
+              <w:spacing w:after="18" w:line="208"/>
             </w:pPr>
             <w:r>
               <w:rPr>
@@ -554,8 +536,8 @@
                 <w:b w:val="false"/>
                 <w:bCs w:val="false"/>
                 <w:color w:val="111111"/>
-                <w:sz w:val="30"/>
-                <w:szCs w:val="30"/>
+                <w:sz w:val="26"/>
+                <w:szCs w:val="26"/>
                 <w:rtl/>
               </w:rPr>
               <w:t xml:space="preserve">مَدْرَسَتِي كَبِيرَةٌ، وَفِيهَا ثَلَاثَةُ طَوَابِقَ.</w:t>
@@ -564,7 +546,7 @@
           <w:p>
             <w:pPr>
               <w:bidi/>
-              <w:spacing w:after="60" w:line="400"/>
+              <w:spacing w:after="18" w:line="208"/>
             </w:pPr>
             <w:r>
               <w:rPr>
@@ -572,8 +554,8 @@
                 <w:b w:val="false"/>
                 <w:bCs w:val="false"/>
                 <w:color w:val="111111"/>
-                <w:sz w:val="30"/>
-                <w:szCs w:val="30"/>
+                <w:sz w:val="26"/>
+                <w:szCs w:val="26"/>
                 <w:rtl/>
               </w:rPr>
               <w:t xml:space="preserve">فِي الطَّابِقِ الْأَوَّلِ الْمَقْصِفُ وَغُرْفَةُ الْمُدِيرِ.</w:t>
@@ -582,7 +564,7 @@
           <w:p>
             <w:pPr>
               <w:bidi/>
-              <w:spacing w:after="60" w:line="400"/>
+              <w:spacing w:after="18" w:line="208"/>
             </w:pPr>
             <w:r>
               <w:rPr>
@@ -590,8 +572,8 @@
                 <w:b w:val="false"/>
                 <w:bCs w:val="false"/>
                 <w:color w:val="111111"/>
-                <w:sz w:val="30"/>
-                <w:szCs w:val="30"/>
+                <w:sz w:val="26"/>
+                <w:szCs w:val="26"/>
                 <w:rtl/>
               </w:rPr>
               <w:t xml:space="preserve">فِي الطَّابِقِ الثَّانِي الْمَكْتَبَةُ وَالْمُخْتَبَرُ.</w:t>
@@ -600,7 +582,7 @@
           <w:p>
             <w:pPr>
               <w:bidi/>
-              <w:spacing w:after="60" w:line="400"/>
+              <w:spacing w:after="18" w:line="208"/>
             </w:pPr>
             <w:r>
               <w:rPr>
@@ -608,8 +590,8 @@
                 <w:b w:val="false"/>
                 <w:bCs w:val="false"/>
                 <w:color w:val="111111"/>
-                <w:sz w:val="30"/>
-                <w:szCs w:val="30"/>
+                <w:sz w:val="26"/>
+                <w:szCs w:val="26"/>
                 <w:rtl/>
               </w:rPr>
               <w:t xml:space="preserve">صَفِّي فِي الطَّابِقِ الثَّالِثِ، وَفِيهِ خَرِيطَةٌ وَحَاسُوبٌ وَسَاعَةٌ.</w:t>
@@ -618,7 +600,7 @@
           <w:p>
             <w:pPr>
               <w:bidi/>
-              <w:spacing w:after="60" w:line="400"/>
+              <w:spacing w:after="18" w:line="208"/>
             </w:pPr>
             <w:r>
               <w:rPr>
@@ -626,8 +608,8 @@
                 <w:b w:val="false"/>
                 <w:bCs w:val="false"/>
                 <w:color w:val="111111"/>
-                <w:sz w:val="30"/>
-                <w:szCs w:val="30"/>
+                <w:sz w:val="26"/>
+                <w:szCs w:val="26"/>
                 <w:rtl/>
               </w:rPr>
               <w:t xml:space="preserve">اَلسَّبُّورَةُ أَمَامَ الْمَقَاعِدِ، وَالْمَسْجِدُ خَلْفَ الْمَدْرَسَةِ.</w:t>
@@ -638,7 +620,7 @@
     </w:tbl>
     <w:p>
       <w:pPr>
-        <w:spacing w:after="60"/>
+        <w:spacing w:after="18"/>
       </w:pPr>
       <w:r>
         <w:rPr>
@@ -648,8 +630,8 @@
           <w:i w:val="false"/>
           <w:iCs w:val="false"/>
           <w:color w:val="111111"/>
-          <w:sz w:val="21"/>
-          <w:szCs w:val="21"/>
+          <w:sz w:val="17"/>
+          <w:szCs w:val="17"/>
         </w:rPr>
         <w:t xml:space="preserve"/>
       </w:r>
@@ -658,7 +640,7 @@
       <w:pPr>
         <w:keepNext/>
         <w:bidi/>
-        <w:spacing w:after="40" w:before="0" w:line="300"/>
+        <w:spacing w:after="12" w:before="0" w:line="208"/>
         <w:ind w:left="340"/>
       </w:pPr>
       <w:r>
@@ -669,8 +651,8 @@
           <w:i w:val="false"/>
           <w:iCs w:val="false"/>
           <w:color w:val="111111"/>
-          <w:sz w:val="20"/>
-          <w:szCs w:val="20"/>
+          <w:sz w:val="17"/>
+          <w:szCs w:val="17"/>
         </w:rPr>
         <w:t xml:space="preserve">a.‎  </w:t>
       </w:r>
@@ -680,8 +662,8 @@
           <w:b w:val="false"/>
           <w:bCs w:val="false"/>
           <w:color w:val="111111"/>
-          <w:sz w:val="28"/>
-          <w:szCs w:val="28"/>
+          <w:sz w:val="25"/>
+          <w:szCs w:val="25"/>
           <w:rtl/>
         </w:rPr>
         <w:t xml:space="preserve">كَمْ طَابِقًا فِي الْمَدْرَسَةِ؟</w:t>
@@ -727,7 +709,7 @@
           <w:p>
             <w:pPr>
               <w:bidi/>
-              <w:spacing w:after="0" w:line="330"/>
+              <w:spacing w:after="0" w:line="208"/>
             </w:pPr>
             <w:r>
               <w:rPr>
@@ -737,8 +719,8 @@
                 <w:i w:val="false"/>
                 <w:iCs w:val="false"/>
                 <w:color w:val="111111"/>
-                <w:sz w:val="20"/>
-                <w:szCs w:val="20"/>
+                <w:sz w:val="17"/>
+                <w:szCs w:val="17"/>
               </w:rPr>
               <w:t xml:space="preserve">B.‎  </w:t>
             </w:r>
@@ -748,8 +730,8 @@
                 <w:b w:val="false"/>
                 <w:bCs w:val="false"/>
                 <w:color w:val="111111"/>
-                <w:sz w:val="28"/>
-                <w:szCs w:val="28"/>
+                <w:sz w:val="25"/>
+                <w:szCs w:val="25"/>
                 <w:rtl/>
               </w:rPr>
               <w:t xml:space="preserve">ثَلَاثَةُ طَوَابِقَ</w:t>
@@ -776,7 +758,7 @@
           <w:p>
             <w:pPr>
               <w:bidi/>
-              <w:spacing w:after="0" w:line="330"/>
+              <w:spacing w:after="0" w:line="208"/>
             </w:pPr>
             <w:r>
               <w:rPr>
@@ -786,8 +768,8 @@
                 <w:i w:val="false"/>
                 <w:iCs w:val="false"/>
                 <w:color w:val="111111"/>
-                <w:sz w:val="20"/>
-                <w:szCs w:val="20"/>
+                <w:sz w:val="17"/>
+                <w:szCs w:val="17"/>
               </w:rPr>
               <w:t xml:space="preserve">A.‎  </w:t>
             </w:r>
@@ -797,8 +779,8 @@
                 <w:b w:val="false"/>
                 <w:bCs w:val="false"/>
                 <w:color w:val="111111"/>
-                <w:sz w:val="28"/>
-                <w:szCs w:val="28"/>
+                <w:sz w:val="25"/>
+                <w:szCs w:val="25"/>
                 <w:rtl/>
               </w:rPr>
               <w:t xml:space="preserve">طَابِقَانِ</w:t>
@@ -830,7 +812,7 @@
           <w:p>
             <w:pPr>
               <w:bidi/>
-              <w:spacing w:after="0" w:line="330"/>
+              <w:spacing w:after="0" w:line="208"/>
             </w:pPr>
             <w:r>
               <w:rPr>
@@ -840,8 +822,8 @@
                 <w:i w:val="false"/>
                 <w:iCs w:val="false"/>
                 <w:color w:val="111111"/>
-                <w:sz w:val="20"/>
-                <w:szCs w:val="20"/>
+                <w:sz w:val="17"/>
+                <w:szCs w:val="17"/>
               </w:rPr>
               <w:t xml:space="preserve">D.‎  </w:t>
             </w:r>
@@ -851,8 +833,8 @@
                 <w:b w:val="false"/>
                 <w:bCs w:val="false"/>
                 <w:color w:val="111111"/>
-                <w:sz w:val="28"/>
-                <w:szCs w:val="28"/>
+                <w:sz w:val="25"/>
+                <w:szCs w:val="25"/>
                 <w:rtl/>
               </w:rPr>
               <w:t xml:space="preserve">خَمْسَةُ طَوَابِقَ</w:t>
@@ -879,7 +861,7 @@
           <w:p>
             <w:pPr>
               <w:bidi/>
-              <w:spacing w:after="0" w:line="330"/>
+              <w:spacing w:after="0" w:line="208"/>
             </w:pPr>
             <w:r>
               <w:rPr>
@@ -889,8 +871,8 @@
                 <w:i w:val="false"/>
                 <w:iCs w:val="false"/>
                 <w:color w:val="111111"/>
-                <w:sz w:val="20"/>
-                <w:szCs w:val="20"/>
+                <w:sz w:val="17"/>
+                <w:szCs w:val="17"/>
               </w:rPr>
               <w:t xml:space="preserve">C.‎  </w:t>
             </w:r>
@@ -900,8 +882,8 @@
                 <w:b w:val="false"/>
                 <w:bCs w:val="false"/>
                 <w:color w:val="111111"/>
-                <w:sz w:val="28"/>
-                <w:szCs w:val="28"/>
+                <w:sz w:val="25"/>
+                <w:szCs w:val="25"/>
                 <w:rtl/>
               </w:rPr>
               <w:t xml:space="preserve">أَرْبَعَةُ طَوَابِقَ</w:t>
@@ -914,7 +896,7 @@
       <w:pPr>
         <w:keepNext/>
         <w:bidi/>
-        <w:spacing w:after="40" w:before="150" w:line="300"/>
+        <w:spacing w:after="12" w:before="45" w:line="208"/>
         <w:ind w:left="340"/>
       </w:pPr>
       <w:r>
@@ -925,8 +907,8 @@
           <w:i w:val="false"/>
           <w:iCs w:val="false"/>
           <w:color w:val="111111"/>
-          <w:sz w:val="20"/>
-          <w:szCs w:val="20"/>
+          <w:sz w:val="17"/>
+          <w:szCs w:val="17"/>
         </w:rPr>
         <w:t xml:space="preserve">b.‎  </w:t>
       </w:r>
@@ -936,8 +918,8 @@
           <w:b w:val="false"/>
           <w:bCs w:val="false"/>
           <w:color w:val="111111"/>
-          <w:sz w:val="28"/>
-          <w:szCs w:val="28"/>
+          <w:sz w:val="25"/>
+          <w:szCs w:val="25"/>
           <w:rtl/>
         </w:rPr>
         <w:t xml:space="preserve">أَيْنَ الْمَكْتَبَةُ؟</w:t>
@@ -983,7 +965,7 @@
           <w:p>
             <w:pPr>
               <w:bidi/>
-              <w:spacing w:after="0" w:line="330"/>
+              <w:spacing w:after="0" w:line="208"/>
             </w:pPr>
             <w:r>
               <w:rPr>
@@ -993,8 +975,8 @@
                 <w:i w:val="false"/>
                 <w:iCs w:val="false"/>
                 <w:color w:val="111111"/>
-                <w:sz w:val="20"/>
-                <w:szCs w:val="20"/>
+                <w:sz w:val="17"/>
+                <w:szCs w:val="17"/>
               </w:rPr>
               <w:t xml:space="preserve">B.‎  </w:t>
             </w:r>
@@ -1004,8 +986,8 @@
                 <w:b w:val="false"/>
                 <w:bCs w:val="false"/>
                 <w:color w:val="111111"/>
-                <w:sz w:val="28"/>
-                <w:szCs w:val="28"/>
+                <w:sz w:val="25"/>
+                <w:szCs w:val="25"/>
                 <w:rtl/>
               </w:rPr>
               <w:t xml:space="preserve">فِي الطَّابِقِ الْأَوَّلِ</w:t>
@@ -1032,7 +1014,7 @@
           <w:p>
             <w:pPr>
               <w:bidi/>
-              <w:spacing w:after="0" w:line="330"/>
+              <w:spacing w:after="0" w:line="208"/>
             </w:pPr>
             <w:r>
               <w:rPr>
@@ -1042,8 +1024,8 @@
                 <w:i w:val="false"/>
                 <w:iCs w:val="false"/>
                 <w:color w:val="111111"/>
-                <w:sz w:val="20"/>
-                <w:szCs w:val="20"/>
+                <w:sz w:val="17"/>
+                <w:szCs w:val="17"/>
               </w:rPr>
               <w:t xml:space="preserve">A.‎  </w:t>
             </w:r>
@@ -1053,8 +1035,8 @@
                 <w:b w:val="false"/>
                 <w:bCs w:val="false"/>
                 <w:color w:val="111111"/>
-                <w:sz w:val="28"/>
-                <w:szCs w:val="28"/>
+                <w:sz w:val="25"/>
+                <w:szCs w:val="25"/>
                 <w:rtl/>
               </w:rPr>
               <w:t xml:space="preserve">فِي الطَّابِقِ الثَّالِثِ</w:t>
@@ -1086,7 +1068,7 @@
           <w:p>
             <w:pPr>
               <w:bidi/>
-              <w:spacing w:after="0" w:line="330"/>
+              <w:spacing w:after="0" w:line="208"/>
             </w:pPr>
             <w:r>
               <w:rPr>
@@ -1096,8 +1078,8 @@
                 <w:i w:val="false"/>
                 <w:iCs w:val="false"/>
                 <w:color w:val="111111"/>
-                <w:sz w:val="20"/>
-                <w:szCs w:val="20"/>
+                <w:sz w:val="17"/>
+                <w:szCs w:val="17"/>
               </w:rPr>
               <w:t xml:space="preserve">D.‎  </w:t>
             </w:r>
@@ -1107,8 +1089,8 @@
                 <w:b w:val="false"/>
                 <w:bCs w:val="false"/>
                 <w:color w:val="111111"/>
-                <w:sz w:val="28"/>
-                <w:szCs w:val="28"/>
+                <w:sz w:val="25"/>
+                <w:szCs w:val="25"/>
                 <w:rtl/>
               </w:rPr>
               <w:t xml:space="preserve">خَلْفَ الْمَدْرَسَةِ</w:t>
@@ -1135,7 +1117,7 @@
           <w:p>
             <w:pPr>
               <w:bidi/>
-              <w:spacing w:after="0" w:line="330"/>
+              <w:spacing w:after="0" w:line="208"/>
             </w:pPr>
             <w:r>
               <w:rPr>
@@ -1145,8 +1127,8 @@
                 <w:i w:val="false"/>
                 <w:iCs w:val="false"/>
                 <w:color w:val="111111"/>
-                <w:sz w:val="20"/>
-                <w:szCs w:val="20"/>
+                <w:sz w:val="17"/>
+                <w:szCs w:val="17"/>
               </w:rPr>
               <w:t xml:space="preserve">C.‎  </w:t>
             </w:r>
@@ -1156,8 +1138,8 @@
                 <w:b w:val="false"/>
                 <w:bCs w:val="false"/>
                 <w:color w:val="111111"/>
-                <w:sz w:val="28"/>
-                <w:szCs w:val="28"/>
+                <w:sz w:val="25"/>
+                <w:szCs w:val="25"/>
                 <w:rtl/>
               </w:rPr>
               <w:t xml:space="preserve">فِي الطَّابِقِ الثَّانِي</w:t>
@@ -1170,7 +1152,7 @@
       <w:pPr>
         <w:keepNext/>
         <w:bidi/>
-        <w:spacing w:after="40" w:before="150" w:line="300"/>
+        <w:spacing w:after="12" w:before="45" w:line="208"/>
         <w:ind w:left="340"/>
       </w:pPr>
       <w:r>
@@ -1181,8 +1163,8 @@
           <w:i w:val="false"/>
           <w:iCs w:val="false"/>
           <w:color w:val="111111"/>
-          <w:sz w:val="20"/>
-          <w:szCs w:val="20"/>
+          <w:sz w:val="17"/>
+          <w:szCs w:val="17"/>
         </w:rPr>
         <w:t xml:space="preserve">c.‎  </w:t>
       </w:r>
@@ -1192,8 +1174,8 @@
           <w:b w:val="false"/>
           <w:bCs w:val="false"/>
           <w:color w:val="111111"/>
-          <w:sz w:val="28"/>
-          <w:szCs w:val="28"/>
+          <w:sz w:val="25"/>
+          <w:szCs w:val="25"/>
           <w:rtl/>
         </w:rPr>
         <w:t xml:space="preserve">أَيْنَ السَّبُّورَةُ؟</w:t>
@@ -1239,7 +1221,7 @@
           <w:p>
             <w:pPr>
               <w:bidi/>
-              <w:spacing w:after="0" w:line="330"/>
+              <w:spacing w:after="0" w:line="208"/>
             </w:pPr>
             <w:r>
               <w:rPr>
@@ -1249,8 +1231,8 @@
                 <w:i w:val="false"/>
                 <w:iCs w:val="false"/>
                 <w:color w:val="111111"/>
-                <w:sz w:val="20"/>
-                <w:szCs w:val="20"/>
+                <w:sz w:val="17"/>
+                <w:szCs w:val="17"/>
               </w:rPr>
               <w:t xml:space="preserve">B.‎  </w:t>
             </w:r>
@@ -1260,8 +1242,8 @@
                 <w:b w:val="false"/>
                 <w:bCs w:val="false"/>
                 <w:color w:val="111111"/>
-                <w:sz w:val="28"/>
-                <w:szCs w:val="28"/>
+                <w:sz w:val="25"/>
+                <w:szCs w:val="25"/>
                 <w:rtl/>
               </w:rPr>
               <w:t xml:space="preserve">أَمَامَ الْمَقَاعِدِ</w:t>
@@ -1288,7 +1270,7 @@
           <w:p>
             <w:pPr>
               <w:bidi/>
-              <w:spacing w:after="0" w:line="330"/>
+              <w:spacing w:after="0" w:line="208"/>
             </w:pPr>
             <w:r>
               <w:rPr>
@@ -1298,8 +1280,8 @@
                 <w:i w:val="false"/>
                 <w:iCs w:val="false"/>
                 <w:color w:val="111111"/>
-                <w:sz w:val="20"/>
-                <w:szCs w:val="20"/>
+                <w:sz w:val="17"/>
+                <w:szCs w:val="17"/>
               </w:rPr>
               <w:t xml:space="preserve">A.‎  </w:t>
             </w:r>
@@ -1309,8 +1291,8 @@
                 <w:b w:val="false"/>
                 <w:bCs w:val="false"/>
                 <w:color w:val="111111"/>
-                <w:sz w:val="28"/>
-                <w:szCs w:val="28"/>
+                <w:sz w:val="25"/>
+                <w:szCs w:val="25"/>
                 <w:rtl/>
               </w:rPr>
               <w:t xml:space="preserve">تَحْتَ الْمَقَاعِدِ</w:t>
@@ -1342,7 +1324,7 @@
           <w:p>
             <w:pPr>
               <w:bidi/>
-              <w:spacing w:after="0" w:line="330"/>
+              <w:spacing w:after="0" w:line="208"/>
             </w:pPr>
             <w:r>
               <w:rPr>
@@ -1352,8 +1334,8 @@
                 <w:i w:val="false"/>
                 <w:iCs w:val="false"/>
                 <w:color w:val="111111"/>
-                <w:sz w:val="20"/>
-                <w:szCs w:val="20"/>
+                <w:sz w:val="17"/>
+                <w:szCs w:val="17"/>
               </w:rPr>
               <w:t xml:space="preserve">D.‎  </w:t>
             </w:r>
@@ -1363,8 +1345,8 @@
                 <w:b w:val="false"/>
                 <w:bCs w:val="false"/>
                 <w:color w:val="111111"/>
-                <w:sz w:val="28"/>
-                <w:szCs w:val="28"/>
+                <w:sz w:val="25"/>
+                <w:szCs w:val="25"/>
                 <w:rtl/>
               </w:rPr>
               <w:t xml:space="preserve">يَمِينَ الْمَقْصِفِ</w:t>
@@ -1391,7 +1373,7 @@
           <w:p>
             <w:pPr>
               <w:bidi/>
-              <w:spacing w:after="0" w:line="330"/>
+              <w:spacing w:after="0" w:line="208"/>
             </w:pPr>
             <w:r>
               <w:rPr>
@@ -1401,8 +1383,8 @@
                 <w:i w:val="false"/>
                 <w:iCs w:val="false"/>
                 <w:color w:val="111111"/>
-                <w:sz w:val="20"/>
-                <w:szCs w:val="20"/>
+                <w:sz w:val="17"/>
+                <w:szCs w:val="17"/>
               </w:rPr>
               <w:t xml:space="preserve">C.‎  </w:t>
             </w:r>
@@ -1412,8 +1394,8 @@
                 <w:b w:val="false"/>
                 <w:bCs w:val="false"/>
                 <w:color w:val="111111"/>
-                <w:sz w:val="28"/>
-                <w:szCs w:val="28"/>
+                <w:sz w:val="25"/>
+                <w:szCs w:val="25"/>
                 <w:rtl/>
               </w:rPr>
               <w:t xml:space="preserve">خَلْفَ الْمَدْرَسَةِ</w:t>
@@ -1425,7 +1407,7 @@
     <w:p>
       <w:pPr>
         <w:keepNext w:val="false"/>
-        <w:spacing w:after="40" w:before="150" w:line="280"/>
+        <w:spacing w:after="12" w:before="45" w:line="208"/>
         <w:ind w:left="620" w:hanging="280"/>
       </w:pPr>
       <w:r>
@@ -1436,8 +1418,8 @@
           <w:i w:val="false"/>
           <w:iCs w:val="false"/>
           <w:color w:val="111111"/>
-          <w:sz w:val="20"/>
-          <w:szCs w:val="20"/>
+          <w:sz w:val="17"/>
+          <w:szCs w:val="17"/>
         </w:rPr>
         <w:t xml:space="preserve">d)  Senin sınıfın kaçıncı kattadır? Arapça bir cümleyle yazınız.</w:t>
       </w:r>
@@ -1445,10 +1427,10 @@
     <w:p>
       <w:pPr>
         <w:pBdr>
-          <w:bottom w:val="dotted" w:color="97A4B1" w:sz="6"/>
+          <w:bottom w:val="dotted" w:color="96A3B0" w:sz="6"/>
         </w:pBdr>
         <w:bidi/>
-        <w:spacing w:after="210" w:line="300"/>
+        <w:spacing w:after="63" w:line="208"/>
         <w:ind w:left="620"/>
       </w:pPr>
       <w:r>
@@ -1459,31 +1441,8 @@
           <w:i w:val="false"/>
           <w:iCs w:val="false"/>
           <w:color w:val="111111"/>
-          <w:sz w:val="21"/>
-          <w:szCs w:val="21"/>
-        </w:rPr>
-        <w:t xml:space="preserve"/>
-      </w:r>
-    </w:p>
-    <w:p>
-      <w:pPr>
-        <w:pBdr>
-          <w:bottom w:val="dotted" w:color="96A3B0" w:sz="6"/>
-        </w:pBdr>
-        <w:bidi/>
-        <w:spacing w:after="210" w:line="300"/>
-        <w:ind w:left="620"/>
-      </w:pPr>
-      <w:r>
-        <w:rPr>
-          <w:rFonts w:ascii="Times New Roman" w:cs="Times New Roman" w:eastAsia="Times New Roman" w:hAnsi="Times New Roman"/>
-          <w:b w:val="false"/>
-          <w:bCs w:val="false"/>
-          <w:i w:val="false"/>
-          <w:iCs w:val="false"/>
-          <w:color w:val="111111"/>
-          <w:sz w:val="21"/>
-          <w:szCs w:val="21"/>
+          <w:sz w:val="17"/>
+          <w:szCs w:val="17"/>
         </w:rPr>
         <w:t xml:space="preserve"/>
       </w:r>
@@ -1493,7 +1452,7 @@
         <w:tabs>
           <w:tab w:val="right" w:pos="9864"/>
         </w:tabs>
-        <w:spacing w:after="90" w:before="220" w:line="280"/>
+        <w:spacing w:after="27" w:before="66" w:line="208"/>
         <w:ind w:left="340" w:hanging="340"/>
       </w:pPr>
       <w:r>
@@ -1504,16 +1463,16 @@
           <w:i w:val="false"/>
           <w:iCs w:val="false"/>
           <w:color w:val="111111"/>
-          <w:sz w:val="21"/>
-          <w:szCs w:val="21"/>
+          <w:sz w:val="17"/>
+          <w:szCs w:val="17"/>
         </w:rPr>
         <w:t xml:space="preserve">2.</w:t>
       </w:r>
       <w:r>
         <w:rPr>
           <w:rFonts w:ascii="Times New Roman" w:cs="Times New Roman" w:eastAsia="Times New Roman" w:hAnsi="Times New Roman"/>
-          <w:sz w:val="21"/>
-          <w:szCs w:val="21"/>
+          <w:sz w:val="17"/>
+          <w:szCs w:val="17"/>
         </w:rPr>
         <w:tab/>
       </w:r>
@@ -1525,16 +1484,16 @@
           <w:i w:val="false"/>
           <w:iCs w:val="false"/>
           <w:color w:val="111111"/>
-          <w:sz w:val="21"/>
-          <w:szCs w:val="21"/>
+          <w:sz w:val="17"/>
+          <w:szCs w:val="17"/>
         </w:rPr>
         <w:t xml:space="preserve">Dinlediğiniz metne göre cümleler doğru ise D, yanlış ise Y kutusunu işaretleyiniz.</w:t>
       </w:r>
       <w:r>
         <w:rPr>
           <w:rFonts w:ascii="Times New Roman" w:cs="Times New Roman" w:eastAsia="Times New Roman" w:hAnsi="Times New Roman"/>
-          <w:sz w:val="21"/>
-          <w:szCs w:val="21"/>
+          <w:sz w:val="17"/>
+          <w:szCs w:val="17"/>
         </w:rPr>
         <w:tab/>
       </w:r>
@@ -1546,8 +1505,8 @@
           <w:i w:val="false"/>
           <w:iCs w:val="false"/>
           <w:color w:val="55636F"/>
-          <w:sz w:val="18"/>
-          <w:szCs w:val="18"/>
+          <w:sz w:val="15"/>
+          <w:szCs w:val="15"/>
         </w:rPr>
         <w:t xml:space="preserve">(10 puan)</w:t>
       </w:r>
@@ -1555,7 +1514,7 @@
     <w:p>
       <w:pPr>
         <w:keepNext w:val="false"/>
-        <w:spacing w:after="90" w:before="0" w:line="280"/>
+        <w:spacing w:after="27" w:before="0" w:line="208"/>
         <w:ind w:left="340"/>
       </w:pPr>
       <w:r>
@@ -1566,8 +1525,8 @@
           <w:i/>
           <w:iCs/>
           <w:color w:val="5B6772"/>
-          <w:sz w:val="18"/>
-          <w:szCs w:val="18"/>
+          <w:sz w:val="15"/>
+          <w:szCs w:val="15"/>
         </w:rPr>
         <w:t xml:space="preserve">Metin öğretmeniniz tarafından iki kez okunacaktır. Her doğru cevap 2 puandır.</w:t>
       </w:r>
@@ -1608,7 +1567,7 @@
           </w:tcPr>
           <w:p>
             <w:pPr>
-              <w:spacing w:after="0" w:line="270"/>
+              <w:spacing w:after="0" w:line="208"/>
               <w:jc w:val="center"/>
             </w:pPr>
             <w:r>
@@ -1619,8 +1578,8 @@
                 <w:i w:val="false"/>
                 <w:iCs w:val="false"/>
                 <w:color w:val="111111"/>
-                <w:sz w:val="18"/>
-                <w:szCs w:val="18"/>
+                <w:sz w:val="15"/>
+                <w:szCs w:val="15"/>
               </w:rPr>
               <w:t xml:space="preserve">No</w:t>
             </w:r>
@@ -1640,7 +1599,7 @@
           </w:tcPr>
           <w:p>
             <w:pPr>
-              <w:spacing w:after="0" w:line="270"/>
+              <w:spacing w:after="0" w:line="208"/>
               <w:jc w:val="center"/>
             </w:pPr>
             <w:r>
@@ -1651,8 +1610,8 @@
                 <w:i w:val="false"/>
                 <w:iCs w:val="false"/>
                 <w:color w:val="111111"/>
-                <w:sz w:val="18"/>
-                <w:szCs w:val="18"/>
+                <w:sz w:val="15"/>
+                <w:szCs w:val="15"/>
               </w:rPr>
               <w:t xml:space="preserve">Cümle</w:t>
             </w:r>
@@ -1672,7 +1631,7 @@
           </w:tcPr>
           <w:p>
             <w:pPr>
-              <w:spacing w:after="0" w:line="270"/>
+              <w:spacing w:after="0" w:line="208"/>
               <w:jc w:val="center"/>
             </w:pPr>
             <w:r>
@@ -1683,8 +1642,8 @@
                 <w:i w:val="false"/>
                 <w:iCs w:val="false"/>
                 <w:color w:val="111111"/>
-                <w:sz w:val="18"/>
-                <w:szCs w:val="18"/>
+                <w:sz w:val="15"/>
+                <w:szCs w:val="15"/>
               </w:rPr>
               <w:t xml:space="preserve">D</w:t>
             </w:r>
@@ -1704,7 +1663,7 @@
           </w:tcPr>
           <w:p>
             <w:pPr>
-              <w:spacing w:after="0" w:line="270"/>
+              <w:spacing w:after="0" w:line="208"/>
               <w:jc w:val="center"/>
             </w:pPr>
             <w:r>
@@ -1715,8 +1674,8 @@
                 <w:i w:val="false"/>
                 <w:iCs w:val="false"/>
                 <w:color w:val="111111"/>
-                <w:sz w:val="18"/>
-                <w:szCs w:val="18"/>
+                <w:sz w:val="15"/>
+                <w:szCs w:val="15"/>
               </w:rPr>
               <w:t xml:space="preserve">Y</w:t>
             </w:r>
@@ -1725,7 +1684,7 @@
       </w:tr>
       <w:tr>
         <w:trPr>
-          <w:trHeight w:val="420" w:hRule="atLeast"/>
+          <w:trHeight w:val="260" w:hRule="atLeast"/>
         </w:trPr>
         <w:tc>
           <w:tcPr>
@@ -1740,19 +1699,19 @@
           </w:tcPr>
           <w:p>
             <w:pPr>
-              <w:spacing w:after="0" w:line="270"/>
-              <w:jc w:val="center"/>
-            </w:pPr>
-            <w:r>
-              <w:rPr>
-                <w:rFonts w:ascii="Times New Roman" w:cs="Times New Roman" w:eastAsia="Times New Roman" w:hAnsi="Times New Roman"/>
-                <w:b w:val="false"/>
-                <w:bCs w:val="false"/>
-                <w:i w:val="false"/>
-                <w:iCs w:val="false"/>
-                <w:color w:val="111111"/>
-                <w:sz w:val="19"/>
-                <w:szCs w:val="19"/>
+              <w:spacing w:after="0" w:line="208"/>
+              <w:jc w:val="center"/>
+            </w:pPr>
+            <w:r>
+              <w:rPr>
+                <w:rFonts w:ascii="Times New Roman" w:cs="Times New Roman" w:eastAsia="Times New Roman" w:hAnsi="Times New Roman"/>
+                <w:b w:val="false"/>
+                <w:bCs w:val="false"/>
+                <w:i w:val="false"/>
+                <w:iCs w:val="false"/>
+                <w:color w:val="111111"/>
+                <w:sz w:val="16"/>
+                <w:szCs w:val="16"/>
               </w:rPr>
               <w:t xml:space="preserve">1</w:t>
             </w:r>
@@ -1772,7 +1731,7 @@
           <w:p>
             <w:pPr>
               <w:bidi/>
-              <w:spacing w:after="0" w:line="320"/>
+              <w:spacing w:after="0" w:line="208"/>
             </w:pPr>
             <w:r>
               <w:rPr>
@@ -1780,8 +1739,8 @@
                 <w:b w:val="false"/>
                 <w:bCs w:val="false"/>
                 <w:color w:val="111111"/>
-                <w:sz w:val="28"/>
-                <w:szCs w:val="28"/>
+                <w:sz w:val="25"/>
+                <w:szCs w:val="25"/>
                 <w:rtl/>
               </w:rPr>
               <w:t xml:space="preserve">مَدْرَسَةُ عُمَرَ بَعِيدَةٌ عَنْ بَيْتِهِ.</w:t>
@@ -1801,18 +1760,18 @@
           </w:tcPr>
           <w:p>
             <w:pPr>
-              <w:spacing w:after="0" w:line="270"/>
-            </w:pPr>
-            <w:r>
-              <w:rPr>
-                <w:rFonts w:ascii="Times New Roman" w:cs="Times New Roman" w:eastAsia="Times New Roman" w:hAnsi="Times New Roman"/>
-                <w:b w:val="false"/>
-                <w:bCs w:val="false"/>
-                <w:i w:val="false"/>
-                <w:iCs w:val="false"/>
-                <w:color w:val="111111"/>
-                <w:sz w:val="21"/>
-                <w:szCs w:val="21"/>
+              <w:spacing w:after="0" w:line="208"/>
+            </w:pPr>
+            <w:r>
+              <w:rPr>
+                <w:rFonts w:ascii="Times New Roman" w:cs="Times New Roman" w:eastAsia="Times New Roman" w:hAnsi="Times New Roman"/>
+                <w:b w:val="false"/>
+                <w:bCs w:val="false"/>
+                <w:i w:val="false"/>
+                <w:iCs w:val="false"/>
+                <w:color w:val="111111"/>
+                <w:sz w:val="17"/>
+                <w:szCs w:val="17"/>
               </w:rPr>
               <w:t xml:space="preserve"/>
             </w:r>
@@ -1829,29 +1788,11 @@
             </w:tcMar>
             <w:vAlign w:val="center"/>
           </w:tcPr>
-          <w:p>
-            <w:pPr>
-              <w:spacing w:after="0" w:line="270"/>
-            </w:pPr>
-            <w:r>
-              <w:rPr>
-                <w:rFonts w:ascii="Times New Roman" w:cs="Times New Roman" w:eastAsia="Times New Roman" w:hAnsi="Times New Roman"/>
-                <w:b w:val="false"/>
-                <w:bCs w:val="false"/>
-                <w:i w:val="false"/>
-                <w:iCs w:val="false"/>
-                <w:color w:val="111111"/>
-                <w:sz w:val="21"/>
-                <w:szCs w:val="21"/>
-              </w:rPr>
-              <w:t xml:space="preserve"/>
-            </w:r>
-          </w:p>
         </w:tc>
       </w:tr>
       <w:tr>
         <w:trPr>
-          <w:trHeight w:val="420" w:hRule="atLeast"/>
+          <w:trHeight w:val="260" w:hRule="atLeast"/>
         </w:trPr>
         <w:tc>
           <w:tcPr>
@@ -1866,19 +1807,19 @@
           </w:tcPr>
           <w:p>
             <w:pPr>
-              <w:spacing w:after="0" w:line="270"/>
-              <w:jc w:val="center"/>
-            </w:pPr>
-            <w:r>
-              <w:rPr>
-                <w:rFonts w:ascii="Times New Roman" w:cs="Times New Roman" w:eastAsia="Times New Roman" w:hAnsi="Times New Roman"/>
-                <w:b w:val="false"/>
-                <w:bCs w:val="false"/>
-                <w:i w:val="false"/>
-                <w:iCs w:val="false"/>
-                <w:color w:val="111111"/>
-                <w:sz w:val="19"/>
-                <w:szCs w:val="19"/>
+              <w:spacing w:after="0" w:line="208"/>
+              <w:jc w:val="center"/>
+            </w:pPr>
+            <w:r>
+              <w:rPr>
+                <w:rFonts w:ascii="Times New Roman" w:cs="Times New Roman" w:eastAsia="Times New Roman" w:hAnsi="Times New Roman"/>
+                <w:b w:val="false"/>
+                <w:bCs w:val="false"/>
+                <w:i w:val="false"/>
+                <w:iCs w:val="false"/>
+                <w:color w:val="111111"/>
+                <w:sz w:val="16"/>
+                <w:szCs w:val="16"/>
               </w:rPr>
               <w:t xml:space="preserve">2</w:t>
             </w:r>
@@ -1898,7 +1839,7 @@
           <w:p>
             <w:pPr>
               <w:bidi/>
-              <w:spacing w:after="0" w:line="320"/>
+              <w:spacing w:after="0" w:line="208"/>
             </w:pPr>
             <w:r>
               <w:rPr>
@@ -1906,8 +1847,8 @@
                 <w:b w:val="false"/>
                 <w:bCs w:val="false"/>
                 <w:color w:val="111111"/>
-                <w:sz w:val="28"/>
-                <w:szCs w:val="28"/>
+                <w:sz w:val="25"/>
+                <w:szCs w:val="25"/>
                 <w:rtl/>
               </w:rPr>
               <w:t xml:space="preserve">صَفُّ عُمَرَ فِي الطَّابِقِ الْأَوَّلِ.</w:t>
@@ -1927,18 +1868,18 @@
           </w:tcPr>
           <w:p>
             <w:pPr>
-              <w:spacing w:after="0" w:line="270"/>
-            </w:pPr>
-            <w:r>
-              <w:rPr>
-                <w:rFonts w:ascii="Times New Roman" w:cs="Times New Roman" w:eastAsia="Times New Roman" w:hAnsi="Times New Roman"/>
-                <w:b w:val="false"/>
-                <w:bCs w:val="false"/>
-                <w:i w:val="false"/>
-                <w:iCs w:val="false"/>
-                <w:color w:val="111111"/>
-                <w:sz w:val="21"/>
-                <w:szCs w:val="21"/>
+              <w:spacing w:after="0" w:line="208"/>
+            </w:pPr>
+            <w:r>
+              <w:rPr>
+                <w:rFonts w:ascii="Times New Roman" w:cs="Times New Roman" w:eastAsia="Times New Roman" w:hAnsi="Times New Roman"/>
+                <w:b w:val="false"/>
+                <w:bCs w:val="false"/>
+                <w:i w:val="false"/>
+                <w:iCs w:val="false"/>
+                <w:color w:val="111111"/>
+                <w:sz w:val="17"/>
+                <w:szCs w:val="17"/>
               </w:rPr>
               <w:t xml:space="preserve"/>
             </w:r>
@@ -1955,29 +1896,11 @@
             </w:tcMar>
             <w:vAlign w:val="center"/>
           </w:tcPr>
-          <w:p>
-            <w:pPr>
-              <w:spacing w:after="0" w:line="270"/>
-            </w:pPr>
-            <w:r>
-              <w:rPr>
-                <w:rFonts w:ascii="Times New Roman" w:cs="Times New Roman" w:eastAsia="Times New Roman" w:hAnsi="Times New Roman"/>
-                <w:b w:val="false"/>
-                <w:bCs w:val="false"/>
-                <w:i w:val="false"/>
-                <w:iCs w:val="false"/>
-                <w:color w:val="111111"/>
-                <w:sz w:val="21"/>
-                <w:szCs w:val="21"/>
-              </w:rPr>
-              <w:t xml:space="preserve"/>
-            </w:r>
-          </w:p>
         </w:tc>
       </w:tr>
       <w:tr>
         <w:trPr>
-          <w:trHeight w:val="420" w:hRule="atLeast"/>
+          <w:trHeight w:val="260" w:hRule="atLeast"/>
         </w:trPr>
         <w:tc>
           <w:tcPr>
@@ -1992,19 +1915,19 @@
           </w:tcPr>
           <w:p>
             <w:pPr>
-              <w:spacing w:after="0" w:line="270"/>
-              <w:jc w:val="center"/>
-            </w:pPr>
-            <w:r>
-              <w:rPr>
-                <w:rFonts w:ascii="Times New Roman" w:cs="Times New Roman" w:eastAsia="Times New Roman" w:hAnsi="Times New Roman"/>
-                <w:b w:val="false"/>
-                <w:bCs w:val="false"/>
-                <w:i w:val="false"/>
-                <w:iCs w:val="false"/>
-                <w:color w:val="111111"/>
-                <w:sz w:val="19"/>
-                <w:szCs w:val="19"/>
+              <w:spacing w:after="0" w:line="208"/>
+              <w:jc w:val="center"/>
+            </w:pPr>
+            <w:r>
+              <w:rPr>
+                <w:rFonts w:ascii="Times New Roman" w:cs="Times New Roman" w:eastAsia="Times New Roman" w:hAnsi="Times New Roman"/>
+                <w:b w:val="false"/>
+                <w:bCs w:val="false"/>
+                <w:i w:val="false"/>
+                <w:iCs w:val="false"/>
+                <w:color w:val="111111"/>
+                <w:sz w:val="16"/>
+                <w:szCs w:val="16"/>
               </w:rPr>
               <w:t xml:space="preserve">3</w:t>
             </w:r>
@@ -2024,7 +1947,7 @@
           <w:p>
             <w:pPr>
               <w:bidi/>
-              <w:spacing w:after="0" w:line="320"/>
+              <w:spacing w:after="0" w:line="208"/>
             </w:pPr>
             <w:r>
               <w:rPr>
@@ -2032,8 +1955,8 @@
                 <w:b w:val="false"/>
                 <w:bCs w:val="false"/>
                 <w:color w:val="111111"/>
-                <w:sz w:val="28"/>
-                <w:szCs w:val="28"/>
+                <w:sz w:val="25"/>
+                <w:szCs w:val="25"/>
                 <w:rtl/>
               </w:rPr>
               <w:t xml:space="preserve">يُوجَدُ حَاسُوبٌ فِي صَفِّ عُمَرَ.</w:t>
@@ -2053,18 +1976,18 @@
           </w:tcPr>
           <w:p>
             <w:pPr>
-              <w:spacing w:after="0" w:line="270"/>
-            </w:pPr>
-            <w:r>
-              <w:rPr>
-                <w:rFonts w:ascii="Times New Roman" w:cs="Times New Roman" w:eastAsia="Times New Roman" w:hAnsi="Times New Roman"/>
-                <w:b w:val="false"/>
-                <w:bCs w:val="false"/>
-                <w:i w:val="false"/>
-                <w:iCs w:val="false"/>
-                <w:color w:val="111111"/>
-                <w:sz w:val="21"/>
-                <w:szCs w:val="21"/>
+              <w:spacing w:after="0" w:line="208"/>
+            </w:pPr>
+            <w:r>
+              <w:rPr>
+                <w:rFonts w:ascii="Times New Roman" w:cs="Times New Roman" w:eastAsia="Times New Roman" w:hAnsi="Times New Roman"/>
+                <w:b w:val="false"/>
+                <w:bCs w:val="false"/>
+                <w:i w:val="false"/>
+                <w:iCs w:val="false"/>
+                <w:color w:val="111111"/>
+                <w:sz w:val="17"/>
+                <w:szCs w:val="17"/>
               </w:rPr>
               <w:t xml:space="preserve"/>
             </w:r>
@@ -2081,29 +2004,11 @@
             </w:tcMar>
             <w:vAlign w:val="center"/>
           </w:tcPr>
-          <w:p>
-            <w:pPr>
-              <w:spacing w:after="0" w:line="270"/>
-            </w:pPr>
-            <w:r>
-              <w:rPr>
-                <w:rFonts w:ascii="Times New Roman" w:cs="Times New Roman" w:eastAsia="Times New Roman" w:hAnsi="Times New Roman"/>
-                <w:b w:val="false"/>
-                <w:bCs w:val="false"/>
-                <w:i w:val="false"/>
-                <w:iCs w:val="false"/>
-                <w:color w:val="111111"/>
-                <w:sz w:val="21"/>
-                <w:szCs w:val="21"/>
-              </w:rPr>
-              <w:t xml:space="preserve"/>
-            </w:r>
-          </w:p>
         </w:tc>
       </w:tr>
       <w:tr>
         <w:trPr>
-          <w:trHeight w:val="420" w:hRule="atLeast"/>
+          <w:trHeight w:val="260" w:hRule="atLeast"/>
         </w:trPr>
         <w:tc>
           <w:tcPr>
@@ -2118,19 +2023,19 @@
           </w:tcPr>
           <w:p>
             <w:pPr>
-              <w:spacing w:after="0" w:line="270"/>
-              <w:jc w:val="center"/>
-            </w:pPr>
-            <w:r>
-              <w:rPr>
-                <w:rFonts w:ascii="Times New Roman" w:cs="Times New Roman" w:eastAsia="Times New Roman" w:hAnsi="Times New Roman"/>
-                <w:b w:val="false"/>
-                <w:bCs w:val="false"/>
-                <w:i w:val="false"/>
-                <w:iCs w:val="false"/>
-                <w:color w:val="111111"/>
-                <w:sz w:val="19"/>
-                <w:szCs w:val="19"/>
+              <w:spacing w:after="0" w:line="208"/>
+              <w:jc w:val="center"/>
+            </w:pPr>
+            <w:r>
+              <w:rPr>
+                <w:rFonts w:ascii="Times New Roman" w:cs="Times New Roman" w:eastAsia="Times New Roman" w:hAnsi="Times New Roman"/>
+                <w:b w:val="false"/>
+                <w:bCs w:val="false"/>
+                <w:i w:val="false"/>
+                <w:iCs w:val="false"/>
+                <w:color w:val="111111"/>
+                <w:sz w:val="16"/>
+                <w:szCs w:val="16"/>
               </w:rPr>
               <w:t xml:space="preserve">4</w:t>
             </w:r>
@@ -2150,7 +2055,7 @@
           <w:p>
             <w:pPr>
               <w:bidi/>
-              <w:spacing w:after="0" w:line="320"/>
+              <w:spacing w:after="0" w:line="208"/>
             </w:pPr>
             <w:r>
               <w:rPr>
@@ -2158,8 +2063,8 @@
                 <w:b w:val="false"/>
                 <w:bCs w:val="false"/>
                 <w:color w:val="111111"/>
-                <w:sz w:val="28"/>
-                <w:szCs w:val="28"/>
+                <w:sz w:val="25"/>
+                <w:szCs w:val="25"/>
                 <w:rtl/>
               </w:rPr>
               <w:t xml:space="preserve">اَلْمَقْصِفُ خَلْفَ الْمَكْتَبَةِ.</w:t>
@@ -2179,18 +2084,18 @@
           </w:tcPr>
           <w:p>
             <w:pPr>
-              <w:spacing w:after="0" w:line="270"/>
-            </w:pPr>
-            <w:r>
-              <w:rPr>
-                <w:rFonts w:ascii="Times New Roman" w:cs="Times New Roman" w:eastAsia="Times New Roman" w:hAnsi="Times New Roman"/>
-                <w:b w:val="false"/>
-                <w:bCs w:val="false"/>
-                <w:i w:val="false"/>
-                <w:iCs w:val="false"/>
-                <w:color w:val="111111"/>
-                <w:sz w:val="21"/>
-                <w:szCs w:val="21"/>
+              <w:spacing w:after="0" w:line="208"/>
+            </w:pPr>
+            <w:r>
+              <w:rPr>
+                <w:rFonts w:ascii="Times New Roman" w:cs="Times New Roman" w:eastAsia="Times New Roman" w:hAnsi="Times New Roman"/>
+                <w:b w:val="false"/>
+                <w:bCs w:val="false"/>
+                <w:i w:val="false"/>
+                <w:iCs w:val="false"/>
+                <w:color w:val="111111"/>
+                <w:sz w:val="17"/>
+                <w:szCs w:val="17"/>
               </w:rPr>
               <w:t xml:space="preserve"/>
             </w:r>
@@ -2207,29 +2112,11 @@
             </w:tcMar>
             <w:vAlign w:val="center"/>
           </w:tcPr>
-          <w:p>
-            <w:pPr>
-              <w:spacing w:after="0" w:line="270"/>
-            </w:pPr>
-            <w:r>
-              <w:rPr>
-                <w:rFonts w:ascii="Times New Roman" w:cs="Times New Roman" w:eastAsia="Times New Roman" w:hAnsi="Times New Roman"/>
-                <w:b w:val="false"/>
-                <w:bCs w:val="false"/>
-                <w:i w:val="false"/>
-                <w:iCs w:val="false"/>
-                <w:color w:val="111111"/>
-                <w:sz w:val="21"/>
-                <w:szCs w:val="21"/>
-              </w:rPr>
-              <w:t xml:space="preserve"/>
-            </w:r>
-          </w:p>
         </w:tc>
       </w:tr>
       <w:tr>
         <w:trPr>
-          <w:trHeight w:val="420" w:hRule="atLeast"/>
+          <w:trHeight w:val="260" w:hRule="atLeast"/>
         </w:trPr>
         <w:tc>
           <w:tcPr>
@@ -2244,19 +2131,19 @@
           </w:tcPr>
           <w:p>
             <w:pPr>
-              <w:spacing w:after="0" w:line="270"/>
-              <w:jc w:val="center"/>
-            </w:pPr>
-            <w:r>
-              <w:rPr>
-                <w:rFonts w:ascii="Times New Roman" w:cs="Times New Roman" w:eastAsia="Times New Roman" w:hAnsi="Times New Roman"/>
-                <w:b w:val="false"/>
-                <w:bCs w:val="false"/>
-                <w:i w:val="false"/>
-                <w:iCs w:val="false"/>
-                <w:color w:val="111111"/>
-                <w:sz w:val="19"/>
-                <w:szCs w:val="19"/>
+              <w:spacing w:after="0" w:line="208"/>
+              <w:jc w:val="center"/>
+            </w:pPr>
+            <w:r>
+              <w:rPr>
+                <w:rFonts w:ascii="Times New Roman" w:cs="Times New Roman" w:eastAsia="Times New Roman" w:hAnsi="Times New Roman"/>
+                <w:b w:val="false"/>
+                <w:bCs w:val="false"/>
+                <w:i w:val="false"/>
+                <w:iCs w:val="false"/>
+                <w:color w:val="111111"/>
+                <w:sz w:val="16"/>
+                <w:szCs w:val="16"/>
               </w:rPr>
               <w:t xml:space="preserve">5</w:t>
             </w:r>
@@ -2276,7 +2163,7 @@
           <w:p>
             <w:pPr>
               <w:bidi/>
-              <w:spacing w:after="0" w:line="320"/>
+              <w:spacing w:after="0" w:line="208"/>
             </w:pPr>
             <w:r>
               <w:rPr>
@@ -2284,8 +2171,8 @@
                 <w:b w:val="false"/>
                 <w:bCs w:val="false"/>
                 <w:color w:val="111111"/>
-                <w:sz w:val="28"/>
-                <w:szCs w:val="28"/>
+                <w:sz w:val="25"/>
+                <w:szCs w:val="25"/>
                 <w:rtl/>
               </w:rPr>
               <w:t xml:space="preserve">يَلْعَبُ عُمَرُ فِي الْفِنَاءِ.</w:t>
@@ -2305,18 +2192,18 @@
           </w:tcPr>
           <w:p>
             <w:pPr>
-              <w:spacing w:after="0" w:line="270"/>
-            </w:pPr>
-            <w:r>
-              <w:rPr>
-                <w:rFonts w:ascii="Times New Roman" w:cs="Times New Roman" w:eastAsia="Times New Roman" w:hAnsi="Times New Roman"/>
-                <w:b w:val="false"/>
-                <w:bCs w:val="false"/>
-                <w:i w:val="false"/>
-                <w:iCs w:val="false"/>
-                <w:color w:val="111111"/>
-                <w:sz w:val="21"/>
-                <w:szCs w:val="21"/>
+              <w:spacing w:after="0" w:line="208"/>
+            </w:pPr>
+            <w:r>
+              <w:rPr>
+                <w:rFonts w:ascii="Times New Roman" w:cs="Times New Roman" w:eastAsia="Times New Roman" w:hAnsi="Times New Roman"/>
+                <w:b w:val="false"/>
+                <w:bCs w:val="false"/>
+                <w:i w:val="false"/>
+                <w:iCs w:val="false"/>
+                <w:color w:val="111111"/>
+                <w:sz w:val="17"/>
+                <w:szCs w:val="17"/>
               </w:rPr>
               <w:t xml:space="preserve"/>
             </w:r>
@@ -2333,24 +2220,6 @@
             </w:tcMar>
             <w:vAlign w:val="center"/>
           </w:tcPr>
-          <w:p>
-            <w:pPr>
-              <w:spacing w:after="0" w:line="270"/>
-            </w:pPr>
-            <w:r>
-              <w:rPr>
-                <w:rFonts w:ascii="Times New Roman" w:cs="Times New Roman" w:eastAsia="Times New Roman" w:hAnsi="Times New Roman"/>
-                <w:b w:val="false"/>
-                <w:bCs w:val="false"/>
-                <w:i w:val="false"/>
-                <w:iCs w:val="false"/>
-                <w:color w:val="111111"/>
-                <w:sz w:val="21"/>
-                <w:szCs w:val="21"/>
-              </w:rPr>
-              <w:t xml:space="preserve"/>
-            </w:r>
-          </w:p>
         </w:tc>
       </w:tr>
     </w:tbl>
@@ -2359,7 +2228,7 @@
         <w:tabs>
           <w:tab w:val="right" w:pos="9864"/>
         </w:tabs>
-        <w:spacing w:after="90" w:before="220" w:line="280"/>
+        <w:spacing w:after="27" w:before="66" w:line="208"/>
         <w:ind w:left="340" w:hanging="340"/>
       </w:pPr>
       <w:r>
@@ -2370,16 +2239,16 @@
           <w:i w:val="false"/>
           <w:iCs w:val="false"/>
           <w:color w:val="111111"/>
-          <w:sz w:val="21"/>
-          <w:szCs w:val="21"/>
+          <w:sz w:val="17"/>
+          <w:szCs w:val="17"/>
         </w:rPr>
         <w:t xml:space="preserve">3.</w:t>
       </w:r>
       <w:r>
         <w:rPr>
           <w:rFonts w:ascii="Times New Roman" w:cs="Times New Roman" w:eastAsia="Times New Roman" w:hAnsi="Times New Roman"/>
-          <w:sz w:val="21"/>
-          <w:szCs w:val="21"/>
+          <w:sz w:val="17"/>
+          <w:szCs w:val="17"/>
         </w:rPr>
         <w:tab/>
       </w:r>
@@ -2391,16 +2260,16 @@
           <w:i w:val="false"/>
           <w:iCs w:val="false"/>
           <w:color w:val="111111"/>
-          <w:sz w:val="21"/>
-          <w:szCs w:val="21"/>
+          <w:sz w:val="17"/>
+          <w:szCs w:val="17"/>
         </w:rPr>
         <w:t xml:space="preserve">Aşağıdaki durumlara uygun seçeneği işaretleyiniz.</w:t>
       </w:r>
       <w:r>
         <w:rPr>
           <w:rFonts w:ascii="Times New Roman" w:cs="Times New Roman" w:eastAsia="Times New Roman" w:hAnsi="Times New Roman"/>
-          <w:sz w:val="21"/>
-          <w:szCs w:val="21"/>
+          <w:sz w:val="17"/>
+          <w:szCs w:val="17"/>
         </w:rPr>
         <w:tab/>
       </w:r>
@@ -2412,8 +2281,8 @@
           <w:i w:val="false"/>
           <w:iCs w:val="false"/>
           <w:color w:val="55636F"/>
-          <w:sz w:val="18"/>
-          <w:szCs w:val="18"/>
+          <w:sz w:val="15"/>
+          <w:szCs w:val="15"/>
         </w:rPr>
         <w:t xml:space="preserve">(15 puan)</w:t>
       </w:r>
@@ -2421,7 +2290,7 @@
     <w:p>
       <w:pPr>
         <w:keepNext w:val="false"/>
-        <w:spacing w:after="90" w:before="0" w:line="280"/>
+        <w:spacing w:after="27" w:before="0" w:line="208"/>
         <w:ind w:left="340"/>
       </w:pPr>
       <w:r>
@@ -2432,8 +2301,8 @@
           <w:i/>
           <w:iCs/>
           <w:color w:val="5B6772"/>
-          <w:sz w:val="18"/>
-          <w:szCs w:val="18"/>
+          <w:sz w:val="15"/>
+          <w:szCs w:val="15"/>
         </w:rPr>
         <w:t xml:space="preserve">Her doğru cevap 3 puandır.</w:t>
       </w:r>
@@ -2441,7 +2310,7 @@
     <w:p>
       <w:pPr>
         <w:keepNext/>
-        <w:spacing w:after="50" w:before="0" w:line="280"/>
+        <w:spacing w:after="15" w:before="0" w:line="208"/>
         <w:ind w:left="340" w:hanging="280"/>
       </w:pPr>
       <w:r>
@@ -2452,8 +2321,8 @@
           <w:i w:val="false"/>
           <w:iCs w:val="false"/>
           <w:color w:val="111111"/>
-          <w:sz w:val="20"/>
-          <w:szCs w:val="20"/>
+          <w:sz w:val="17"/>
+          <w:szCs w:val="17"/>
         </w:rPr>
         <w:t xml:space="preserve">1.  Sınıfında bilgisayar olmadığını söylemek istiyorsun.</w:t>
       </w:r>
@@ -2498,7 +2367,7 @@
           <w:p>
             <w:pPr>
               <w:bidi/>
-              <w:spacing w:after="0" w:line="330"/>
+              <w:spacing w:after="0" w:line="208"/>
               <w:jc w:val="end"/>
             </w:pPr>
             <w:r>
@@ -2509,8 +2378,8 @@
                 <w:i w:val="false"/>
                 <w:iCs w:val="false"/>
                 <w:color w:val="111111"/>
-                <w:sz w:val="20"/>
-                <w:szCs w:val="20"/>
+                <w:sz w:val="17"/>
+                <w:szCs w:val="17"/>
               </w:rPr>
               <w:t xml:space="preserve">A.‎  </w:t>
             </w:r>
@@ -2520,8 +2389,8 @@
                 <w:b w:val="false"/>
                 <w:bCs w:val="false"/>
                 <w:color w:val="111111"/>
-                <w:sz w:val="28"/>
-                <w:szCs w:val="28"/>
+                <w:sz w:val="25"/>
+                <w:szCs w:val="25"/>
                 <w:rtl/>
               </w:rPr>
               <w:t xml:space="preserve">يُوجَدُ حَاسُوبٌ فِي صَفِّي.</w:t>
@@ -2548,7 +2417,7 @@
           <w:p>
             <w:pPr>
               <w:bidi/>
-              <w:spacing w:after="0" w:line="330"/>
+              <w:spacing w:after="0" w:line="208"/>
               <w:jc w:val="end"/>
             </w:pPr>
             <w:r>
@@ -2559,8 +2428,8 @@
                 <w:i w:val="false"/>
                 <w:iCs w:val="false"/>
                 <w:color w:val="111111"/>
-                <w:sz w:val="20"/>
-                <w:szCs w:val="20"/>
+                <w:sz w:val="17"/>
+                <w:szCs w:val="17"/>
               </w:rPr>
               <w:t xml:space="preserve">B.‎  </w:t>
             </w:r>
@@ -2570,8 +2439,8 @@
                 <w:b w:val="false"/>
                 <w:bCs w:val="false"/>
                 <w:color w:val="111111"/>
-                <w:sz w:val="28"/>
-                <w:szCs w:val="28"/>
+                <w:sz w:val="25"/>
+                <w:szCs w:val="25"/>
                 <w:rtl/>
               </w:rPr>
               <w:t xml:space="preserve">لَا يُوجَدُ حَاسُوبٌ فِي صَفِّي.</w:t>
@@ -2603,7 +2472,7 @@
           <w:p>
             <w:pPr>
               <w:bidi/>
-              <w:spacing w:after="0" w:line="330"/>
+              <w:spacing w:after="0" w:line="208"/>
               <w:jc w:val="end"/>
             </w:pPr>
             <w:r>
@@ -2614,8 +2483,8 @@
                 <w:i w:val="false"/>
                 <w:iCs w:val="false"/>
                 <w:color w:val="111111"/>
-                <w:sz w:val="20"/>
-                <w:szCs w:val="20"/>
+                <w:sz w:val="17"/>
+                <w:szCs w:val="17"/>
               </w:rPr>
               <w:t xml:space="preserve">C.‎  </w:t>
             </w:r>
@@ -2625,8 +2494,8 @@
                 <w:b w:val="false"/>
                 <w:bCs w:val="false"/>
                 <w:color w:val="111111"/>
-                <w:sz w:val="28"/>
-                <w:szCs w:val="28"/>
+                <w:sz w:val="25"/>
+                <w:szCs w:val="25"/>
                 <w:rtl/>
               </w:rPr>
               <w:t xml:space="preserve">هَلْ يُوجَدُ حَاسُوبٌ؟</w:t>
@@ -2653,7 +2522,7 @@
           <w:p>
             <w:pPr>
               <w:bidi/>
-              <w:spacing w:after="0" w:line="330"/>
+              <w:spacing w:after="0" w:line="208"/>
               <w:jc w:val="end"/>
             </w:pPr>
             <w:r>
@@ -2664,8 +2533,8 @@
                 <w:i w:val="false"/>
                 <w:iCs w:val="false"/>
                 <w:color w:val="111111"/>
-                <w:sz w:val="20"/>
-                <w:szCs w:val="20"/>
+                <w:sz w:val="17"/>
+                <w:szCs w:val="17"/>
               </w:rPr>
               <w:t xml:space="preserve">D.‎  </w:t>
             </w:r>
@@ -2675,8 +2544,8 @@
                 <w:b w:val="false"/>
                 <w:bCs w:val="false"/>
                 <w:color w:val="111111"/>
-                <w:sz w:val="28"/>
-                <w:szCs w:val="28"/>
+                <w:sz w:val="25"/>
+                <w:szCs w:val="25"/>
                 <w:rtl/>
               </w:rPr>
               <w:t xml:space="preserve">أَيْنَ الْحَاسُوبُ؟</w:t>
@@ -2688,7 +2557,7 @@
     <w:p>
       <w:pPr>
         <w:keepNext/>
-        <w:spacing w:after="50" w:before="120" w:line="280"/>
+        <w:spacing w:after="15" w:before="36" w:line="208"/>
         <w:ind w:left="340" w:hanging="280"/>
       </w:pPr>
       <w:r>
@@ -2699,8 +2568,8 @@
           <w:i w:val="false"/>
           <w:iCs w:val="false"/>
           <w:color w:val="111111"/>
-          <w:sz w:val="20"/>
-          <w:szCs w:val="20"/>
+          <w:sz w:val="17"/>
+          <w:szCs w:val="17"/>
         </w:rPr>
         <w:t xml:space="preserve">2.  Okuma metnine göre müdür odası kaçıncı kattadır?</w:t>
       </w:r>
@@ -2744,7 +2613,7 @@
           </w:tcPr>
           <w:p>
             <w:pPr>
-              <w:spacing w:after="0" w:line="280"/>
+              <w:spacing w:after="0" w:line="208"/>
             </w:pPr>
             <w:r>
               <w:rPr>
@@ -2754,8 +2623,8 @@
                 <w:i w:val="false"/>
                 <w:iCs w:val="false"/>
                 <w:color w:val="111111"/>
-                <w:sz w:val="20"/>
-                <w:szCs w:val="20"/>
+                <w:sz w:val="17"/>
+                <w:szCs w:val="17"/>
               </w:rPr>
               <w:t xml:space="preserve">A)  </w:t>
             </w:r>
@@ -2767,8 +2636,8 @@
                 <w:i w:val="false"/>
                 <w:iCs w:val="false"/>
                 <w:color w:val="111111"/>
-                <w:sz w:val="20"/>
-                <w:szCs w:val="20"/>
+                <w:sz w:val="17"/>
+                <w:szCs w:val="17"/>
               </w:rPr>
               <w:t xml:space="preserve">Birinci katta</w:t>
             </w:r>
@@ -2793,7 +2662,7 @@
           </w:tcPr>
           <w:p>
             <w:pPr>
-              <w:spacing w:after="0" w:line="280"/>
+              <w:spacing w:after="0" w:line="208"/>
             </w:pPr>
             <w:r>
               <w:rPr>
@@ -2803,8 +2672,8 @@
                 <w:i w:val="false"/>
                 <w:iCs w:val="false"/>
                 <w:color w:val="111111"/>
-                <w:sz w:val="20"/>
-                <w:szCs w:val="20"/>
+                <w:sz w:val="17"/>
+                <w:szCs w:val="17"/>
               </w:rPr>
               <w:t xml:space="preserve">B)  </w:t>
             </w:r>
@@ -2816,8 +2685,8 @@
                 <w:i w:val="false"/>
                 <w:iCs w:val="false"/>
                 <w:color w:val="111111"/>
-                <w:sz w:val="20"/>
-                <w:szCs w:val="20"/>
+                <w:sz w:val="17"/>
+                <w:szCs w:val="17"/>
               </w:rPr>
               <w:t xml:space="preserve">İkinci katta</w:t>
             </w:r>
@@ -2847,7 +2716,7 @@
           </w:tcPr>
           <w:p>
             <w:pPr>
-              <w:spacing w:after="0" w:line="280"/>
+              <w:spacing w:after="0" w:line="208"/>
             </w:pPr>
             <w:r>
               <w:rPr>
@@ -2857,8 +2726,8 @@
                 <w:i w:val="false"/>
                 <w:iCs w:val="false"/>
                 <w:color w:val="111111"/>
-                <w:sz w:val="20"/>
-                <w:szCs w:val="20"/>
+                <w:sz w:val="17"/>
+                <w:szCs w:val="17"/>
               </w:rPr>
               <w:t xml:space="preserve">C)  </w:t>
             </w:r>
@@ -2870,8 +2739,8 @@
                 <w:i w:val="false"/>
                 <w:iCs w:val="false"/>
                 <w:color w:val="111111"/>
-                <w:sz w:val="20"/>
-                <w:szCs w:val="20"/>
+                <w:sz w:val="17"/>
+                <w:szCs w:val="17"/>
               </w:rPr>
               <w:t xml:space="preserve">Üçüncü katta</w:t>
             </w:r>
@@ -2896,7 +2765,7 @@
           </w:tcPr>
           <w:p>
             <w:pPr>
-              <w:spacing w:after="0" w:line="280"/>
+              <w:spacing w:after="0" w:line="208"/>
             </w:pPr>
             <w:r>
               <w:rPr>
@@ -2906,8 +2775,8 @@
                 <w:i w:val="false"/>
                 <w:iCs w:val="false"/>
                 <w:color w:val="111111"/>
-                <w:sz w:val="20"/>
-                <w:szCs w:val="20"/>
+                <w:sz w:val="17"/>
+                <w:szCs w:val="17"/>
               </w:rPr>
               <w:t xml:space="preserve">D)  </w:t>
             </w:r>
@@ -2919,8 +2788,8 @@
                 <w:i w:val="false"/>
                 <w:iCs w:val="false"/>
                 <w:color w:val="111111"/>
-                <w:sz w:val="20"/>
-                <w:szCs w:val="20"/>
+                <w:sz w:val="17"/>
+                <w:szCs w:val="17"/>
               </w:rPr>
               <w:t xml:space="preserve">Okulun arkasında</w:t>
             </w:r>
@@ -2931,7 +2800,7 @@
     <w:p>
       <w:pPr>
         <w:keepNext/>
-        <w:spacing w:after="50" w:before="120" w:line="280"/>
+        <w:spacing w:after="15" w:before="36" w:line="208"/>
         <w:ind w:left="340" w:hanging="280"/>
       </w:pPr>
       <w:r>
@@ -2942,8 +2811,8 @@
           <w:i w:val="false"/>
           <w:iCs w:val="false"/>
           <w:color w:val="111111"/>
-          <w:sz w:val="20"/>
-          <w:szCs w:val="20"/>
+          <w:sz w:val="17"/>
+          <w:szCs w:val="17"/>
         </w:rPr>
         <w:t xml:space="preserve">3.  Kitap okumak için okulun hangi bölümüne gidersin?</w:t>
       </w:r>
@@ -2988,7 +2857,7 @@
           <w:p>
             <w:pPr>
               <w:bidi/>
-              <w:spacing w:after="0" w:line="330"/>
+              <w:spacing w:after="0" w:line="208"/>
               <w:jc w:val="end"/>
             </w:pPr>
             <w:r>
@@ -2999,8 +2868,8 @@
                 <w:i w:val="false"/>
                 <w:iCs w:val="false"/>
                 <w:color w:val="111111"/>
-                <w:sz w:val="20"/>
-                <w:szCs w:val="20"/>
+                <w:sz w:val="17"/>
+                <w:szCs w:val="17"/>
               </w:rPr>
               <w:t xml:space="preserve">A.‎  </w:t>
             </w:r>
@@ -3010,8 +2879,8 @@
                 <w:b w:val="false"/>
                 <w:bCs w:val="false"/>
                 <w:color w:val="111111"/>
-                <w:sz w:val="28"/>
-                <w:szCs w:val="28"/>
+                <w:sz w:val="25"/>
+                <w:szCs w:val="25"/>
                 <w:rtl/>
               </w:rPr>
               <w:t xml:space="preserve">اَلْمَقْصِفُ</w:t>
@@ -3038,7 +2907,7 @@
           <w:p>
             <w:pPr>
               <w:bidi/>
-              <w:spacing w:after="0" w:line="330"/>
+              <w:spacing w:after="0" w:line="208"/>
               <w:jc w:val="end"/>
             </w:pPr>
             <w:r>
@@ -3049,8 +2918,8 @@
                 <w:i w:val="false"/>
                 <w:iCs w:val="false"/>
                 <w:color w:val="111111"/>
-                <w:sz w:val="20"/>
-                <w:szCs w:val="20"/>
+                <w:sz w:val="17"/>
+                <w:szCs w:val="17"/>
               </w:rPr>
               <w:t xml:space="preserve">B.‎  </w:t>
             </w:r>
@@ -3060,8 +2929,8 @@
                 <w:b w:val="false"/>
                 <w:bCs w:val="false"/>
                 <w:color w:val="111111"/>
-                <w:sz w:val="28"/>
-                <w:szCs w:val="28"/>
+                <w:sz w:val="25"/>
+                <w:szCs w:val="25"/>
                 <w:rtl/>
               </w:rPr>
               <w:t xml:space="preserve">اَلْمَكْتَبَةُ</w:t>
@@ -3093,7 +2962,7 @@
           <w:p>
             <w:pPr>
               <w:bidi/>
-              <w:spacing w:after="0" w:line="330"/>
+              <w:spacing w:after="0" w:line="208"/>
               <w:jc w:val="end"/>
             </w:pPr>
             <w:r>
@@ -3104,8 +2973,8 @@
                 <w:i w:val="false"/>
                 <w:iCs w:val="false"/>
                 <w:color w:val="111111"/>
-                <w:sz w:val="20"/>
-                <w:szCs w:val="20"/>
+                <w:sz w:val="17"/>
+                <w:szCs w:val="17"/>
               </w:rPr>
               <w:t xml:space="preserve">C.‎  </w:t>
             </w:r>
@@ -3115,8 +2984,8 @@
                 <w:b w:val="false"/>
                 <w:bCs w:val="false"/>
                 <w:color w:val="111111"/>
-                <w:sz w:val="28"/>
-                <w:szCs w:val="28"/>
+                <w:sz w:val="25"/>
+                <w:szCs w:val="25"/>
                 <w:rtl/>
               </w:rPr>
               <w:t xml:space="preserve">اَلْفِنَاءُ</w:t>
@@ -3143,7 +3012,7 @@
           <w:p>
             <w:pPr>
               <w:bidi/>
-              <w:spacing w:after="0" w:line="330"/>
+              <w:spacing w:after="0" w:line="208"/>
               <w:jc w:val="end"/>
             </w:pPr>
             <w:r>
@@ -3154,8 +3023,8 @@
                 <w:i w:val="false"/>
                 <w:iCs w:val="false"/>
                 <w:color w:val="111111"/>
-                <w:sz w:val="20"/>
-                <w:szCs w:val="20"/>
+                <w:sz w:val="17"/>
+                <w:szCs w:val="17"/>
               </w:rPr>
               <w:t xml:space="preserve">D.‎  </w:t>
             </w:r>
@@ -3165,8 +3034,8 @@
                 <w:b w:val="false"/>
                 <w:bCs w:val="false"/>
                 <w:color w:val="111111"/>
-                <w:sz w:val="28"/>
-                <w:szCs w:val="28"/>
+                <w:sz w:val="25"/>
+                <w:szCs w:val="25"/>
                 <w:rtl/>
               </w:rPr>
               <w:t xml:space="preserve">اَلْمُخْتَبَرُ</w:t>
@@ -3178,7 +3047,7 @@
     <w:p>
       <w:pPr>
         <w:keepNext/>
-        <w:spacing w:after="50" w:before="120" w:line="280"/>
+        <w:spacing w:after="15" w:before="36" w:line="208"/>
         <w:ind w:left="340" w:hanging="280"/>
       </w:pPr>
       <w:r>
@@ -3189,8 +3058,8 @@
           <w:i w:val="false"/>
           <w:iCs w:val="false"/>
           <w:color w:val="111111"/>
-          <w:sz w:val="20"/>
-          <w:szCs w:val="20"/>
+          <w:sz w:val="17"/>
+          <w:szCs w:val="17"/>
         </w:rPr>
         <w:t xml:space="preserve">4.  «اَلسَّاعَةُ فَوْقَ السَّبُّورَةِ» cümlesine göre saat nerededir?</w:t>
       </w:r>
@@ -3234,7 +3103,7 @@
           </w:tcPr>
           <w:p>
             <w:pPr>
-              <w:spacing w:after="0" w:line="280"/>
+              <w:spacing w:after="0" w:line="208"/>
             </w:pPr>
             <w:r>
               <w:rPr>
@@ -3244,8 +3113,8 @@
                 <w:i w:val="false"/>
                 <w:iCs w:val="false"/>
                 <w:color w:val="111111"/>
-                <w:sz w:val="20"/>
-                <w:szCs w:val="20"/>
+                <w:sz w:val="17"/>
+                <w:szCs w:val="17"/>
               </w:rPr>
               <w:t xml:space="preserve">A)  </w:t>
             </w:r>
@@ -3257,8 +3126,8 @@
                 <w:i w:val="false"/>
                 <w:iCs w:val="false"/>
                 <w:color w:val="111111"/>
-                <w:sz w:val="20"/>
-                <w:szCs w:val="20"/>
+                <w:sz w:val="17"/>
+                <w:szCs w:val="17"/>
               </w:rPr>
               <w:t xml:space="preserve">Tahtanın altında</w:t>
             </w:r>
@@ -3283,7 +3152,7 @@
           </w:tcPr>
           <w:p>
             <w:pPr>
-              <w:spacing w:after="0" w:line="280"/>
+              <w:spacing w:after="0" w:line="208"/>
             </w:pPr>
             <w:r>
               <w:rPr>
@@ -3293,8 +3162,8 @@
                 <w:i w:val="false"/>
                 <w:iCs w:val="false"/>
                 <w:color w:val="111111"/>
-                <w:sz w:val="20"/>
-                <w:szCs w:val="20"/>
+                <w:sz w:val="17"/>
+                <w:szCs w:val="17"/>
               </w:rPr>
               <w:t xml:space="preserve">B)  </w:t>
             </w:r>
@@ -3306,8 +3175,8 @@
                 <w:i w:val="false"/>
                 <w:iCs w:val="false"/>
                 <w:color w:val="111111"/>
-                <w:sz w:val="20"/>
-                <w:szCs w:val="20"/>
+                <w:sz w:val="17"/>
+                <w:szCs w:val="17"/>
               </w:rPr>
               <w:t xml:space="preserve">Tahtanın solunda</w:t>
             </w:r>
@@ -3337,7 +3206,7 @@
           </w:tcPr>
           <w:p>
             <w:pPr>
-              <w:spacing w:after="0" w:line="280"/>
+              <w:spacing w:after="0" w:line="208"/>
             </w:pPr>
             <w:r>
               <w:rPr>
@@ -3347,8 +3216,8 @@
                 <w:i w:val="false"/>
                 <w:iCs w:val="false"/>
                 <w:color w:val="111111"/>
-                <w:sz w:val="20"/>
-                <w:szCs w:val="20"/>
+                <w:sz w:val="17"/>
+                <w:szCs w:val="17"/>
               </w:rPr>
               <w:t xml:space="preserve">C)  </w:t>
             </w:r>
@@ -3360,8 +3229,8 @@
                 <w:i w:val="false"/>
                 <w:iCs w:val="false"/>
                 <w:color w:val="111111"/>
-                <w:sz w:val="20"/>
-                <w:szCs w:val="20"/>
+                <w:sz w:val="17"/>
+                <w:szCs w:val="17"/>
               </w:rPr>
               <w:t xml:space="preserve">Tahtanın üstünde</w:t>
             </w:r>
@@ -3386,7 +3255,7 @@
           </w:tcPr>
           <w:p>
             <w:pPr>
-              <w:spacing w:after="0" w:line="280"/>
+              <w:spacing w:after="0" w:line="208"/>
             </w:pPr>
             <w:r>
               <w:rPr>
@@ -3396,8 +3265,8 @@
                 <w:i w:val="false"/>
                 <w:iCs w:val="false"/>
                 <w:color w:val="111111"/>
-                <w:sz w:val="20"/>
-                <w:szCs w:val="20"/>
+                <w:sz w:val="17"/>
+                <w:szCs w:val="17"/>
               </w:rPr>
               <w:t xml:space="preserve">D)  </w:t>
             </w:r>
@@ -3409,8 +3278,8 @@
                 <w:i w:val="false"/>
                 <w:iCs w:val="false"/>
                 <w:color w:val="111111"/>
-                <w:sz w:val="20"/>
-                <w:szCs w:val="20"/>
+                <w:sz w:val="17"/>
+                <w:szCs w:val="17"/>
               </w:rPr>
               <w:t xml:space="preserve">Tahtanın sağında</w:t>
             </w:r>
@@ -3421,7 +3290,7 @@
     <w:p>
       <w:pPr>
         <w:keepNext/>
-        <w:spacing w:after="50" w:before="120" w:line="280"/>
+        <w:spacing w:after="15" w:before="36" w:line="208"/>
         <w:ind w:left="340" w:hanging="280"/>
       </w:pPr>
       <w:r>
@@ -3432,8 +3301,8 @@
           <w:i w:val="false"/>
           <w:iCs w:val="false"/>
           <w:color w:val="111111"/>
-          <w:sz w:val="20"/>
-          <w:szCs w:val="20"/>
+          <w:sz w:val="17"/>
+          <w:szCs w:val="17"/>
         </w:rPr>
         <w:t xml:space="preserve">5.  Arkadaşına kantinin nerede olduğunu soruyorsun.</w:t>
       </w:r>
@@ -3478,7 +3347,7 @@
           <w:p>
             <w:pPr>
               <w:bidi/>
-              <w:spacing w:after="0" w:line="330"/>
+              <w:spacing w:after="0" w:line="208"/>
               <w:jc w:val="end"/>
             </w:pPr>
             <w:r>
@@ -3489,8 +3358,8 @@
                 <w:i w:val="false"/>
                 <w:iCs w:val="false"/>
                 <w:color w:val="111111"/>
-                <w:sz w:val="20"/>
-                <w:szCs w:val="20"/>
+                <w:sz w:val="17"/>
+                <w:szCs w:val="17"/>
               </w:rPr>
               <w:t xml:space="preserve">A.‎  </w:t>
             </w:r>
@@ -3500,8 +3369,8 @@
                 <w:b w:val="false"/>
                 <w:bCs w:val="false"/>
                 <w:color w:val="111111"/>
-                <w:sz w:val="28"/>
-                <w:szCs w:val="28"/>
+                <w:sz w:val="25"/>
+                <w:szCs w:val="25"/>
                 <w:rtl/>
               </w:rPr>
               <w:t xml:space="preserve">مَا هَذَا الْمَقْصِفُ؟</w:t>
@@ -3528,7 +3397,7 @@
           <w:p>
             <w:pPr>
               <w:bidi/>
-              <w:spacing w:after="0" w:line="330"/>
+              <w:spacing w:after="0" w:line="208"/>
               <w:jc w:val="end"/>
             </w:pPr>
             <w:r>
@@ -3539,8 +3408,8 @@
                 <w:i w:val="false"/>
                 <w:iCs w:val="false"/>
                 <w:color w:val="111111"/>
-                <w:sz w:val="20"/>
-                <w:szCs w:val="20"/>
+                <w:sz w:val="17"/>
+                <w:szCs w:val="17"/>
               </w:rPr>
               <w:t xml:space="preserve">B.‎  </w:t>
             </w:r>
@@ -3550,8 +3419,8 @@
                 <w:b w:val="false"/>
                 <w:bCs w:val="false"/>
                 <w:color w:val="111111"/>
-                <w:sz w:val="28"/>
-                <w:szCs w:val="28"/>
+                <w:sz w:val="25"/>
+                <w:szCs w:val="25"/>
                 <w:rtl/>
               </w:rPr>
               <w:t xml:space="preserve">أَيْنَ الْمَقْصِفُ؟</w:t>
@@ -3583,7 +3452,7 @@
           <w:p>
             <w:pPr>
               <w:bidi/>
-              <w:spacing w:after="0" w:line="330"/>
+              <w:spacing w:after="0" w:line="208"/>
               <w:jc w:val="end"/>
             </w:pPr>
             <w:r>
@@ -3594,8 +3463,8 @@
                 <w:i w:val="false"/>
                 <w:iCs w:val="false"/>
                 <w:color w:val="111111"/>
-                <w:sz w:val="20"/>
-                <w:szCs w:val="20"/>
+                <w:sz w:val="17"/>
+                <w:szCs w:val="17"/>
               </w:rPr>
               <w:t xml:space="preserve">C.‎  </w:t>
             </w:r>
@@ -3605,8 +3474,8 @@
                 <w:b w:val="false"/>
                 <w:bCs w:val="false"/>
                 <w:color w:val="111111"/>
-                <w:sz w:val="28"/>
-                <w:szCs w:val="28"/>
+                <w:sz w:val="25"/>
+                <w:szCs w:val="25"/>
                 <w:rtl/>
               </w:rPr>
               <w:t xml:space="preserve">هَلْ هَذَا مَقْصِفٌ؟</w:t>
@@ -3633,7 +3502,7 @@
           <w:p>
             <w:pPr>
               <w:bidi/>
-              <w:spacing w:after="0" w:line="330"/>
+              <w:spacing w:after="0" w:line="208"/>
               <w:jc w:val="end"/>
             </w:pPr>
             <w:r>
@@ -3644,8 +3513,8 @@
                 <w:i w:val="false"/>
                 <w:iCs w:val="false"/>
                 <w:color w:val="111111"/>
-                <w:sz w:val="20"/>
-                <w:szCs w:val="20"/>
+                <w:sz w:val="17"/>
+                <w:szCs w:val="17"/>
               </w:rPr>
               <w:t xml:space="preserve">D.‎  </w:t>
             </w:r>
@@ -3655,8 +3524,8 @@
                 <w:b w:val="false"/>
                 <w:bCs w:val="false"/>
                 <w:color w:val="111111"/>
-                <w:sz w:val="28"/>
-                <w:szCs w:val="28"/>
+                <w:sz w:val="25"/>
+                <w:szCs w:val="25"/>
                 <w:rtl/>
               </w:rPr>
               <w:t xml:space="preserve">مَاذَا فِي الْمَقْصِفِ؟</w:t>
@@ -3670,7 +3539,7 @@
         <w:tabs>
           <w:tab w:val="right" w:pos="9864"/>
         </w:tabs>
-        <w:spacing w:after="90" w:before="220" w:line="280"/>
+        <w:spacing w:after="27" w:before="66" w:line="208"/>
         <w:ind w:left="340" w:hanging="340"/>
       </w:pPr>
       <w:r>
@@ -3681,16 +3550,16 @@
           <w:i w:val="false"/>
           <w:iCs w:val="false"/>
           <w:color w:val="111111"/>
-          <w:sz w:val="21"/>
-          <w:szCs w:val="21"/>
+          <w:sz w:val="17"/>
+          <w:szCs w:val="17"/>
         </w:rPr>
         <w:t xml:space="preserve">4.</w:t>
       </w:r>
       <w:r>
         <w:rPr>
           <w:rFonts w:ascii="Times New Roman" w:cs="Times New Roman" w:eastAsia="Times New Roman" w:hAnsi="Times New Roman"/>
-          <w:sz w:val="21"/>
-          <w:szCs w:val="21"/>
+          <w:sz w:val="17"/>
+          <w:szCs w:val="17"/>
         </w:rPr>
         <w:tab/>
       </w:r>
@@ -3702,16 +3571,16 @@
           <w:i w:val="false"/>
           <w:iCs w:val="false"/>
           <w:color w:val="111111"/>
-          <w:sz w:val="21"/>
-          <w:szCs w:val="21"/>
+          <w:sz w:val="17"/>
+          <w:szCs w:val="17"/>
         </w:rPr>
         <w:t xml:space="preserve">Aşağıdaki durumları uygun Arapça ifadeyle eşleştiriniz.</w:t>
       </w:r>
       <w:r>
         <w:rPr>
           <w:rFonts w:ascii="Times New Roman" w:cs="Times New Roman" w:eastAsia="Times New Roman" w:hAnsi="Times New Roman"/>
-          <w:sz w:val="21"/>
-          <w:szCs w:val="21"/>
+          <w:sz w:val="17"/>
+          <w:szCs w:val="17"/>
         </w:rPr>
         <w:tab/>
       </w:r>
@@ -3723,8 +3592,8 @@
           <w:i w:val="false"/>
           <w:iCs w:val="false"/>
           <w:color w:val="55636F"/>
-          <w:sz w:val="18"/>
-          <w:szCs w:val="18"/>
+          <w:sz w:val="15"/>
+          <w:szCs w:val="15"/>
         </w:rPr>
         <w:t xml:space="preserve">(10 puan)</w:t>
       </w:r>
@@ -3732,7 +3601,7 @@
     <w:p>
       <w:pPr>
         <w:keepNext w:val="false"/>
-        <w:spacing w:after="90" w:before="0" w:line="280"/>
+        <w:spacing w:after="27" w:before="0" w:line="208"/>
         <w:ind w:left="340"/>
       </w:pPr>
       <w:r>
@@ -3743,8 +3612,8 @@
           <w:i/>
           <w:iCs/>
           <w:color w:val="5B6772"/>
-          <w:sz w:val="18"/>
-          <w:szCs w:val="18"/>
+          <w:sz w:val="15"/>
+          <w:szCs w:val="15"/>
         </w:rPr>
         <w:t xml:space="preserve">Her doğru eşleştirme 2 puandır.</w:t>
       </w:r>
@@ -3770,7 +3639,7 @@
       </w:tblGrid>
       <w:tr>
         <w:trPr>
-          <w:trHeight w:val="400" w:hRule="atLeast"/>
+          <w:trHeight w:val="248" w:hRule="atLeast"/>
         </w:trPr>
         <w:tc>
           <w:tcPr>
@@ -3788,7 +3657,7 @@
           </w:tcPr>
           <w:p>
             <w:pPr>
-              <w:spacing w:after="0" w:line="270"/>
+              <w:spacing w:after="0" w:line="208"/>
               <w:jc w:val="center"/>
             </w:pPr>
             <w:r>
@@ -3799,8 +3668,8 @@
                 <w:i w:val="false"/>
                 <w:iCs w:val="false"/>
                 <w:color w:val="111111"/>
-                <w:sz w:val="19"/>
-                <w:szCs w:val="19"/>
+                <w:sz w:val="16"/>
+                <w:szCs w:val="16"/>
               </w:rPr>
               <w:t xml:space="preserve">1.</w:t>
             </w:r>
@@ -3822,18 +3691,18 @@
           </w:tcPr>
           <w:p>
             <w:pPr>
-              <w:spacing w:after="0" w:line="270"/>
-            </w:pPr>
-            <w:r>
-              <w:rPr>
-                <w:rFonts w:ascii="Times New Roman" w:cs="Times New Roman" w:eastAsia="Times New Roman" w:hAnsi="Times New Roman"/>
-                <w:b w:val="false"/>
-                <w:bCs w:val="false"/>
-                <w:i w:val="false"/>
-                <w:iCs w:val="false"/>
-                <w:color w:val="111111"/>
-                <w:sz w:val="20"/>
-                <w:szCs w:val="20"/>
+              <w:spacing w:after="0" w:line="208"/>
+            </w:pPr>
+            <w:r>
+              <w:rPr>
+                <w:rFonts w:ascii="Times New Roman" w:cs="Times New Roman" w:eastAsia="Times New Roman" w:hAnsi="Times New Roman"/>
+                <w:b w:val="false"/>
+                <w:bCs w:val="false"/>
+                <w:i w:val="false"/>
+                <w:iCs w:val="false"/>
+                <w:color w:val="111111"/>
+                <w:sz w:val="17"/>
+                <w:szCs w:val="17"/>
               </w:rPr>
               <w:t xml:space="preserve">Sınıfının üçüncü katta olduğunu söylüyorsun.</w:t>
             </w:r>
@@ -3852,19 +3721,19 @@
           </w:tcPr>
           <w:p>
             <w:pPr>
-              <w:spacing w:after="0" w:line="270"/>
-              <w:jc w:val="center"/>
-            </w:pPr>
-            <w:r>
-              <w:rPr>
-                <w:rFonts w:ascii="Times New Roman" w:cs="Times New Roman" w:eastAsia="Times New Roman" w:hAnsi="Times New Roman"/>
-                <w:b w:val="false"/>
-                <w:bCs w:val="false"/>
-                <w:i w:val="false"/>
-                <w:iCs w:val="false"/>
-                <w:color w:val="111111"/>
-                <w:sz w:val="20"/>
-                <w:szCs w:val="20"/>
+              <w:spacing w:after="0" w:line="208"/>
+              <w:jc w:val="center"/>
+            </w:pPr>
+            <w:r>
+              <w:rPr>
+                <w:rFonts w:ascii="Times New Roman" w:cs="Times New Roman" w:eastAsia="Times New Roman" w:hAnsi="Times New Roman"/>
+                <w:b w:val="false"/>
+                <w:bCs w:val="false"/>
+                <w:i w:val="false"/>
+                <w:iCs w:val="false"/>
+                <w:color w:val="111111"/>
+                <w:sz w:val="17"/>
+                <w:szCs w:val="17"/>
               </w:rPr>
               <w:t xml:space="preserve">(       )</w:t>
             </w:r>
@@ -3886,7 +3755,7 @@
           </w:tcPr>
           <w:p>
             <w:pPr>
-              <w:spacing w:after="0" w:line="270"/>
+              <w:spacing w:after="0" w:line="208"/>
               <w:jc w:val="center"/>
             </w:pPr>
             <w:r>
@@ -3897,8 +3766,8 @@
                 <w:i w:val="false"/>
                 <w:iCs w:val="false"/>
                 <w:color w:val="111111"/>
-                <w:sz w:val="19"/>
-                <w:szCs w:val="19"/>
+                <w:sz w:val="16"/>
+                <w:szCs w:val="16"/>
               </w:rPr>
               <w:t xml:space="preserve">a)</w:t>
             </w:r>
@@ -3921,7 +3790,7 @@
           <w:p>
             <w:pPr>
               <w:bidi/>
-              <w:spacing w:after="0" w:line="320"/>
+              <w:spacing w:after="0" w:line="208"/>
             </w:pPr>
             <w:r>
               <w:rPr>
@@ -3929,8 +3798,8 @@
                 <w:b w:val="false"/>
                 <w:bCs w:val="false"/>
                 <w:color w:val="111111"/>
-                <w:sz w:val="28"/>
-                <w:szCs w:val="28"/>
+                <w:sz w:val="25"/>
+                <w:szCs w:val="25"/>
                 <w:rtl/>
               </w:rPr>
               <w:t xml:space="preserve">صَفِّي فِي الطَّابِقِ الثَّالِثِ.</w:t>
@@ -3940,7 +3809,7 @@
       </w:tr>
       <w:tr>
         <w:trPr>
-          <w:trHeight w:val="400" w:hRule="atLeast"/>
+          <w:trHeight w:val="248" w:hRule="atLeast"/>
         </w:trPr>
         <w:tc>
           <w:tcPr>
@@ -3958,7 +3827,7 @@
           </w:tcPr>
           <w:p>
             <w:pPr>
-              <w:spacing w:after="0" w:line="270"/>
+              <w:spacing w:after="0" w:line="208"/>
               <w:jc w:val="center"/>
             </w:pPr>
             <w:r>
@@ -3969,8 +3838,8 @@
                 <w:i w:val="false"/>
                 <w:iCs w:val="false"/>
                 <w:color w:val="111111"/>
-                <w:sz w:val="19"/>
-                <w:szCs w:val="19"/>
+                <w:sz w:val="16"/>
+                <w:szCs w:val="16"/>
               </w:rPr>
               <w:t xml:space="preserve">2.</w:t>
             </w:r>
@@ -3992,18 +3861,18 @@
           </w:tcPr>
           <w:p>
             <w:pPr>
-              <w:spacing w:after="0" w:line="270"/>
-            </w:pPr>
-            <w:r>
-              <w:rPr>
-                <w:rFonts w:ascii="Times New Roman" w:cs="Times New Roman" w:eastAsia="Times New Roman" w:hAnsi="Times New Roman"/>
-                <w:b w:val="false"/>
-                <w:bCs w:val="false"/>
-                <w:i w:val="false"/>
-                <w:iCs w:val="false"/>
-                <w:color w:val="111111"/>
-                <w:sz w:val="20"/>
-                <w:szCs w:val="20"/>
+              <w:spacing w:after="0" w:line="208"/>
+            </w:pPr>
+            <w:r>
+              <w:rPr>
+                <w:rFonts w:ascii="Times New Roman" w:cs="Times New Roman" w:eastAsia="Times New Roman" w:hAnsi="Times New Roman"/>
+                <w:b w:val="false"/>
+                <w:bCs w:val="false"/>
+                <w:i w:val="false"/>
+                <w:iCs w:val="false"/>
+                <w:color w:val="111111"/>
+                <w:sz w:val="17"/>
+                <w:szCs w:val="17"/>
               </w:rPr>
               <w:t xml:space="preserve">Tahtanın sıraların önünde olduğunu söylüyorsun.</w:t>
             </w:r>
@@ -4022,19 +3891,19 @@
           </w:tcPr>
           <w:p>
             <w:pPr>
-              <w:spacing w:after="0" w:line="270"/>
-              <w:jc w:val="center"/>
-            </w:pPr>
-            <w:r>
-              <w:rPr>
-                <w:rFonts w:ascii="Times New Roman" w:cs="Times New Roman" w:eastAsia="Times New Roman" w:hAnsi="Times New Roman"/>
-                <w:b w:val="false"/>
-                <w:bCs w:val="false"/>
-                <w:i w:val="false"/>
-                <w:iCs w:val="false"/>
-                <w:color w:val="111111"/>
-                <w:sz w:val="20"/>
-                <w:szCs w:val="20"/>
+              <w:spacing w:after="0" w:line="208"/>
+              <w:jc w:val="center"/>
+            </w:pPr>
+            <w:r>
+              <w:rPr>
+                <w:rFonts w:ascii="Times New Roman" w:cs="Times New Roman" w:eastAsia="Times New Roman" w:hAnsi="Times New Roman"/>
+                <w:b w:val="false"/>
+                <w:bCs w:val="false"/>
+                <w:i w:val="false"/>
+                <w:iCs w:val="false"/>
+                <w:color w:val="111111"/>
+                <w:sz w:val="17"/>
+                <w:szCs w:val="17"/>
               </w:rPr>
               <w:t xml:space="preserve">(       )</w:t>
             </w:r>
@@ -4056,7 +3925,7 @@
           </w:tcPr>
           <w:p>
             <w:pPr>
-              <w:spacing w:after="0" w:line="270"/>
+              <w:spacing w:after="0" w:line="208"/>
               <w:jc w:val="center"/>
             </w:pPr>
             <w:r>
@@ -4067,8 +3936,8 @@
                 <w:i w:val="false"/>
                 <w:iCs w:val="false"/>
                 <w:color w:val="111111"/>
-                <w:sz w:val="19"/>
-                <w:szCs w:val="19"/>
+                <w:sz w:val="16"/>
+                <w:szCs w:val="16"/>
               </w:rPr>
               <w:t xml:space="preserve">b)</w:t>
             </w:r>
@@ -4091,7 +3960,7 @@
           <w:p>
             <w:pPr>
               <w:bidi/>
-              <w:spacing w:after="0" w:line="320"/>
+              <w:spacing w:after="0" w:line="208"/>
             </w:pPr>
             <w:r>
               <w:rPr>
@@ -4099,8 +3968,8 @@
                 <w:b w:val="false"/>
                 <w:bCs w:val="false"/>
                 <w:color w:val="111111"/>
-                <w:sz w:val="28"/>
-                <w:szCs w:val="28"/>
+                <w:sz w:val="25"/>
+                <w:szCs w:val="25"/>
                 <w:rtl/>
               </w:rPr>
               <w:t xml:space="preserve">اَلْمَسْجِدُ خَلْفَ الْمَدْرَسَةِ.</w:t>
@@ -4110,7 +3979,7 @@
       </w:tr>
       <w:tr>
         <w:trPr>
-          <w:trHeight w:val="400" w:hRule="atLeast"/>
+          <w:trHeight w:val="248" w:hRule="atLeast"/>
         </w:trPr>
         <w:tc>
           <w:tcPr>
@@ -4128,7 +3997,7 @@
           </w:tcPr>
           <w:p>
             <w:pPr>
-              <w:spacing w:after="0" w:line="270"/>
+              <w:spacing w:after="0" w:line="208"/>
               <w:jc w:val="center"/>
             </w:pPr>
             <w:r>
@@ -4139,8 +4008,8 @@
                 <w:i w:val="false"/>
                 <w:iCs w:val="false"/>
                 <w:color w:val="111111"/>
-                <w:sz w:val="19"/>
-                <w:szCs w:val="19"/>
+                <w:sz w:val="16"/>
+                <w:szCs w:val="16"/>
               </w:rPr>
               <w:t xml:space="preserve">3.</w:t>
             </w:r>
@@ -4162,18 +4031,18 @@
           </w:tcPr>
           <w:p>
             <w:pPr>
-              <w:spacing w:after="0" w:line="270"/>
-            </w:pPr>
-            <w:r>
-              <w:rPr>
-                <w:rFonts w:ascii="Times New Roman" w:cs="Times New Roman" w:eastAsia="Times New Roman" w:hAnsi="Times New Roman"/>
-                <w:b w:val="false"/>
-                <w:bCs w:val="false"/>
-                <w:i w:val="false"/>
-                <w:iCs w:val="false"/>
-                <w:color w:val="111111"/>
-                <w:sz w:val="20"/>
-                <w:szCs w:val="20"/>
+              <w:spacing w:after="0" w:line="208"/>
+            </w:pPr>
+            <w:r>
+              <w:rPr>
+                <w:rFonts w:ascii="Times New Roman" w:cs="Times New Roman" w:eastAsia="Times New Roman" w:hAnsi="Times New Roman"/>
+                <w:b w:val="false"/>
+                <w:bCs w:val="false"/>
+                <w:i w:val="false"/>
+                <w:iCs w:val="false"/>
+                <w:color w:val="111111"/>
+                <w:sz w:val="17"/>
+                <w:szCs w:val="17"/>
               </w:rPr>
               <w:t xml:space="preserve">Okulunda laboratuvar olduğunu söylüyorsun.</w:t>
             </w:r>
@@ -4192,19 +4061,19 @@
           </w:tcPr>
           <w:p>
             <w:pPr>
-              <w:spacing w:after="0" w:line="270"/>
-              <w:jc w:val="center"/>
-            </w:pPr>
-            <w:r>
-              <w:rPr>
-                <w:rFonts w:ascii="Times New Roman" w:cs="Times New Roman" w:eastAsia="Times New Roman" w:hAnsi="Times New Roman"/>
-                <w:b w:val="false"/>
-                <w:bCs w:val="false"/>
-                <w:i w:val="false"/>
-                <w:iCs w:val="false"/>
-                <w:color w:val="111111"/>
-                <w:sz w:val="20"/>
-                <w:szCs w:val="20"/>
+              <w:spacing w:after="0" w:line="208"/>
+              <w:jc w:val="center"/>
+            </w:pPr>
+            <w:r>
+              <w:rPr>
+                <w:rFonts w:ascii="Times New Roman" w:cs="Times New Roman" w:eastAsia="Times New Roman" w:hAnsi="Times New Roman"/>
+                <w:b w:val="false"/>
+                <w:bCs w:val="false"/>
+                <w:i w:val="false"/>
+                <w:iCs w:val="false"/>
+                <w:color w:val="111111"/>
+                <w:sz w:val="17"/>
+                <w:szCs w:val="17"/>
               </w:rPr>
               <w:t xml:space="preserve">(       )</w:t>
             </w:r>
@@ -4226,7 +4095,7 @@
           </w:tcPr>
           <w:p>
             <w:pPr>
-              <w:spacing w:after="0" w:line="270"/>
+              <w:spacing w:after="0" w:line="208"/>
               <w:jc w:val="center"/>
             </w:pPr>
             <w:r>
@@ -4237,8 +4106,8 @@
                 <w:i w:val="false"/>
                 <w:iCs w:val="false"/>
                 <w:color w:val="111111"/>
-                <w:sz w:val="19"/>
-                <w:szCs w:val="19"/>
+                <w:sz w:val="16"/>
+                <w:szCs w:val="16"/>
               </w:rPr>
               <w:t xml:space="preserve">c)</w:t>
             </w:r>
@@ -4261,7 +4130,7 @@
           <w:p>
             <w:pPr>
               <w:bidi/>
-              <w:spacing w:after="0" w:line="320"/>
+              <w:spacing w:after="0" w:line="208"/>
             </w:pPr>
             <w:r>
               <w:rPr>
@@ -4269,8 +4138,8 @@
                 <w:b w:val="false"/>
                 <w:bCs w:val="false"/>
                 <w:color w:val="111111"/>
-                <w:sz w:val="28"/>
-                <w:szCs w:val="28"/>
+                <w:sz w:val="25"/>
+                <w:szCs w:val="25"/>
                 <w:rtl/>
               </w:rPr>
               <w:t xml:space="preserve">فِي مَدْرَسَتِي مُخْتَبَرٌ.</w:t>
@@ -4280,7 +4149,7 @@
       </w:tr>
       <w:tr>
         <w:trPr>
-          <w:trHeight w:val="400" w:hRule="atLeast"/>
+          <w:trHeight w:val="248" w:hRule="atLeast"/>
         </w:trPr>
         <w:tc>
           <w:tcPr>
@@ -4298,7 +4167,7 @@
           </w:tcPr>
           <w:p>
             <w:pPr>
-              <w:spacing w:after="0" w:line="270"/>
+              <w:spacing w:after="0" w:line="208"/>
               <w:jc w:val="center"/>
             </w:pPr>
             <w:r>
@@ -4309,8 +4178,8 @@
                 <w:i w:val="false"/>
                 <w:iCs w:val="false"/>
                 <w:color w:val="111111"/>
-                <w:sz w:val="19"/>
-                <w:szCs w:val="19"/>
+                <w:sz w:val="16"/>
+                <w:szCs w:val="16"/>
               </w:rPr>
               <w:t xml:space="preserve">4.</w:t>
             </w:r>
@@ -4332,18 +4201,18 @@
           </w:tcPr>
           <w:p>
             <w:pPr>
-              <w:spacing w:after="0" w:line="270"/>
-            </w:pPr>
-            <w:r>
-              <w:rPr>
-                <w:rFonts w:ascii="Times New Roman" w:cs="Times New Roman" w:eastAsia="Times New Roman" w:hAnsi="Times New Roman"/>
-                <w:b w:val="false"/>
-                <w:bCs w:val="false"/>
-                <w:i w:val="false"/>
-                <w:iCs w:val="false"/>
-                <w:color w:val="111111"/>
-                <w:sz w:val="20"/>
-                <w:szCs w:val="20"/>
+              <w:spacing w:after="0" w:line="208"/>
+            </w:pPr>
+            <w:r>
+              <w:rPr>
+                <w:rFonts w:ascii="Times New Roman" w:cs="Times New Roman" w:eastAsia="Times New Roman" w:hAnsi="Times New Roman"/>
+                <w:b w:val="false"/>
+                <w:bCs w:val="false"/>
+                <w:i w:val="false"/>
+                <w:iCs w:val="false"/>
+                <w:color w:val="111111"/>
+                <w:sz w:val="17"/>
+                <w:szCs w:val="17"/>
               </w:rPr>
               <w:t xml:space="preserve">Kütüphanede ne olduğunu soruyorsun.</w:t>
             </w:r>
@@ -4362,19 +4231,19 @@
           </w:tcPr>
           <w:p>
             <w:pPr>
-              <w:spacing w:after="0" w:line="270"/>
-              <w:jc w:val="center"/>
-            </w:pPr>
-            <w:r>
-              <w:rPr>
-                <w:rFonts w:ascii="Times New Roman" w:cs="Times New Roman" w:eastAsia="Times New Roman" w:hAnsi="Times New Roman"/>
-                <w:b w:val="false"/>
-                <w:bCs w:val="false"/>
-                <w:i w:val="false"/>
-                <w:iCs w:val="false"/>
-                <w:color w:val="111111"/>
-                <w:sz w:val="20"/>
-                <w:szCs w:val="20"/>
+              <w:spacing w:after="0" w:line="208"/>
+              <w:jc w:val="center"/>
+            </w:pPr>
+            <w:r>
+              <w:rPr>
+                <w:rFonts w:ascii="Times New Roman" w:cs="Times New Roman" w:eastAsia="Times New Roman" w:hAnsi="Times New Roman"/>
+                <w:b w:val="false"/>
+                <w:bCs w:val="false"/>
+                <w:i w:val="false"/>
+                <w:iCs w:val="false"/>
+                <w:color w:val="111111"/>
+                <w:sz w:val="17"/>
+                <w:szCs w:val="17"/>
               </w:rPr>
               <w:t xml:space="preserve">(       )</w:t>
             </w:r>
@@ -4396,7 +4265,7 @@
           </w:tcPr>
           <w:p>
             <w:pPr>
-              <w:spacing w:after="0" w:line="270"/>
+              <w:spacing w:after="0" w:line="208"/>
               <w:jc w:val="center"/>
             </w:pPr>
             <w:r>
@@ -4407,8 +4276,8 @@
                 <w:i w:val="false"/>
                 <w:iCs w:val="false"/>
                 <w:color w:val="111111"/>
-                <w:sz w:val="19"/>
-                <w:szCs w:val="19"/>
+                <w:sz w:val="16"/>
+                <w:szCs w:val="16"/>
               </w:rPr>
               <w:t xml:space="preserve">d)</w:t>
             </w:r>
@@ -4431,7 +4300,7 @@
           <w:p>
             <w:pPr>
               <w:bidi/>
-              <w:spacing w:after="0" w:line="320"/>
+              <w:spacing w:after="0" w:line="208"/>
             </w:pPr>
             <w:r>
               <w:rPr>
@@ -4439,8 +4308,8 @@
                 <w:b w:val="false"/>
                 <w:bCs w:val="false"/>
                 <w:color w:val="111111"/>
-                <w:sz w:val="28"/>
-                <w:szCs w:val="28"/>
+                <w:sz w:val="25"/>
+                <w:szCs w:val="25"/>
                 <w:rtl/>
               </w:rPr>
               <w:t xml:space="preserve">مَاذَا يُوجَدُ فِي الْمَكْتَبَةِ؟</w:t>
@@ -4450,7 +4319,7 @@
       </w:tr>
       <w:tr>
         <w:trPr>
-          <w:trHeight w:val="400" w:hRule="atLeast"/>
+          <w:trHeight w:val="248" w:hRule="atLeast"/>
         </w:trPr>
         <w:tc>
           <w:tcPr>
@@ -4468,7 +4337,7 @@
           </w:tcPr>
           <w:p>
             <w:pPr>
-              <w:spacing w:after="0" w:line="270"/>
+              <w:spacing w:after="0" w:line="208"/>
               <w:jc w:val="center"/>
             </w:pPr>
             <w:r>
@@ -4479,8 +4348,8 @@
                 <w:i w:val="false"/>
                 <w:iCs w:val="false"/>
                 <w:color w:val="111111"/>
-                <w:sz w:val="19"/>
-                <w:szCs w:val="19"/>
+                <w:sz w:val="16"/>
+                <w:szCs w:val="16"/>
               </w:rPr>
               <w:t xml:space="preserve">5.</w:t>
             </w:r>
@@ -4502,18 +4371,18 @@
           </w:tcPr>
           <w:p>
             <w:pPr>
-              <w:spacing w:after="0" w:line="270"/>
-            </w:pPr>
-            <w:r>
-              <w:rPr>
-                <w:rFonts w:ascii="Times New Roman" w:cs="Times New Roman" w:eastAsia="Times New Roman" w:hAnsi="Times New Roman"/>
-                <w:b w:val="false"/>
-                <w:bCs w:val="false"/>
-                <w:i w:val="false"/>
-                <w:iCs w:val="false"/>
-                <w:color w:val="111111"/>
-                <w:sz w:val="20"/>
-                <w:szCs w:val="20"/>
+              <w:spacing w:after="0" w:line="208"/>
+            </w:pPr>
+            <w:r>
+              <w:rPr>
+                <w:rFonts w:ascii="Times New Roman" w:cs="Times New Roman" w:eastAsia="Times New Roman" w:hAnsi="Times New Roman"/>
+                <w:b w:val="false"/>
+                <w:bCs w:val="false"/>
+                <w:i w:val="false"/>
+                <w:iCs w:val="false"/>
+                <w:color w:val="111111"/>
+                <w:sz w:val="17"/>
+                <w:szCs w:val="17"/>
               </w:rPr>
               <w:t xml:space="preserve">Mescidin okulun arkasında olduğunu söylüyorsun.</w:t>
             </w:r>
@@ -4532,19 +4401,19 @@
           </w:tcPr>
           <w:p>
             <w:pPr>
-              <w:spacing w:after="0" w:line="270"/>
-              <w:jc w:val="center"/>
-            </w:pPr>
-            <w:r>
-              <w:rPr>
-                <w:rFonts w:ascii="Times New Roman" w:cs="Times New Roman" w:eastAsia="Times New Roman" w:hAnsi="Times New Roman"/>
-                <w:b w:val="false"/>
-                <w:bCs w:val="false"/>
-                <w:i w:val="false"/>
-                <w:iCs w:val="false"/>
-                <w:color w:val="111111"/>
-                <w:sz w:val="20"/>
-                <w:szCs w:val="20"/>
+              <w:spacing w:after="0" w:line="208"/>
+              <w:jc w:val="center"/>
+            </w:pPr>
+            <w:r>
+              <w:rPr>
+                <w:rFonts w:ascii="Times New Roman" w:cs="Times New Roman" w:eastAsia="Times New Roman" w:hAnsi="Times New Roman"/>
+                <w:b w:val="false"/>
+                <w:bCs w:val="false"/>
+                <w:i w:val="false"/>
+                <w:iCs w:val="false"/>
+                <w:color w:val="111111"/>
+                <w:sz w:val="17"/>
+                <w:szCs w:val="17"/>
               </w:rPr>
               <w:t xml:space="preserve">(       )</w:t>
             </w:r>
@@ -4566,7 +4435,7 @@
           </w:tcPr>
           <w:p>
             <w:pPr>
-              <w:spacing w:after="0" w:line="270"/>
+              <w:spacing w:after="0" w:line="208"/>
               <w:jc w:val="center"/>
             </w:pPr>
             <w:r>
@@ -4577,8 +4446,8 @@
                 <w:i w:val="false"/>
                 <w:iCs w:val="false"/>
                 <w:color w:val="111111"/>
-                <w:sz w:val="19"/>
-                <w:szCs w:val="19"/>
+                <w:sz w:val="16"/>
+                <w:szCs w:val="16"/>
               </w:rPr>
               <w:t xml:space="preserve">e)</w:t>
             </w:r>
@@ -4601,7 +4470,7 @@
           <w:p>
             <w:pPr>
               <w:bidi/>
-              <w:spacing w:after="0" w:line="320"/>
+              <w:spacing w:after="0" w:line="208"/>
             </w:pPr>
             <w:r>
               <w:rPr>
@@ -4609,8 +4478,8 @@
                 <w:b w:val="false"/>
                 <w:bCs w:val="false"/>
                 <w:color w:val="111111"/>
-                <w:sz w:val="28"/>
-                <w:szCs w:val="28"/>
+                <w:sz w:val="25"/>
+                <w:szCs w:val="25"/>
                 <w:rtl/>
               </w:rPr>
               <w:t xml:space="preserve">اَلسَّبُّورَةُ أَمَامَ الْمَقَاعِدِ.</w:t>
@@ -4624,7 +4493,7 @@
         <w:tabs>
           <w:tab w:val="right" w:pos="9864"/>
         </w:tabs>
-        <w:spacing w:after="90" w:before="220" w:line="280"/>
+        <w:spacing w:after="27" w:before="66" w:line="208"/>
         <w:ind w:left="340" w:hanging="340"/>
       </w:pPr>
       <w:r>
@@ -4635,16 +4504,16 @@
           <w:i w:val="false"/>
           <w:iCs w:val="false"/>
           <w:color w:val="111111"/>
-          <w:sz w:val="21"/>
-          <w:szCs w:val="21"/>
+          <w:sz w:val="17"/>
+          <w:szCs w:val="17"/>
         </w:rPr>
         <w:t xml:space="preserve">5.</w:t>
       </w:r>
       <w:r>
         <w:rPr>
           <w:rFonts w:ascii="Times New Roman" w:cs="Times New Roman" w:eastAsia="Times New Roman" w:hAnsi="Times New Roman"/>
-          <w:sz w:val="21"/>
-          <w:szCs w:val="21"/>
+          <w:sz w:val="17"/>
+          <w:szCs w:val="17"/>
         </w:rPr>
         <w:tab/>
       </w:r>
@@ -4656,16 +4525,16 @@
           <w:i w:val="false"/>
           <w:iCs w:val="false"/>
           <w:color w:val="111111"/>
-          <w:sz w:val="21"/>
-          <w:szCs w:val="21"/>
+          <w:sz w:val="17"/>
+          <w:szCs w:val="17"/>
         </w:rPr>
         <w:t xml:space="preserve">Yukarıdaki okuma metnine göre boşlukları havuzdaki kelimelerle doldurunuz.</w:t>
       </w:r>
       <w:r>
         <w:rPr>
           <w:rFonts w:ascii="Times New Roman" w:cs="Times New Roman" w:eastAsia="Times New Roman" w:hAnsi="Times New Roman"/>
-          <w:sz w:val="21"/>
-          <w:szCs w:val="21"/>
+          <w:sz w:val="17"/>
+          <w:szCs w:val="17"/>
         </w:rPr>
         <w:tab/>
       </w:r>
@@ -4677,8 +4546,8 @@
           <w:i w:val="false"/>
           <w:iCs w:val="false"/>
           <w:color w:val="55636F"/>
-          <w:sz w:val="18"/>
-          <w:szCs w:val="18"/>
+          <w:sz w:val="15"/>
+          <w:szCs w:val="15"/>
         </w:rPr>
         <w:t xml:space="preserve">(10 puan)</w:t>
       </w:r>
@@ -4686,7 +4555,7 @@
     <w:p>
       <w:pPr>
         <w:keepNext w:val="false"/>
-        <w:spacing w:after="90" w:before="0" w:line="280"/>
+        <w:spacing w:after="27" w:before="0" w:line="208"/>
         <w:ind w:left="340"/>
       </w:pPr>
       <w:r>
@@ -4697,8 +4566,8 @@
           <w:i/>
           <w:iCs/>
           <w:color w:val="5B6772"/>
-          <w:sz w:val="18"/>
-          <w:szCs w:val="18"/>
+          <w:sz w:val="15"/>
+          <w:szCs w:val="15"/>
         </w:rPr>
         <w:t xml:space="preserve">Her doğru cevap 2 puandır.</w:t>
       </w:r>
@@ -4733,7 +4602,7 @@
           </w:tcPr>
           <w:p>
             <w:pPr>
-              <w:spacing w:after="50"/>
+              <w:spacing w:after="15"/>
             </w:pPr>
             <w:r>
               <w:rPr>
@@ -4743,8 +4612,8 @@
                 <w:i w:val="false"/>
                 <w:iCs w:val="false"/>
                 <w:color w:val="39454F"/>
-                <w:sz w:val="17"/>
-                <w:szCs w:val="17"/>
+                <w:sz w:val="14"/>
+                <w:szCs w:val="14"/>
               </w:rPr>
               <w:t xml:space="preserve">KELİME HAVUZU</w:t>
             </w:r>
@@ -4752,7 +4621,7 @@
           <w:p>
             <w:pPr>
               <w:bidi/>
-              <w:spacing w:after="0" w:line="360"/>
+              <w:spacing w:after="0" w:line="208"/>
               <w:jc w:val="center"/>
             </w:pPr>
             <w:r>
@@ -4761,8 +4630,8 @@
                 <w:b w:val="false"/>
                 <w:bCs w:val="false"/>
                 <w:color w:val="111111"/>
-                <w:sz w:val="30"/>
-                <w:szCs w:val="30"/>
+                <w:sz w:val="26"/>
+                <w:szCs w:val="26"/>
                 <w:rtl/>
               </w:rPr>
               <w:t xml:space="preserve">السَّادِسِ   —   طَوَابِقَ   —   الْمَقْصِفُ   —   الثَّانِي   —   خَلْفَ</w:t>
@@ -4773,7 +4642,7 @@
     </w:tbl>
     <w:p>
       <w:pPr>
-        <w:spacing w:after="80"/>
+        <w:spacing w:after="24"/>
       </w:pPr>
       <w:r>
         <w:rPr>
@@ -4783,8 +4652,8 @@
           <w:i w:val="false"/>
           <w:iCs w:val="false"/>
           <w:color w:val="111111"/>
-          <w:sz w:val="21"/>
-          <w:szCs w:val="21"/>
+          <w:sz w:val="17"/>
+          <w:szCs w:val="17"/>
         </w:rPr>
         <w:t xml:space="preserve"/>
       </w:r>
@@ -4807,7 +4676,7 @@
       </w:tblGrid>
       <w:tr>
         <w:trPr>
-          <w:trHeight w:val="480" w:hRule="atLeast"/>
+          <w:trHeight w:val="297" w:hRule="atLeast"/>
         </w:trPr>
         <w:tc>
           <w:tcPr>
@@ -4825,7 +4694,7 @@
           </w:tcPr>
           <w:p>
             <w:pPr>
-              <w:spacing w:after="0" w:line="270"/>
+              <w:spacing w:after="0" w:line="208"/>
               <w:jc w:val="center"/>
             </w:pPr>
             <w:r>
@@ -4836,8 +4705,8 @@
                 <w:i w:val="false"/>
                 <w:iCs w:val="false"/>
                 <w:color w:val="111111"/>
-                <w:sz w:val="19"/>
-                <w:szCs w:val="19"/>
+                <w:sz w:val="16"/>
+                <w:szCs w:val="16"/>
               </w:rPr>
               <w:t xml:space="preserve">1.</w:t>
             </w:r>
@@ -4860,7 +4729,7 @@
           <w:p>
             <w:pPr>
               <w:bidi/>
-              <w:spacing w:after="0" w:line="320"/>
+              <w:spacing w:after="0" w:line="208"/>
             </w:pPr>
             <w:r>
               <w:rPr>
@@ -4868,8 +4737,8 @@
                 <w:b w:val="false"/>
                 <w:bCs w:val="false"/>
                 <w:color w:val="111111"/>
-                <w:sz w:val="28"/>
-                <w:szCs w:val="28"/>
+                <w:sz w:val="25"/>
+                <w:szCs w:val="25"/>
                 <w:rtl/>
               </w:rPr>
               <w:t xml:space="preserve">سُمَيَّةُ طَالِبَةٌ فِي الصَّفِّ ……………………… .</w:t>
@@ -4879,7 +4748,7 @@
       </w:tr>
       <w:tr>
         <w:trPr>
-          <w:trHeight w:val="480" w:hRule="atLeast"/>
+          <w:trHeight w:val="297" w:hRule="atLeast"/>
         </w:trPr>
         <w:tc>
           <w:tcPr>
@@ -4897,7 +4766,7 @@
           </w:tcPr>
           <w:p>
             <w:pPr>
-              <w:spacing w:after="0" w:line="270"/>
+              <w:spacing w:after="0" w:line="208"/>
               <w:jc w:val="center"/>
             </w:pPr>
             <w:r>
@@ -4908,8 +4777,8 @@
                 <w:i w:val="false"/>
                 <w:iCs w:val="false"/>
                 <w:color w:val="111111"/>
-                <w:sz w:val="19"/>
-                <w:szCs w:val="19"/>
+                <w:sz w:val="16"/>
+                <w:szCs w:val="16"/>
               </w:rPr>
               <w:t xml:space="preserve">2.</w:t>
             </w:r>
@@ -4932,7 +4801,7 @@
           <w:p>
             <w:pPr>
               <w:bidi/>
-              <w:spacing w:after="0" w:line="320"/>
+              <w:spacing w:after="0" w:line="208"/>
             </w:pPr>
             <w:r>
               <w:rPr>
@@ -4940,8 +4809,8 @@
                 <w:b w:val="false"/>
                 <w:bCs w:val="false"/>
                 <w:color w:val="111111"/>
-                <w:sz w:val="28"/>
-                <w:szCs w:val="28"/>
+                <w:sz w:val="25"/>
+                <w:szCs w:val="25"/>
                 <w:rtl/>
               </w:rPr>
               <w:t xml:space="preserve">فِي الْمَدْرَسَةِ ثَلَاثَةُ ……………………… .</w:t>
@@ -4951,7 +4820,7 @@
       </w:tr>
       <w:tr>
         <w:trPr>
-          <w:trHeight w:val="480" w:hRule="atLeast"/>
+          <w:trHeight w:val="297" w:hRule="atLeast"/>
         </w:trPr>
         <w:tc>
           <w:tcPr>
@@ -4969,7 +4838,7 @@
           </w:tcPr>
           <w:p>
             <w:pPr>
-              <w:spacing w:after="0" w:line="270"/>
+              <w:spacing w:after="0" w:line="208"/>
               <w:jc w:val="center"/>
             </w:pPr>
             <w:r>
@@ -4980,8 +4849,8 @@
                 <w:i w:val="false"/>
                 <w:iCs w:val="false"/>
                 <w:color w:val="111111"/>
-                <w:sz w:val="19"/>
-                <w:szCs w:val="19"/>
+                <w:sz w:val="16"/>
+                <w:szCs w:val="16"/>
               </w:rPr>
               <w:t xml:space="preserve">3.</w:t>
             </w:r>
@@ -5004,7 +4873,7 @@
           <w:p>
             <w:pPr>
               <w:bidi/>
-              <w:spacing w:after="0" w:line="320"/>
+              <w:spacing w:after="0" w:line="208"/>
             </w:pPr>
             <w:r>
               <w:rPr>
@@ -5012,8 +4881,8 @@
                 <w:b w:val="false"/>
                 <w:bCs w:val="false"/>
                 <w:color w:val="111111"/>
-                <w:sz w:val="28"/>
-                <w:szCs w:val="28"/>
+                <w:sz w:val="25"/>
+                <w:szCs w:val="25"/>
                 <w:rtl/>
               </w:rPr>
               <w:t xml:space="preserve">فِي الطَّابِقِ الْأَوَّلِ ……………………… .</w:t>
@@ -5023,7 +4892,7 @@
       </w:tr>
       <w:tr>
         <w:trPr>
-          <w:trHeight w:val="480" w:hRule="atLeast"/>
+          <w:trHeight w:val="297" w:hRule="atLeast"/>
         </w:trPr>
         <w:tc>
           <w:tcPr>
@@ -5041,7 +4910,7 @@
           </w:tcPr>
           <w:p>
             <w:pPr>
-              <w:spacing w:after="0" w:line="270"/>
+              <w:spacing w:after="0" w:line="208"/>
               <w:jc w:val="center"/>
             </w:pPr>
             <w:r>
@@ -5052,8 +4921,8 @@
                 <w:i w:val="false"/>
                 <w:iCs w:val="false"/>
                 <w:color w:val="111111"/>
-                <w:sz w:val="19"/>
-                <w:szCs w:val="19"/>
+                <w:sz w:val="16"/>
+                <w:szCs w:val="16"/>
               </w:rPr>
               <w:t xml:space="preserve">4.</w:t>
             </w:r>
@@ -5076,7 +4945,7 @@
           <w:p>
             <w:pPr>
               <w:bidi/>
-              <w:spacing w:after="0" w:line="320"/>
+              <w:spacing w:after="0" w:line="208"/>
             </w:pPr>
             <w:r>
               <w:rPr>
@@ -5084,8 +4953,8 @@
                 <w:b w:val="false"/>
                 <w:bCs w:val="false"/>
                 <w:color w:val="111111"/>
-                <w:sz w:val="28"/>
-                <w:szCs w:val="28"/>
+                <w:sz w:val="25"/>
+                <w:szCs w:val="25"/>
                 <w:rtl/>
               </w:rPr>
               <w:t xml:space="preserve">اَلْمَكْتَبَةُ فِي الطَّابِقِ ……………………… .</w:t>
@@ -5095,7 +4964,7 @@
       </w:tr>
       <w:tr>
         <w:trPr>
-          <w:trHeight w:val="480" w:hRule="atLeast"/>
+          <w:trHeight w:val="297" w:hRule="atLeast"/>
         </w:trPr>
         <w:tc>
           <w:tcPr>
@@ -5113,7 +4982,7 @@
           </w:tcPr>
           <w:p>
             <w:pPr>
-              <w:spacing w:after="0" w:line="270"/>
+              <w:spacing w:after="0" w:line="208"/>
               <w:jc w:val="center"/>
             </w:pPr>
             <w:r>
@@ -5124,8 +4993,8 @@
                 <w:i w:val="false"/>
                 <w:iCs w:val="false"/>
                 <w:color w:val="111111"/>
-                <w:sz w:val="19"/>
-                <w:szCs w:val="19"/>
+                <w:sz w:val="16"/>
+                <w:szCs w:val="16"/>
               </w:rPr>
               <w:t xml:space="preserve">5.</w:t>
             </w:r>
@@ -5148,7 +5017,7 @@
           <w:p>
             <w:pPr>
               <w:bidi/>
-              <w:spacing w:after="0" w:line="320"/>
+              <w:spacing w:after="0" w:line="208"/>
             </w:pPr>
             <w:r>
               <w:rPr>
@@ -5156,8 +5025,8 @@
                 <w:b w:val="false"/>
                 <w:bCs w:val="false"/>
                 <w:color w:val="111111"/>
-                <w:sz w:val="28"/>
-                <w:szCs w:val="28"/>
+                <w:sz w:val="25"/>
+                <w:szCs w:val="25"/>
                 <w:rtl/>
               </w:rPr>
               <w:t xml:space="preserve">اَلْمَسْجِدُ ……………………… الْمَدْرَسَةِ.</w:t>
@@ -5171,7 +5040,7 @@
         <w:tabs>
           <w:tab w:val="right" w:pos="9864"/>
         </w:tabs>
-        <w:spacing w:after="90" w:before="220" w:line="280"/>
+        <w:spacing w:after="27" w:before="66" w:line="208"/>
         <w:ind w:left="340" w:hanging="340"/>
       </w:pPr>
       <w:r>
@@ -5182,16 +5051,16 @@
           <w:i w:val="false"/>
           <w:iCs w:val="false"/>
           <w:color w:val="111111"/>
-          <w:sz w:val="21"/>
-          <w:szCs w:val="21"/>
+          <w:sz w:val="17"/>
+          <w:szCs w:val="17"/>
         </w:rPr>
         <w:t xml:space="preserve">6.</w:t>
       </w:r>
       <w:r>
         <w:rPr>
           <w:rFonts w:ascii="Times New Roman" w:cs="Times New Roman" w:eastAsia="Times New Roman" w:hAnsi="Times New Roman"/>
-          <w:sz w:val="21"/>
-          <w:szCs w:val="21"/>
+          <w:sz w:val="17"/>
+          <w:szCs w:val="17"/>
         </w:rPr>
         <w:tab/>
       </w:r>
@@ -5203,16 +5072,16 @@
           <w:i w:val="false"/>
           <w:iCs w:val="false"/>
           <w:color w:val="111111"/>
-          <w:sz w:val="21"/>
-          <w:szCs w:val="21"/>
+          <w:sz w:val="17"/>
+          <w:szCs w:val="17"/>
         </w:rPr>
         <w:t xml:space="preserve">Aşağıdaki yer-yön ifadelerinin Türkçe anlamlarını yazınız.</w:t>
       </w:r>
       <w:r>
         <w:rPr>
           <w:rFonts w:ascii="Times New Roman" w:cs="Times New Roman" w:eastAsia="Times New Roman" w:hAnsi="Times New Roman"/>
-          <w:sz w:val="21"/>
-          <w:szCs w:val="21"/>
+          <w:sz w:val="17"/>
+          <w:szCs w:val="17"/>
         </w:rPr>
         <w:tab/>
       </w:r>
@@ -5224,8 +5093,8 @@
           <w:i w:val="false"/>
           <w:iCs w:val="false"/>
           <w:color w:val="55636F"/>
-          <w:sz w:val="18"/>
-          <w:szCs w:val="18"/>
+          <w:sz w:val="15"/>
+          <w:szCs w:val="15"/>
         </w:rPr>
         <w:t xml:space="preserve">(10 puan)</w:t>
       </w:r>
@@ -5233,7 +5102,7 @@
     <w:p>
       <w:pPr>
         <w:keepNext w:val="false"/>
-        <w:spacing w:after="90" w:before="0" w:line="280"/>
+        <w:spacing w:after="27" w:before="0" w:line="208"/>
         <w:ind w:left="340"/>
       </w:pPr>
       <w:r>
@@ -5244,8 +5113,8 @@
           <w:i/>
           <w:iCs/>
           <w:color w:val="5B6772"/>
-          <w:sz w:val="18"/>
-          <w:szCs w:val="18"/>
+          <w:sz w:val="15"/>
+          <w:szCs w:val="15"/>
         </w:rPr>
         <w:t xml:space="preserve">Örnek: أَمَامَ الْبَابِ ifadesi «kapının önünde» demektir. Her doğru cevap 2 puandır.</w:t>
       </w:r>
@@ -5285,7 +5154,7 @@
           </w:tcPr>
           <w:p>
             <w:pPr>
-              <w:spacing w:after="0" w:line="270"/>
+              <w:spacing w:after="0" w:line="208"/>
               <w:jc w:val="center"/>
             </w:pPr>
             <w:r>
@@ -5296,8 +5165,8 @@
                 <w:i w:val="false"/>
                 <w:iCs w:val="false"/>
                 <w:color w:val="111111"/>
-                <w:sz w:val="18"/>
-                <w:szCs w:val="18"/>
+                <w:sz w:val="15"/>
+                <w:szCs w:val="15"/>
               </w:rPr>
               <w:t xml:space="preserve">No</w:t>
             </w:r>
@@ -5317,7 +5186,7 @@
           </w:tcPr>
           <w:p>
             <w:pPr>
-              <w:spacing w:after="0" w:line="270"/>
+              <w:spacing w:after="0" w:line="208"/>
               <w:jc w:val="center"/>
             </w:pPr>
             <w:r>
@@ -5328,8 +5197,8 @@
                 <w:i w:val="false"/>
                 <w:iCs w:val="false"/>
                 <w:color w:val="111111"/>
-                <w:sz w:val="18"/>
-                <w:szCs w:val="18"/>
+                <w:sz w:val="15"/>
+                <w:szCs w:val="15"/>
               </w:rPr>
               <w:t xml:space="preserve">İfade</w:t>
             </w:r>
@@ -5349,7 +5218,7 @@
           </w:tcPr>
           <w:p>
             <w:pPr>
-              <w:spacing w:after="0" w:line="270"/>
+              <w:spacing w:after="0" w:line="208"/>
               <w:jc w:val="center"/>
             </w:pPr>
             <w:r>
@@ -5360,8 +5229,8 @@
                 <w:i w:val="false"/>
                 <w:iCs w:val="false"/>
                 <w:color w:val="111111"/>
-                <w:sz w:val="18"/>
-                <w:szCs w:val="18"/>
+                <w:sz w:val="15"/>
+                <w:szCs w:val="15"/>
               </w:rPr>
               <w:t xml:space="preserve">Türkçesi</w:t>
             </w:r>
@@ -5370,7 +5239,7 @@
       </w:tr>
       <w:tr>
         <w:trPr>
-          <w:trHeight w:val="430" w:hRule="atLeast"/>
+          <w:trHeight w:val="266" w:hRule="atLeast"/>
         </w:trPr>
         <w:tc>
           <w:tcPr>
@@ -5385,19 +5254,19 @@
           </w:tcPr>
           <w:p>
             <w:pPr>
-              <w:spacing w:after="0" w:line="270"/>
-              <w:jc w:val="center"/>
-            </w:pPr>
-            <w:r>
-              <w:rPr>
-                <w:rFonts w:ascii="Times New Roman" w:cs="Times New Roman" w:eastAsia="Times New Roman" w:hAnsi="Times New Roman"/>
-                <w:b w:val="false"/>
-                <w:bCs w:val="false"/>
-                <w:i w:val="false"/>
-                <w:iCs w:val="false"/>
-                <w:color w:val="111111"/>
-                <w:sz w:val="19"/>
-                <w:szCs w:val="19"/>
+              <w:spacing w:after="0" w:line="208"/>
+              <w:jc w:val="center"/>
+            </w:pPr>
+            <w:r>
+              <w:rPr>
+                <w:rFonts w:ascii="Times New Roman" w:cs="Times New Roman" w:eastAsia="Times New Roman" w:hAnsi="Times New Roman"/>
+                <w:b w:val="false"/>
+                <w:bCs w:val="false"/>
+                <w:i w:val="false"/>
+                <w:iCs w:val="false"/>
+                <w:color w:val="111111"/>
+                <w:sz w:val="16"/>
+                <w:szCs w:val="16"/>
               </w:rPr>
               <w:t xml:space="preserve">1</w:t>
             </w:r>
@@ -5417,7 +5286,7 @@
           <w:p>
             <w:pPr>
               <w:bidi/>
-              <w:spacing w:after="0" w:line="320"/>
+              <w:spacing w:after="0" w:line="208"/>
             </w:pPr>
             <w:r>
               <w:rPr>
@@ -5425,8 +5294,8 @@
                 <w:b w:val="false"/>
                 <w:bCs w:val="false"/>
                 <w:color w:val="111111"/>
-                <w:sz w:val="30"/>
-                <w:szCs w:val="30"/>
+                <w:sz w:val="26"/>
+                <w:szCs w:val="26"/>
                 <w:rtl/>
               </w:rPr>
               <w:t xml:space="preserve">فَوْقَ الْمَقْعَدِ</w:t>
@@ -5446,18 +5315,18 @@
           </w:tcPr>
           <w:p>
             <w:pPr>
-              <w:spacing w:after="0" w:line="270"/>
-            </w:pPr>
-            <w:r>
-              <w:rPr>
-                <w:rFonts w:ascii="Times New Roman" w:cs="Times New Roman" w:eastAsia="Times New Roman" w:hAnsi="Times New Roman"/>
-                <w:b w:val="false"/>
-                <w:bCs w:val="false"/>
-                <w:i w:val="false"/>
-                <w:iCs w:val="false"/>
-                <w:color w:val="111111"/>
-                <w:sz w:val="20"/>
-                <w:szCs w:val="20"/>
+              <w:spacing w:after="0" w:line="208"/>
+            </w:pPr>
+            <w:r>
+              <w:rPr>
+                <w:rFonts w:ascii="Times New Roman" w:cs="Times New Roman" w:eastAsia="Times New Roman" w:hAnsi="Times New Roman"/>
+                <w:b w:val="false"/>
+                <w:bCs w:val="false"/>
+                <w:i w:val="false"/>
+                <w:iCs w:val="false"/>
+                <w:color w:val="111111"/>
+                <w:sz w:val="17"/>
+                <w:szCs w:val="17"/>
               </w:rPr>
               <w:t xml:space="preserve"/>
             </w:r>
@@ -5466,7 +5335,7 @@
       </w:tr>
       <w:tr>
         <w:trPr>
-          <w:trHeight w:val="430" w:hRule="atLeast"/>
+          <w:trHeight w:val="266" w:hRule="atLeast"/>
         </w:trPr>
         <w:tc>
           <w:tcPr>
@@ -5481,19 +5350,19 @@
           </w:tcPr>
           <w:p>
             <w:pPr>
-              <w:spacing w:after="0" w:line="270"/>
-              <w:jc w:val="center"/>
-            </w:pPr>
-            <w:r>
-              <w:rPr>
-                <w:rFonts w:ascii="Times New Roman" w:cs="Times New Roman" w:eastAsia="Times New Roman" w:hAnsi="Times New Roman"/>
-                <w:b w:val="false"/>
-                <w:bCs w:val="false"/>
-                <w:i w:val="false"/>
-                <w:iCs w:val="false"/>
-                <w:color w:val="111111"/>
-                <w:sz w:val="19"/>
-                <w:szCs w:val="19"/>
+              <w:spacing w:after="0" w:line="208"/>
+              <w:jc w:val="center"/>
+            </w:pPr>
+            <w:r>
+              <w:rPr>
+                <w:rFonts w:ascii="Times New Roman" w:cs="Times New Roman" w:eastAsia="Times New Roman" w:hAnsi="Times New Roman"/>
+                <w:b w:val="false"/>
+                <w:bCs w:val="false"/>
+                <w:i w:val="false"/>
+                <w:iCs w:val="false"/>
+                <w:color w:val="111111"/>
+                <w:sz w:val="16"/>
+                <w:szCs w:val="16"/>
               </w:rPr>
               <w:t xml:space="preserve">2</w:t>
             </w:r>
@@ -5513,7 +5382,7 @@
           <w:p>
             <w:pPr>
               <w:bidi/>
-              <w:spacing w:after="0" w:line="320"/>
+              <w:spacing w:after="0" w:line="208"/>
             </w:pPr>
             <w:r>
               <w:rPr>
@@ -5521,8 +5390,8 @@
                 <w:b w:val="false"/>
                 <w:bCs w:val="false"/>
                 <w:color w:val="111111"/>
-                <w:sz w:val="30"/>
-                <w:szCs w:val="30"/>
+                <w:sz w:val="26"/>
+                <w:szCs w:val="26"/>
                 <w:rtl/>
               </w:rPr>
               <w:t xml:space="preserve">تَحْتَ السَّبُّورَةِ</w:t>
@@ -5542,18 +5411,18 @@
           </w:tcPr>
           <w:p>
             <w:pPr>
-              <w:spacing w:after="0" w:line="270"/>
-            </w:pPr>
-            <w:r>
-              <w:rPr>
-                <w:rFonts w:ascii="Times New Roman" w:cs="Times New Roman" w:eastAsia="Times New Roman" w:hAnsi="Times New Roman"/>
-                <w:b w:val="false"/>
-                <w:bCs w:val="false"/>
-                <w:i w:val="false"/>
-                <w:iCs w:val="false"/>
-                <w:color w:val="111111"/>
-                <w:sz w:val="20"/>
-                <w:szCs w:val="20"/>
+              <w:spacing w:after="0" w:line="208"/>
+            </w:pPr>
+            <w:r>
+              <w:rPr>
+                <w:rFonts w:ascii="Times New Roman" w:cs="Times New Roman" w:eastAsia="Times New Roman" w:hAnsi="Times New Roman"/>
+                <w:b w:val="false"/>
+                <w:bCs w:val="false"/>
+                <w:i w:val="false"/>
+                <w:iCs w:val="false"/>
+                <w:color w:val="111111"/>
+                <w:sz w:val="17"/>
+                <w:szCs w:val="17"/>
               </w:rPr>
               <w:t xml:space="preserve"/>
             </w:r>
@@ -5562,7 +5431,7 @@
       </w:tr>
       <w:tr>
         <w:trPr>
-          <w:trHeight w:val="430" w:hRule="atLeast"/>
+          <w:trHeight w:val="266" w:hRule="atLeast"/>
         </w:trPr>
         <w:tc>
           <w:tcPr>
@@ -5577,19 +5446,19 @@
           </w:tcPr>
           <w:p>
             <w:pPr>
-              <w:spacing w:after="0" w:line="270"/>
-              <w:jc w:val="center"/>
-            </w:pPr>
-            <w:r>
-              <w:rPr>
-                <w:rFonts w:ascii="Times New Roman" w:cs="Times New Roman" w:eastAsia="Times New Roman" w:hAnsi="Times New Roman"/>
-                <w:b w:val="false"/>
-                <w:bCs w:val="false"/>
-                <w:i w:val="false"/>
-                <w:iCs w:val="false"/>
-                <w:color w:val="111111"/>
-                <w:sz w:val="19"/>
-                <w:szCs w:val="19"/>
+              <w:spacing w:after="0" w:line="208"/>
+              <w:jc w:val="center"/>
+            </w:pPr>
+            <w:r>
+              <w:rPr>
+                <w:rFonts w:ascii="Times New Roman" w:cs="Times New Roman" w:eastAsia="Times New Roman" w:hAnsi="Times New Roman"/>
+                <w:b w:val="false"/>
+                <w:bCs w:val="false"/>
+                <w:i w:val="false"/>
+                <w:iCs w:val="false"/>
+                <w:color w:val="111111"/>
+                <w:sz w:val="16"/>
+                <w:szCs w:val="16"/>
               </w:rPr>
               <w:t xml:space="preserve">3</w:t>
             </w:r>
@@ -5609,7 +5478,7 @@
           <w:p>
             <w:pPr>
               <w:bidi/>
-              <w:spacing w:after="0" w:line="320"/>
+              <w:spacing w:after="0" w:line="208"/>
             </w:pPr>
             <w:r>
               <w:rPr>
@@ -5617,8 +5486,8 @@
                 <w:b w:val="false"/>
                 <w:bCs w:val="false"/>
                 <w:color w:val="111111"/>
-                <w:sz w:val="30"/>
-                <w:szCs w:val="30"/>
+                <w:sz w:val="26"/>
+                <w:szCs w:val="26"/>
                 <w:rtl/>
               </w:rPr>
               <w:t xml:space="preserve">يَمِينَ الْمَكْتَبَةِ</w:t>
@@ -5638,18 +5507,18 @@
           </w:tcPr>
           <w:p>
             <w:pPr>
-              <w:spacing w:after="0" w:line="270"/>
-            </w:pPr>
-            <w:r>
-              <w:rPr>
-                <w:rFonts w:ascii="Times New Roman" w:cs="Times New Roman" w:eastAsia="Times New Roman" w:hAnsi="Times New Roman"/>
-                <w:b w:val="false"/>
-                <w:bCs w:val="false"/>
-                <w:i w:val="false"/>
-                <w:iCs w:val="false"/>
-                <w:color w:val="111111"/>
-                <w:sz w:val="20"/>
-                <w:szCs w:val="20"/>
+              <w:spacing w:after="0" w:line="208"/>
+            </w:pPr>
+            <w:r>
+              <w:rPr>
+                <w:rFonts w:ascii="Times New Roman" w:cs="Times New Roman" w:eastAsia="Times New Roman" w:hAnsi="Times New Roman"/>
+                <w:b w:val="false"/>
+                <w:bCs w:val="false"/>
+                <w:i w:val="false"/>
+                <w:iCs w:val="false"/>
+                <w:color w:val="111111"/>
+                <w:sz w:val="17"/>
+                <w:szCs w:val="17"/>
               </w:rPr>
               <w:t xml:space="preserve"/>
             </w:r>
@@ -5658,7 +5527,7 @@
       </w:tr>
       <w:tr>
         <w:trPr>
-          <w:trHeight w:val="430" w:hRule="atLeast"/>
+          <w:trHeight w:val="266" w:hRule="atLeast"/>
         </w:trPr>
         <w:tc>
           <w:tcPr>
@@ -5673,19 +5542,19 @@
           </w:tcPr>
           <w:p>
             <w:pPr>
-              <w:spacing w:after="0" w:line="270"/>
-              <w:jc w:val="center"/>
-            </w:pPr>
-            <w:r>
-              <w:rPr>
-                <w:rFonts w:ascii="Times New Roman" w:cs="Times New Roman" w:eastAsia="Times New Roman" w:hAnsi="Times New Roman"/>
-                <w:b w:val="false"/>
-                <w:bCs w:val="false"/>
-                <w:i w:val="false"/>
-                <w:iCs w:val="false"/>
-                <w:color w:val="111111"/>
-                <w:sz w:val="19"/>
-                <w:szCs w:val="19"/>
+              <w:spacing w:after="0" w:line="208"/>
+              <w:jc w:val="center"/>
+            </w:pPr>
+            <w:r>
+              <w:rPr>
+                <w:rFonts w:ascii="Times New Roman" w:cs="Times New Roman" w:eastAsia="Times New Roman" w:hAnsi="Times New Roman"/>
+                <w:b w:val="false"/>
+                <w:bCs w:val="false"/>
+                <w:i w:val="false"/>
+                <w:iCs w:val="false"/>
+                <w:color w:val="111111"/>
+                <w:sz w:val="16"/>
+                <w:szCs w:val="16"/>
               </w:rPr>
               <w:t xml:space="preserve">4</w:t>
             </w:r>
@@ -5705,7 +5574,7 @@
           <w:p>
             <w:pPr>
               <w:bidi/>
-              <w:spacing w:after="0" w:line="320"/>
+              <w:spacing w:after="0" w:line="208"/>
             </w:pPr>
             <w:r>
               <w:rPr>
@@ -5713,8 +5582,8 @@
                 <w:b w:val="false"/>
                 <w:bCs w:val="false"/>
                 <w:color w:val="111111"/>
-                <w:sz w:val="30"/>
-                <w:szCs w:val="30"/>
+                <w:sz w:val="26"/>
+                <w:szCs w:val="26"/>
                 <w:rtl/>
               </w:rPr>
               <w:t xml:space="preserve">يَسَارَ الْمَقْصِفِ</w:t>
@@ -5734,18 +5603,18 @@
           </w:tcPr>
           <w:p>
             <w:pPr>
-              <w:spacing w:after="0" w:line="270"/>
-            </w:pPr>
-            <w:r>
-              <w:rPr>
-                <w:rFonts w:ascii="Times New Roman" w:cs="Times New Roman" w:eastAsia="Times New Roman" w:hAnsi="Times New Roman"/>
-                <w:b w:val="false"/>
-                <w:bCs w:val="false"/>
-                <w:i w:val="false"/>
-                <w:iCs w:val="false"/>
-                <w:color w:val="111111"/>
-                <w:sz w:val="20"/>
-                <w:szCs w:val="20"/>
+              <w:spacing w:after="0" w:line="208"/>
+            </w:pPr>
+            <w:r>
+              <w:rPr>
+                <w:rFonts w:ascii="Times New Roman" w:cs="Times New Roman" w:eastAsia="Times New Roman" w:hAnsi="Times New Roman"/>
+                <w:b w:val="false"/>
+                <w:bCs w:val="false"/>
+                <w:i w:val="false"/>
+                <w:iCs w:val="false"/>
+                <w:color w:val="111111"/>
+                <w:sz w:val="17"/>
+                <w:szCs w:val="17"/>
               </w:rPr>
               <w:t xml:space="preserve"/>
             </w:r>
@@ -5754,7 +5623,7 @@
       </w:tr>
       <w:tr>
         <w:trPr>
-          <w:trHeight w:val="430" w:hRule="atLeast"/>
+          <w:trHeight w:val="266" w:hRule="atLeast"/>
         </w:trPr>
         <w:tc>
           <w:tcPr>
@@ -5769,19 +5638,19 @@
           </w:tcPr>
           <w:p>
             <w:pPr>
-              <w:spacing w:after="0" w:line="270"/>
-              <w:jc w:val="center"/>
-            </w:pPr>
-            <w:r>
-              <w:rPr>
-                <w:rFonts w:ascii="Times New Roman" w:cs="Times New Roman" w:eastAsia="Times New Roman" w:hAnsi="Times New Roman"/>
-                <w:b w:val="false"/>
-                <w:bCs w:val="false"/>
-                <w:i w:val="false"/>
-                <w:iCs w:val="false"/>
-                <w:color w:val="111111"/>
-                <w:sz w:val="19"/>
-                <w:szCs w:val="19"/>
+              <w:spacing w:after="0" w:line="208"/>
+              <w:jc w:val="center"/>
+            </w:pPr>
+            <w:r>
+              <w:rPr>
+                <w:rFonts w:ascii="Times New Roman" w:cs="Times New Roman" w:eastAsia="Times New Roman" w:hAnsi="Times New Roman"/>
+                <w:b w:val="false"/>
+                <w:bCs w:val="false"/>
+                <w:i w:val="false"/>
+                <w:iCs w:val="false"/>
+                <w:color w:val="111111"/>
+                <w:sz w:val="16"/>
+                <w:szCs w:val="16"/>
               </w:rPr>
               <w:t xml:space="preserve">5</w:t>
             </w:r>
@@ -5801,7 +5670,7 @@
           <w:p>
             <w:pPr>
               <w:bidi/>
-              <w:spacing w:after="0" w:line="320"/>
+              <w:spacing w:after="0" w:line="208"/>
             </w:pPr>
             <w:r>
               <w:rPr>
@@ -5809,8 +5678,8 @@
                 <w:b w:val="false"/>
                 <w:bCs w:val="false"/>
                 <w:color w:val="111111"/>
-                <w:sz w:val="30"/>
-                <w:szCs w:val="30"/>
+                <w:sz w:val="26"/>
+                <w:szCs w:val="26"/>
                 <w:rtl/>
               </w:rPr>
               <w:t xml:space="preserve">خَلْفَ الْفِنَاءِ</w:t>
@@ -5830,18 +5699,18 @@
           </w:tcPr>
           <w:p>
             <w:pPr>
-              <w:spacing w:after="0" w:line="270"/>
-            </w:pPr>
-            <w:r>
-              <w:rPr>
-                <w:rFonts w:ascii="Times New Roman" w:cs="Times New Roman" w:eastAsia="Times New Roman" w:hAnsi="Times New Roman"/>
-                <w:b w:val="false"/>
-                <w:bCs w:val="false"/>
-                <w:i w:val="false"/>
-                <w:iCs w:val="false"/>
-                <w:color w:val="111111"/>
-                <w:sz w:val="20"/>
-                <w:szCs w:val="20"/>
+              <w:spacing w:after="0" w:line="208"/>
+            </w:pPr>
+            <w:r>
+              <w:rPr>
+                <w:rFonts w:ascii="Times New Roman" w:cs="Times New Roman" w:eastAsia="Times New Roman" w:hAnsi="Times New Roman"/>
+                <w:b w:val="false"/>
+                <w:bCs w:val="false"/>
+                <w:i w:val="false"/>
+                <w:iCs w:val="false"/>
+                <w:color w:val="111111"/>
+                <w:sz w:val="17"/>
+                <w:szCs w:val="17"/>
               </w:rPr>
               <w:t xml:space="preserve"/>
             </w:r>
@@ -5854,7 +5723,7 @@
         <w:tabs>
           <w:tab w:val="right" w:pos="9864"/>
         </w:tabs>
-        <w:spacing w:after="90" w:before="220" w:line="280"/>
+        <w:spacing w:after="27" w:before="66" w:line="208"/>
         <w:ind w:left="340" w:hanging="340"/>
       </w:pPr>
       <w:r>
@@ -5865,16 +5734,16 @@
           <w:i w:val="false"/>
           <w:iCs w:val="false"/>
           <w:color w:val="111111"/>
-          <w:sz w:val="21"/>
-          <w:szCs w:val="21"/>
+          <w:sz w:val="17"/>
+          <w:szCs w:val="17"/>
         </w:rPr>
         <w:t xml:space="preserve">7.</w:t>
       </w:r>
       <w:r>
         <w:rPr>
           <w:rFonts w:ascii="Times New Roman" w:cs="Times New Roman" w:eastAsia="Times New Roman" w:hAnsi="Times New Roman"/>
-          <w:sz w:val="21"/>
-          <w:szCs w:val="21"/>
+          <w:sz w:val="17"/>
+          <w:szCs w:val="17"/>
         </w:rPr>
         <w:tab/>
       </w:r>
@@ -5886,16 +5755,16 @@
           <w:i w:val="false"/>
           <w:iCs w:val="false"/>
           <w:color w:val="111111"/>
-          <w:sz w:val="21"/>
-          <w:szCs w:val="21"/>
+          <w:sz w:val="17"/>
+          <w:szCs w:val="17"/>
         </w:rPr>
         <w:t xml:space="preserve">Aşağıdaki soruları okuma metnine göre Arapça cevaplayınız.</w:t>
       </w:r>
       <w:r>
         <w:rPr>
           <w:rFonts w:ascii="Times New Roman" w:cs="Times New Roman" w:eastAsia="Times New Roman" w:hAnsi="Times New Roman"/>
-          <w:sz w:val="21"/>
-          <w:szCs w:val="21"/>
+          <w:sz w:val="17"/>
+          <w:szCs w:val="17"/>
         </w:rPr>
         <w:tab/>
       </w:r>
@@ -5907,8 +5776,8 @@
           <w:i w:val="false"/>
           <w:iCs w:val="false"/>
           <w:color w:val="55636F"/>
-          <w:sz w:val="18"/>
-          <w:szCs w:val="18"/>
+          <w:sz w:val="15"/>
+          <w:szCs w:val="15"/>
         </w:rPr>
         <w:t xml:space="preserve">(15 puan)</w:t>
       </w:r>
@@ -5916,7 +5785,7 @@
     <w:p>
       <w:pPr>
         <w:keepNext w:val="false"/>
-        <w:spacing w:after="90" w:before="0" w:line="280"/>
+        <w:spacing w:after="27" w:before="0" w:line="208"/>
         <w:ind w:left="340"/>
       </w:pPr>
       <w:r>
@@ -5927,8 +5796,8 @@
           <w:i/>
           <w:iCs/>
           <w:color w:val="5B6772"/>
-          <w:sz w:val="18"/>
-          <w:szCs w:val="18"/>
+          <w:sz w:val="15"/>
+          <w:szCs w:val="15"/>
         </w:rPr>
         <w:t xml:space="preserve">Her doğru cevap 3 puandır.</w:t>
       </w:r>
@@ -5968,7 +5837,7 @@
           </w:tcPr>
           <w:p>
             <w:pPr>
-              <w:spacing w:after="0" w:line="270"/>
+              <w:spacing w:after="0" w:line="208"/>
               <w:jc w:val="center"/>
             </w:pPr>
             <w:r>
@@ -5979,8 +5848,8 @@
                 <w:i w:val="false"/>
                 <w:iCs w:val="false"/>
                 <w:color w:val="111111"/>
-                <w:sz w:val="18"/>
-                <w:szCs w:val="18"/>
+                <w:sz w:val="15"/>
+                <w:szCs w:val="15"/>
               </w:rPr>
               <w:t xml:space="preserve">No</w:t>
             </w:r>
@@ -6000,7 +5869,7 @@
           </w:tcPr>
           <w:p>
             <w:pPr>
-              <w:spacing w:after="0" w:line="270"/>
+              <w:spacing w:after="0" w:line="208"/>
               <w:jc w:val="center"/>
             </w:pPr>
             <w:r>
@@ -6011,8 +5880,8 @@
                 <w:i w:val="false"/>
                 <w:iCs w:val="false"/>
                 <w:color w:val="111111"/>
-                <w:sz w:val="18"/>
-                <w:szCs w:val="18"/>
+                <w:sz w:val="15"/>
+                <w:szCs w:val="15"/>
               </w:rPr>
               <w:t xml:space="preserve">Soru</w:t>
             </w:r>
@@ -6032,7 +5901,7 @@
           </w:tcPr>
           <w:p>
             <w:pPr>
-              <w:spacing w:after="0" w:line="270"/>
+              <w:spacing w:after="0" w:line="208"/>
               <w:jc w:val="center"/>
             </w:pPr>
             <w:r>
@@ -6043,8 +5912,8 @@
                 <w:i w:val="false"/>
                 <w:iCs w:val="false"/>
                 <w:color w:val="111111"/>
-                <w:sz w:val="18"/>
-                <w:szCs w:val="18"/>
+                <w:sz w:val="15"/>
+                <w:szCs w:val="15"/>
               </w:rPr>
               <w:t xml:space="preserve">Arapça cevabın</w:t>
             </w:r>
@@ -6053,7 +5922,7 @@
       </w:tr>
       <w:tr>
         <w:trPr>
-          <w:trHeight w:val="520" w:hRule="atLeast"/>
+          <w:trHeight w:val="322" w:hRule="atLeast"/>
         </w:trPr>
         <w:tc>
           <w:tcPr>
@@ -6068,19 +5937,19 @@
           </w:tcPr>
           <w:p>
             <w:pPr>
-              <w:spacing w:after="0" w:line="270"/>
-              <w:jc w:val="center"/>
-            </w:pPr>
-            <w:r>
-              <w:rPr>
-                <w:rFonts w:ascii="Times New Roman" w:cs="Times New Roman" w:eastAsia="Times New Roman" w:hAnsi="Times New Roman"/>
-                <w:b w:val="false"/>
-                <w:bCs w:val="false"/>
-                <w:i w:val="false"/>
-                <w:iCs w:val="false"/>
-                <w:color w:val="111111"/>
-                <w:sz w:val="19"/>
-                <w:szCs w:val="19"/>
+              <w:spacing w:after="0" w:line="208"/>
+              <w:jc w:val="center"/>
+            </w:pPr>
+            <w:r>
+              <w:rPr>
+                <w:rFonts w:ascii="Times New Roman" w:cs="Times New Roman" w:eastAsia="Times New Roman" w:hAnsi="Times New Roman"/>
+                <w:b w:val="false"/>
+                <w:bCs w:val="false"/>
+                <w:i w:val="false"/>
+                <w:iCs w:val="false"/>
+                <w:color w:val="111111"/>
+                <w:sz w:val="16"/>
+                <w:szCs w:val="16"/>
               </w:rPr>
               <w:t xml:space="preserve">1</w:t>
             </w:r>
@@ -6099,18 +5968,18 @@
           </w:tcPr>
           <w:p>
             <w:pPr>
-              <w:spacing w:after="0" w:line="270"/>
-            </w:pPr>
-            <w:r>
-              <w:rPr>
-                <w:rFonts w:ascii="Times New Roman" w:cs="Times New Roman" w:eastAsia="Times New Roman" w:hAnsi="Times New Roman"/>
-                <w:b w:val="false"/>
-                <w:bCs w:val="false"/>
-                <w:i w:val="false"/>
-                <w:iCs w:val="false"/>
-                <w:color w:val="111111"/>
-                <w:sz w:val="20"/>
-                <w:szCs w:val="20"/>
+              <w:spacing w:after="0" w:line="208"/>
+            </w:pPr>
+            <w:r>
+              <w:rPr>
+                <w:rFonts w:ascii="Times New Roman" w:cs="Times New Roman" w:eastAsia="Times New Roman" w:hAnsi="Times New Roman"/>
+                <w:b w:val="false"/>
+                <w:bCs w:val="false"/>
+                <w:i w:val="false"/>
+                <w:iCs w:val="false"/>
+                <w:color w:val="111111"/>
+                <w:sz w:val="17"/>
+                <w:szCs w:val="17"/>
               </w:rPr>
               <w:t xml:space="preserve">Sümeyye kaçıncı sınıftadır?</w:t>
             </w:r>
@@ -6130,7 +5999,7 @@
           <w:p>
             <w:pPr>
               <w:bidi/>
-              <w:spacing w:after="0" w:line="320"/>
+              <w:spacing w:after="0" w:line="208"/>
             </w:pPr>
             <w:r>
               <w:rPr>
@@ -6138,8 +6007,8 @@
                 <w:b w:val="false"/>
                 <w:bCs w:val="false"/>
                 <w:color w:val="111111"/>
-                <w:sz w:val="28"/>
-                <w:szCs w:val="28"/>
+                <w:sz w:val="25"/>
+                <w:szCs w:val="25"/>
                 <w:rtl/>
               </w:rPr>
               <w:t xml:space="preserve"/>
@@ -6149,7 +6018,7 @@
       </w:tr>
       <w:tr>
         <w:trPr>
-          <w:trHeight w:val="520" w:hRule="atLeast"/>
+          <w:trHeight w:val="322" w:hRule="atLeast"/>
         </w:trPr>
         <w:tc>
           <w:tcPr>
@@ -6164,19 +6033,19 @@
           </w:tcPr>
           <w:p>
             <w:pPr>
-              <w:spacing w:after="0" w:line="270"/>
-              <w:jc w:val="center"/>
-            </w:pPr>
-            <w:r>
-              <w:rPr>
-                <w:rFonts w:ascii="Times New Roman" w:cs="Times New Roman" w:eastAsia="Times New Roman" w:hAnsi="Times New Roman"/>
-                <w:b w:val="false"/>
-                <w:bCs w:val="false"/>
-                <w:i w:val="false"/>
-                <w:iCs w:val="false"/>
-                <w:color w:val="111111"/>
-                <w:sz w:val="19"/>
-                <w:szCs w:val="19"/>
+              <w:spacing w:after="0" w:line="208"/>
+              <w:jc w:val="center"/>
+            </w:pPr>
+            <w:r>
+              <w:rPr>
+                <w:rFonts w:ascii="Times New Roman" w:cs="Times New Roman" w:eastAsia="Times New Roman" w:hAnsi="Times New Roman"/>
+                <w:b w:val="false"/>
+                <w:bCs w:val="false"/>
+                <w:i w:val="false"/>
+                <w:iCs w:val="false"/>
+                <w:color w:val="111111"/>
+                <w:sz w:val="16"/>
+                <w:szCs w:val="16"/>
               </w:rPr>
               <w:t xml:space="preserve">2</w:t>
             </w:r>
@@ -6195,18 +6064,18 @@
           </w:tcPr>
           <w:p>
             <w:pPr>
-              <w:spacing w:after="0" w:line="270"/>
-            </w:pPr>
-            <w:r>
-              <w:rPr>
-                <w:rFonts w:ascii="Times New Roman" w:cs="Times New Roman" w:eastAsia="Times New Roman" w:hAnsi="Times New Roman"/>
-                <w:b w:val="false"/>
-                <w:bCs w:val="false"/>
-                <w:i w:val="false"/>
-                <w:iCs w:val="false"/>
-                <w:color w:val="111111"/>
-                <w:sz w:val="20"/>
-                <w:szCs w:val="20"/>
+              <w:spacing w:after="0" w:line="208"/>
+            </w:pPr>
+            <w:r>
+              <w:rPr>
+                <w:rFonts w:ascii="Times New Roman" w:cs="Times New Roman" w:eastAsia="Times New Roman" w:hAnsi="Times New Roman"/>
+                <w:b w:val="false"/>
+                <w:bCs w:val="false"/>
+                <w:i w:val="false"/>
+                <w:iCs w:val="false"/>
+                <w:color w:val="111111"/>
+                <w:sz w:val="17"/>
+                <w:szCs w:val="17"/>
               </w:rPr>
               <w:t xml:space="preserve">Okulda kaç kat vardır?</w:t>
             </w:r>
@@ -6226,7 +6095,7 @@
           <w:p>
             <w:pPr>
               <w:bidi/>
-              <w:spacing w:after="0" w:line="320"/>
+              <w:spacing w:after="0" w:line="208"/>
             </w:pPr>
             <w:r>
               <w:rPr>
@@ -6234,8 +6103,8 @@
                 <w:b w:val="false"/>
                 <w:bCs w:val="false"/>
                 <w:color w:val="111111"/>
-                <w:sz w:val="28"/>
-                <w:szCs w:val="28"/>
+                <w:sz w:val="25"/>
+                <w:szCs w:val="25"/>
                 <w:rtl/>
               </w:rPr>
               <w:t xml:space="preserve"/>
@@ -6245,7 +6114,7 @@
       </w:tr>
       <w:tr>
         <w:trPr>
-          <w:trHeight w:val="520" w:hRule="atLeast"/>
+          <w:trHeight w:val="322" w:hRule="atLeast"/>
         </w:trPr>
         <w:tc>
           <w:tcPr>
@@ -6260,19 +6129,19 @@
           </w:tcPr>
           <w:p>
             <w:pPr>
-              <w:spacing w:after="0" w:line="270"/>
-              <w:jc w:val="center"/>
-            </w:pPr>
-            <w:r>
-              <w:rPr>
-                <w:rFonts w:ascii="Times New Roman" w:cs="Times New Roman" w:eastAsia="Times New Roman" w:hAnsi="Times New Roman"/>
-                <w:b w:val="false"/>
-                <w:bCs w:val="false"/>
-                <w:i w:val="false"/>
-                <w:iCs w:val="false"/>
-                <w:color w:val="111111"/>
-                <w:sz w:val="19"/>
-                <w:szCs w:val="19"/>
+              <w:spacing w:after="0" w:line="208"/>
+              <w:jc w:val="center"/>
+            </w:pPr>
+            <w:r>
+              <w:rPr>
+                <w:rFonts w:ascii="Times New Roman" w:cs="Times New Roman" w:eastAsia="Times New Roman" w:hAnsi="Times New Roman"/>
+                <w:b w:val="false"/>
+                <w:bCs w:val="false"/>
+                <w:i w:val="false"/>
+                <w:iCs w:val="false"/>
+                <w:color w:val="111111"/>
+                <w:sz w:val="16"/>
+                <w:szCs w:val="16"/>
               </w:rPr>
               <w:t xml:space="preserve">3</w:t>
             </w:r>
@@ -6291,18 +6160,18 @@
           </w:tcPr>
           <w:p>
             <w:pPr>
-              <w:spacing w:after="0" w:line="270"/>
-            </w:pPr>
-            <w:r>
-              <w:rPr>
-                <w:rFonts w:ascii="Times New Roman" w:cs="Times New Roman" w:eastAsia="Times New Roman" w:hAnsi="Times New Roman"/>
-                <w:b w:val="false"/>
-                <w:bCs w:val="false"/>
-                <w:i w:val="false"/>
-                <w:iCs w:val="false"/>
-                <w:color w:val="111111"/>
-                <w:sz w:val="20"/>
-                <w:szCs w:val="20"/>
+              <w:spacing w:after="0" w:line="208"/>
+            </w:pPr>
+            <w:r>
+              <w:rPr>
+                <w:rFonts w:ascii="Times New Roman" w:cs="Times New Roman" w:eastAsia="Times New Roman" w:hAnsi="Times New Roman"/>
+                <w:b w:val="false"/>
+                <w:bCs w:val="false"/>
+                <w:i w:val="false"/>
+                <w:iCs w:val="false"/>
+                <w:color w:val="111111"/>
+                <w:sz w:val="17"/>
+                <w:szCs w:val="17"/>
               </w:rPr>
               <w:t xml:space="preserve">Birinci katta ne vardır?</w:t>
             </w:r>
@@ -6322,7 +6191,7 @@
           <w:p>
             <w:pPr>
               <w:bidi/>
-              <w:spacing w:after="0" w:line="320"/>
+              <w:spacing w:after="0" w:line="208"/>
             </w:pPr>
             <w:r>
               <w:rPr>
@@ -6330,8 +6199,8 @@
                 <w:b w:val="false"/>
                 <w:bCs w:val="false"/>
                 <w:color w:val="111111"/>
-                <w:sz w:val="28"/>
-                <w:szCs w:val="28"/>
+                <w:sz w:val="25"/>
+                <w:szCs w:val="25"/>
                 <w:rtl/>
               </w:rPr>
               <w:t xml:space="preserve"/>
@@ -6341,7 +6210,7 @@
       </w:tr>
       <w:tr>
         <w:trPr>
-          <w:trHeight w:val="520" w:hRule="atLeast"/>
+          <w:trHeight w:val="322" w:hRule="atLeast"/>
         </w:trPr>
         <w:tc>
           <w:tcPr>
@@ -6356,19 +6225,19 @@
           </w:tcPr>
           <w:p>
             <w:pPr>
-              <w:spacing w:after="0" w:line="270"/>
-              <w:jc w:val="center"/>
-            </w:pPr>
-            <w:r>
-              <w:rPr>
-                <w:rFonts w:ascii="Times New Roman" w:cs="Times New Roman" w:eastAsia="Times New Roman" w:hAnsi="Times New Roman"/>
-                <w:b w:val="false"/>
-                <w:bCs w:val="false"/>
-                <w:i w:val="false"/>
-                <w:iCs w:val="false"/>
-                <w:color w:val="111111"/>
-                <w:sz w:val="19"/>
-                <w:szCs w:val="19"/>
+              <w:spacing w:after="0" w:line="208"/>
+              <w:jc w:val="center"/>
+            </w:pPr>
+            <w:r>
+              <w:rPr>
+                <w:rFonts w:ascii="Times New Roman" w:cs="Times New Roman" w:eastAsia="Times New Roman" w:hAnsi="Times New Roman"/>
+                <w:b w:val="false"/>
+                <w:bCs w:val="false"/>
+                <w:i w:val="false"/>
+                <w:iCs w:val="false"/>
+                <w:color w:val="111111"/>
+                <w:sz w:val="16"/>
+                <w:szCs w:val="16"/>
               </w:rPr>
               <w:t xml:space="preserve">4</w:t>
             </w:r>
@@ -6387,18 +6256,18 @@
           </w:tcPr>
           <w:p>
             <w:pPr>
-              <w:spacing w:after="0" w:line="270"/>
-            </w:pPr>
-            <w:r>
-              <w:rPr>
-                <w:rFonts w:ascii="Times New Roman" w:cs="Times New Roman" w:eastAsia="Times New Roman" w:hAnsi="Times New Roman"/>
-                <w:b w:val="false"/>
-                <w:bCs w:val="false"/>
-                <w:i w:val="false"/>
-                <w:iCs w:val="false"/>
-                <w:color w:val="111111"/>
-                <w:sz w:val="20"/>
-                <w:szCs w:val="20"/>
+              <w:spacing w:after="0" w:line="208"/>
+            </w:pPr>
+            <w:r>
+              <w:rPr>
+                <w:rFonts w:ascii="Times New Roman" w:cs="Times New Roman" w:eastAsia="Times New Roman" w:hAnsi="Times New Roman"/>
+                <w:b w:val="false"/>
+                <w:bCs w:val="false"/>
+                <w:i w:val="false"/>
+                <w:iCs w:val="false"/>
+                <w:color w:val="111111"/>
+                <w:sz w:val="17"/>
+                <w:szCs w:val="17"/>
               </w:rPr>
               <w:t xml:space="preserve">Sınıfında neler var?</w:t>
             </w:r>
@@ -6418,7 +6287,7 @@
           <w:p>
             <w:pPr>
               <w:bidi/>
-              <w:spacing w:after="0" w:line="320"/>
+              <w:spacing w:after="0" w:line="208"/>
             </w:pPr>
             <w:r>
               <w:rPr>
@@ -6426,8 +6295,8 @@
                 <w:b w:val="false"/>
                 <w:bCs w:val="false"/>
                 <w:color w:val="111111"/>
-                <w:sz w:val="28"/>
-                <w:szCs w:val="28"/>
+                <w:sz w:val="25"/>
+                <w:szCs w:val="25"/>
                 <w:rtl/>
               </w:rPr>
               <w:t xml:space="preserve"/>
@@ -6437,7 +6306,7 @@
       </w:tr>
       <w:tr>
         <w:trPr>
-          <w:trHeight w:val="520" w:hRule="atLeast"/>
+          <w:trHeight w:val="322" w:hRule="atLeast"/>
         </w:trPr>
         <w:tc>
           <w:tcPr>
@@ -6452,19 +6321,19 @@
           </w:tcPr>
           <w:p>
             <w:pPr>
-              <w:spacing w:after="0" w:line="270"/>
-              <w:jc w:val="center"/>
-            </w:pPr>
-            <w:r>
-              <w:rPr>
-                <w:rFonts w:ascii="Times New Roman" w:cs="Times New Roman" w:eastAsia="Times New Roman" w:hAnsi="Times New Roman"/>
-                <w:b w:val="false"/>
-                <w:bCs w:val="false"/>
-                <w:i w:val="false"/>
-                <w:iCs w:val="false"/>
-                <w:color w:val="111111"/>
-                <w:sz w:val="19"/>
-                <w:szCs w:val="19"/>
+              <w:spacing w:after="0" w:line="208"/>
+              <w:jc w:val="center"/>
+            </w:pPr>
+            <w:r>
+              <w:rPr>
+                <w:rFonts w:ascii="Times New Roman" w:cs="Times New Roman" w:eastAsia="Times New Roman" w:hAnsi="Times New Roman"/>
+                <w:b w:val="false"/>
+                <w:bCs w:val="false"/>
+                <w:i w:val="false"/>
+                <w:iCs w:val="false"/>
+                <w:color w:val="111111"/>
+                <w:sz w:val="16"/>
+                <w:szCs w:val="16"/>
               </w:rPr>
               <w:t xml:space="preserve">5</w:t>
             </w:r>
@@ -6483,18 +6352,18 @@
           </w:tcPr>
           <w:p>
             <w:pPr>
-              <w:spacing w:after="0" w:line="270"/>
-            </w:pPr>
-            <w:r>
-              <w:rPr>
-                <w:rFonts w:ascii="Times New Roman" w:cs="Times New Roman" w:eastAsia="Times New Roman" w:hAnsi="Times New Roman"/>
-                <w:b w:val="false"/>
-                <w:bCs w:val="false"/>
-                <w:i w:val="false"/>
-                <w:iCs w:val="false"/>
-                <w:color w:val="111111"/>
-                <w:sz w:val="20"/>
-                <w:szCs w:val="20"/>
+              <w:spacing w:after="0" w:line="208"/>
+            </w:pPr>
+            <w:r>
+              <w:rPr>
+                <w:rFonts w:ascii="Times New Roman" w:cs="Times New Roman" w:eastAsia="Times New Roman" w:hAnsi="Times New Roman"/>
+                <w:b w:val="false"/>
+                <w:bCs w:val="false"/>
+                <w:i w:val="false"/>
+                <w:iCs w:val="false"/>
+                <w:color w:val="111111"/>
+                <w:sz w:val="17"/>
+                <w:szCs w:val="17"/>
               </w:rPr>
               <w:t xml:space="preserve">Mescit nerededir?</w:t>
             </w:r>
@@ -6514,7 +6383,7 @@
           <w:p>
             <w:pPr>
               <w:bidi/>
-              <w:spacing w:after="0" w:line="320"/>
+              <w:spacing w:after="0" w:line="208"/>
             </w:pPr>
             <w:r>
               <w:rPr>
@@ -6522,8 +6391,8 @@
                 <w:b w:val="false"/>
                 <w:bCs w:val="false"/>
                 <w:color w:val="111111"/>
-                <w:sz w:val="28"/>
-                <w:szCs w:val="28"/>
+                <w:sz w:val="25"/>
+                <w:szCs w:val="25"/>
                 <w:rtl/>
               </w:rPr>
               <w:t xml:space="preserve"/>
@@ -6537,7 +6406,7 @@
         <w:tabs>
           <w:tab w:val="right" w:pos="9864"/>
         </w:tabs>
-        <w:spacing w:after="90" w:before="220" w:line="280"/>
+        <w:spacing w:after="27" w:before="66" w:line="208"/>
         <w:ind w:left="340" w:hanging="340"/>
       </w:pPr>
       <w:r>
@@ -6548,16 +6417,16 @@
           <w:i w:val="false"/>
           <w:iCs w:val="false"/>
           <w:color w:val="111111"/>
-          <w:sz w:val="21"/>
-          <w:szCs w:val="21"/>
+          <w:sz w:val="17"/>
+          <w:szCs w:val="17"/>
         </w:rPr>
         <w:t xml:space="preserve">8.</w:t>
       </w:r>
       <w:r>
         <w:rPr>
           <w:rFonts w:ascii="Times New Roman" w:cs="Times New Roman" w:eastAsia="Times New Roman" w:hAnsi="Times New Roman"/>
-          <w:sz w:val="21"/>
-          <w:szCs w:val="21"/>
+          <w:sz w:val="17"/>
+          <w:szCs w:val="17"/>
         </w:rPr>
         <w:tab/>
       </w:r>
@@ -6569,16 +6438,16 @@
           <w:i w:val="false"/>
           <w:iCs w:val="false"/>
           <w:color w:val="111111"/>
-          <w:sz w:val="21"/>
-          <w:szCs w:val="21"/>
+          <w:sz w:val="17"/>
+          <w:szCs w:val="17"/>
         </w:rPr>
         <w:t xml:space="preserve">Okulunuzu tanıtan kısa bir metin yazınız. Bölümlerin kaçıncı katta ve birbirine göre nerede olduğunu belirtiniz.</w:t>
       </w:r>
       <w:r>
         <w:rPr>
           <w:rFonts w:ascii="Times New Roman" w:cs="Times New Roman" w:eastAsia="Times New Roman" w:hAnsi="Times New Roman"/>
-          <w:sz w:val="21"/>
-          <w:szCs w:val="21"/>
+          <w:sz w:val="17"/>
+          <w:szCs w:val="17"/>
         </w:rPr>
         <w:tab/>
       </w:r>
@@ -6590,8 +6459,8 @@
           <w:i w:val="false"/>
           <w:iCs w:val="false"/>
           <w:color w:val="55636F"/>
-          <w:sz w:val="18"/>
-          <w:szCs w:val="18"/>
+          <w:sz w:val="15"/>
+          <w:szCs w:val="15"/>
         </w:rPr>
         <w:t xml:space="preserve">(15 puan)</w:t>
       </w:r>
@@ -6599,7 +6468,7 @@
     <w:p>
       <w:pPr>
         <w:keepNext w:val="false"/>
-        <w:spacing w:after="90" w:before="0" w:line="280"/>
+        <w:spacing w:after="27" w:before="0" w:line="208"/>
         <w:ind w:left="340"/>
       </w:pPr>
       <w:r>
@@ -6610,8 +6479,8 @@
           <w:i/>
           <w:iCs/>
           <w:color w:val="5B6772"/>
-          <w:sz w:val="18"/>
-          <w:szCs w:val="18"/>
+          <w:sz w:val="15"/>
+          <w:szCs w:val="15"/>
         </w:rPr>
         <w:t xml:space="preserve">En az altı satır yazınız. Havuzdaki kelimelerden yararlanabilirsiniz.</w:t>
       </w:r>
@@ -6646,7 +6515,7 @@
           </w:tcPr>
           <w:p>
             <w:pPr>
-              <w:spacing w:after="50"/>
+              <w:spacing w:after="15"/>
             </w:pPr>
             <w:r>
               <w:rPr>
@@ -6656,8 +6525,8 @@
                 <w:i w:val="false"/>
                 <w:iCs w:val="false"/>
                 <w:color w:val="39454F"/>
-                <w:sz w:val="17"/>
-                <w:szCs w:val="17"/>
+                <w:sz w:val="14"/>
+                <w:szCs w:val="14"/>
               </w:rPr>
               <w:t xml:space="preserve">KELİME HAVUZU</w:t>
             </w:r>
@@ -6665,7 +6534,7 @@
           <w:p>
             <w:pPr>
               <w:bidi/>
-              <w:spacing w:after="0" w:line="360"/>
+              <w:spacing w:after="0" w:line="208"/>
               <w:jc w:val="center"/>
             </w:pPr>
             <w:r>
@@ -6674,8 +6543,8 @@
                 <w:b w:val="false"/>
                 <w:bCs w:val="false"/>
                 <w:color w:val="111111"/>
-                <w:sz w:val="30"/>
-                <w:szCs w:val="30"/>
+                <w:sz w:val="26"/>
+                <w:szCs w:val="26"/>
                 <w:rtl/>
               </w:rPr>
               <w:t xml:space="preserve">مَدْرَسَتِي   —   الطَّابِقُ   —   مَكْتَبَةٌ   —   مُخْتَبَرٌ   —   مَقْصِفٌ   —   أَمَامَ   —   يُوجَدُ</w:t>
@@ -6686,7 +6555,7 @@
     </w:tbl>
     <w:p>
       <w:pPr>
-        <w:spacing w:after="80"/>
+        <w:spacing w:after="24"/>
       </w:pPr>
       <w:r>
         <w:rPr>
@@ -6696,30 +6565,8 @@
           <w:i w:val="false"/>
           <w:iCs w:val="false"/>
           <w:color w:val="111111"/>
-          <w:sz w:val="21"/>
-          <w:szCs w:val="21"/>
-        </w:rPr>
-        <w:t xml:space="preserve"/>
-      </w:r>
-    </w:p>
-    <w:p>
-      <w:pPr>
-        <w:pBdr>
-          <w:bottom w:val="dotted" w:color="97A4B1" w:sz="6"/>
-        </w:pBdr>
-        <w:bidi/>
-        <w:spacing w:after="210" w:line="300"/>
-      </w:pPr>
-      <w:r>
-        <w:rPr>
-          <w:rFonts w:ascii="Times New Roman" w:cs="Times New Roman" w:eastAsia="Times New Roman" w:hAnsi="Times New Roman"/>
-          <w:b w:val="false"/>
-          <w:bCs w:val="false"/>
-          <w:i w:val="false"/>
-          <w:iCs w:val="false"/>
-          <w:color w:val="111111"/>
-          <w:sz w:val="21"/>
-          <w:szCs w:val="21"/>
+          <w:sz w:val="17"/>
+          <w:szCs w:val="17"/>
         </w:rPr>
         <w:t xml:space="preserve"/>
       </w:r>
@@ -6730,7 +6577,7 @@
           <w:bottom w:val="dotted" w:color="96A3B0" w:sz="6"/>
         </w:pBdr>
         <w:bidi/>
-        <w:spacing w:after="210" w:line="300"/>
+        <w:spacing w:after="63" w:line="208"/>
       </w:pPr>
       <w:r>
         <w:rPr>
@@ -6740,30 +6587,8 @@
           <w:i w:val="false"/>
           <w:iCs w:val="false"/>
           <w:color w:val="111111"/>
-          <w:sz w:val="21"/>
-          <w:szCs w:val="21"/>
-        </w:rPr>
-        <w:t xml:space="preserve"/>
-      </w:r>
-    </w:p>
-    <w:p>
-      <w:pPr>
-        <w:pBdr>
-          <w:bottom w:val="dotted" w:color="97A4B1" w:sz="6"/>
-        </w:pBdr>
-        <w:bidi/>
-        <w:spacing w:after="210" w:line="300"/>
-      </w:pPr>
-      <w:r>
-        <w:rPr>
-          <w:rFonts w:ascii="Times New Roman" w:cs="Times New Roman" w:eastAsia="Times New Roman" w:hAnsi="Times New Roman"/>
-          <w:b w:val="false"/>
-          <w:bCs w:val="false"/>
-          <w:i w:val="false"/>
-          <w:iCs w:val="false"/>
-          <w:color w:val="111111"/>
-          <w:sz w:val="21"/>
-          <w:szCs w:val="21"/>
+          <w:sz w:val="17"/>
+          <w:szCs w:val="17"/>
         </w:rPr>
         <w:t xml:space="preserve"/>
       </w:r>
@@ -6774,7 +6599,7 @@
           <w:bottom w:val="dotted" w:color="96A3B0" w:sz="6"/>
         </w:pBdr>
         <w:bidi/>
-        <w:spacing w:after="210" w:line="300"/>
+        <w:spacing w:after="63" w:line="208"/>
       </w:pPr>
       <w:r>
         <w:rPr>
@@ -6784,19 +6609,15 @@
           <w:i w:val="false"/>
           <w:iCs w:val="false"/>
           <w:color w:val="111111"/>
-          <w:sz w:val="21"/>
-          <w:szCs w:val="21"/>
+          <w:sz w:val="17"/>
+          <w:szCs w:val="17"/>
         </w:rPr>
         <w:t xml:space="preserve"/>
       </w:r>
     </w:p>
     <w:p>
       <w:pPr>
-        <w:pBdr>
-          <w:bottom w:val="dotted" w:color="97A4B1" w:sz="6"/>
-        </w:pBdr>
-        <w:bidi/>
-        <w:spacing w:after="210" w:line="300"/>
+        <w:spacing w:after="54"/>
       </w:pPr>
       <w:r>
         <w:rPr>
@@ -6806,70 +6627,8 @@
           <w:i w:val="false"/>
           <w:iCs w:val="false"/>
           <w:color w:val="111111"/>
-          <w:sz w:val="21"/>
-          <w:szCs w:val="21"/>
-        </w:rPr>
-        <w:t xml:space="preserve"/>
-      </w:r>
-    </w:p>
-    <w:p>
-      <w:pPr>
-        <w:pBdr>
-          <w:bottom w:val="dotted" w:color="96A3B0" w:sz="6"/>
-        </w:pBdr>
-        <w:bidi/>
-        <w:spacing w:after="210" w:line="300"/>
-      </w:pPr>
-      <w:r>
-        <w:rPr>
-          <w:rFonts w:ascii="Times New Roman" w:cs="Times New Roman" w:eastAsia="Times New Roman" w:hAnsi="Times New Roman"/>
-          <w:b w:val="false"/>
-          <w:bCs w:val="false"/>
-          <w:i w:val="false"/>
-          <w:iCs w:val="false"/>
-          <w:color w:val="111111"/>
-          <w:sz w:val="21"/>
-          <w:szCs w:val="21"/>
-        </w:rPr>
-        <w:t xml:space="preserve"/>
-      </w:r>
-    </w:p>
-    <w:p>
-      <w:pPr>
-        <w:pBdr>
-          <w:bottom w:val="dotted" w:color="97A4B1" w:sz="6"/>
-        </w:pBdr>
-        <w:bidi/>
-        <w:spacing w:after="210" w:line="300"/>
-      </w:pPr>
-      <w:r>
-        <w:rPr>
-          <w:rFonts w:ascii="Times New Roman" w:cs="Times New Roman" w:eastAsia="Times New Roman" w:hAnsi="Times New Roman"/>
-          <w:b w:val="false"/>
-          <w:bCs w:val="false"/>
-          <w:i w:val="false"/>
-          <w:iCs w:val="false"/>
-          <w:color w:val="111111"/>
-          <w:sz w:val="21"/>
-          <w:szCs w:val="21"/>
-        </w:rPr>
-        <w:t xml:space="preserve"/>
-      </w:r>
-    </w:p>
-    <w:p>
-      <w:pPr>
-        <w:spacing w:after="180"/>
-      </w:pPr>
-      <w:r>
-        <w:rPr>
-          <w:rFonts w:ascii="Times New Roman" w:cs="Times New Roman" w:eastAsia="Times New Roman" w:hAnsi="Times New Roman"/>
-          <w:b w:val="false"/>
-          <w:bCs w:val="false"/>
-          <w:i w:val="false"/>
-          <w:iCs w:val="false"/>
-          <w:color w:val="111111"/>
-          <w:sz w:val="21"/>
-          <w:szCs w:val="21"/>
+          <w:sz w:val="17"/>
+          <w:szCs w:val="17"/>
         </w:rPr>
         <w:t xml:space="preserve"/>
       </w:r>
@@ -6877,7 +6636,7 @@
     <w:p>
       <w:pPr>
         <w:keepNext w:val="false"/>
-        <w:spacing w:after="70" w:before="0" w:line="280"/>
+        <w:spacing w:after="21" w:before="0" w:line="208"/>
         <w:jc w:val="center"/>
       </w:pPr>
       <w:r>
@@ -6888,8 +6647,8 @@
           <w:i/>
           <w:iCs/>
           <w:color w:val="5B6772"/>
-          <w:sz w:val="19"/>
-          <w:szCs w:val="19"/>
+          <w:sz w:val="16"/>
+          <w:szCs w:val="16"/>
         </w:rPr>
         <w:t xml:space="preserve">Başarılar dilerim.</w:t>
       </w:r>
@@ -6897,7 +6656,7 @@
     <w:p>
       <w:pPr>
         <w:keepNext w:val="false"/>
-        <w:spacing w:after="70" w:before="0" w:line="280"/>
+        <w:spacing w:after="21" w:before="0" w:line="208"/>
         <w:jc w:val="center"/>
       </w:pPr>
       <w:r>
@@ -6908,8 +6667,8 @@
           <w:i w:val="false"/>
           <w:iCs w:val="false"/>
           <w:color w:val="5B6772"/>
-          <w:sz w:val="18"/>
-          <w:szCs w:val="18"/>
+          <w:sz w:val="15"/>
+          <w:szCs w:val="15"/>
         </w:rPr>
         <w:t xml:space="preserve">Arapça Öğretmeni</w:t>
       </w:r>
@@ -6924,7 +6683,7 @@
         <w:pBdr>
           <w:bottom w:val="single" w:color="3F4C58" w:sz="8"/>
         </w:pBdr>
-        <w:spacing w:after="40"/>
+        <w:spacing w:after="12"/>
         <w:jc w:val="center"/>
       </w:pPr>
       <w:r>
@@ -6935,8 +6694,8 @@
           <w:i w:val="false"/>
           <w:iCs w:val="false"/>
           <w:color w:val="15222E"/>
-          <w:sz w:val="24"/>
-          <w:szCs w:val="24"/>
+          <w:sz w:val="20"/>
+          <w:szCs w:val="20"/>
         </w:rPr>
         <w:t xml:space="preserve">CEVAP ANAHTARI VE PUANLAMA</w:t>
       </w:r>
@@ -6944,7 +6703,7 @@
     <w:p>
       <w:pPr>
         <w:keepNext w:val="false"/>
-        <w:spacing w:after="160" w:before="0" w:line="280"/>
+        <w:spacing w:after="48" w:before="0" w:line="208"/>
         <w:jc w:val="center"/>
       </w:pPr>
       <w:r>
@@ -6955,8 +6714,8 @@
           <w:i/>
           <w:iCs/>
           <w:color w:val="5B6772"/>
-          <w:sz w:val="18"/>
-          <w:szCs w:val="18"/>
+          <w:sz w:val="15"/>
+          <w:szCs w:val="15"/>
         </w:rPr>
         <w:t xml:space="preserve">6. Sınıf · 1. Dönem 2. Yazılı · Beceri temelli · 2. Ünite (HAYDİ OKULA!)</w:t>
       </w:r>
@@ -6964,7 +6723,7 @@
     <w:p>
       <w:pPr>
         <w:keepNext w:val="false"/>
-        <w:spacing w:after="180" w:before="0" w:line="280"/>
+        <w:spacing w:after="54" w:before="0" w:line="208"/>
         <w:jc w:val="center"/>
       </w:pPr>
       <w:r>
@@ -6975,8 +6734,8 @@
           <w:i/>
           <w:iCs/>
           <w:color w:val="8A97A3"/>
-          <w:sz w:val="16"/>
-          <w:szCs w:val="16"/>
+          <w:sz w:val="13"/>
+          <w:szCs w:val="13"/>
         </w:rPr>
         <w:t xml:space="preserve">Bu sayfa öğrenciye verilmez.</w:t>
       </w:r>
@@ -7016,7 +6775,7 @@
           </w:tcPr>
           <w:p>
             <w:pPr>
-              <w:spacing w:after="0" w:line="270"/>
+              <w:spacing w:after="0" w:line="208"/>
               <w:jc w:val="center"/>
             </w:pPr>
             <w:r>
@@ -7027,8 +6786,8 @@
                 <w:i w:val="false"/>
                 <w:iCs w:val="false"/>
                 <w:color w:val="111111"/>
-                <w:sz w:val="18"/>
-                <w:szCs w:val="18"/>
+                <w:sz w:val="15"/>
+                <w:szCs w:val="15"/>
               </w:rPr>
               <w:t xml:space="preserve">Soru</w:t>
             </w:r>
@@ -7048,7 +6807,7 @@
           </w:tcPr>
           <w:p>
             <w:pPr>
-              <w:spacing w:after="0" w:line="270"/>
+              <w:spacing w:after="0" w:line="208"/>
               <w:jc w:val="center"/>
             </w:pPr>
             <w:r>
@@ -7059,8 +6818,8 @@
                 <w:i w:val="false"/>
                 <w:iCs w:val="false"/>
                 <w:color w:val="111111"/>
-                <w:sz w:val="18"/>
-                <w:szCs w:val="18"/>
+                <w:sz w:val="15"/>
+                <w:szCs w:val="15"/>
               </w:rPr>
               <w:t xml:space="preserve">Puan</w:t>
             </w:r>
@@ -7080,7 +6839,7 @@
           </w:tcPr>
           <w:p>
             <w:pPr>
-              <w:spacing w:after="0" w:line="270"/>
+              <w:spacing w:after="0" w:line="208"/>
               <w:jc w:val="center"/>
             </w:pPr>
             <w:r>
@@ -7091,8 +6850,8 @@
                 <w:i w:val="false"/>
                 <w:iCs w:val="false"/>
                 <w:color w:val="111111"/>
-                <w:sz w:val="18"/>
-                <w:szCs w:val="18"/>
+                <w:sz w:val="15"/>
+                <w:szCs w:val="15"/>
               </w:rPr>
               <w:t xml:space="preserve">Cevap</w:t>
             </w:r>
@@ -7113,7 +6872,7 @@
           </w:tcPr>
           <w:p>
             <w:pPr>
-              <w:spacing w:after="0" w:line="270"/>
+              <w:spacing w:after="0" w:line="208"/>
               <w:jc w:val="center"/>
             </w:pPr>
             <w:r>
@@ -7124,8 +6883,8 @@
                 <w:i w:val="false"/>
                 <w:iCs w:val="false"/>
                 <w:color w:val="111111"/>
-                <w:sz w:val="19"/>
-                <w:szCs w:val="19"/>
+                <w:sz w:val="16"/>
+                <w:szCs w:val="16"/>
               </w:rPr>
               <w:t xml:space="preserve">1</w:t>
             </w:r>
@@ -7144,19 +6903,19 @@
           </w:tcPr>
           <w:p>
             <w:pPr>
-              <w:spacing w:after="0" w:line="270"/>
-              <w:jc w:val="center"/>
-            </w:pPr>
-            <w:r>
-              <w:rPr>
-                <w:rFonts w:ascii="Times New Roman" w:cs="Times New Roman" w:eastAsia="Times New Roman" w:hAnsi="Times New Roman"/>
-                <w:b w:val="false"/>
-                <w:bCs w:val="false"/>
-                <w:i w:val="false"/>
-                <w:iCs w:val="false"/>
-                <w:color w:val="111111"/>
-                <w:sz w:val="19"/>
-                <w:szCs w:val="19"/>
+              <w:spacing w:after="0" w:line="208"/>
+              <w:jc w:val="center"/>
+            </w:pPr>
+            <w:r>
+              <w:rPr>
+                <w:rFonts w:ascii="Times New Roman" w:cs="Times New Roman" w:eastAsia="Times New Roman" w:hAnsi="Times New Roman"/>
+                <w:b w:val="false"/>
+                <w:bCs w:val="false"/>
+                <w:i w:val="false"/>
+                <w:iCs w:val="false"/>
+                <w:color w:val="111111"/>
+                <w:sz w:val="16"/>
+                <w:szCs w:val="16"/>
               </w:rPr>
               <w:t xml:space="preserve">15</w:t>
             </w:r>
@@ -7175,36 +6934,36 @@
           </w:tcPr>
           <w:p>
             <w:pPr>
-              <w:spacing w:after="0" w:line="270"/>
-            </w:pPr>
-            <w:r>
-              <w:rPr>
-                <w:rFonts w:ascii="Times New Roman" w:cs="Times New Roman" w:eastAsia="Times New Roman" w:hAnsi="Times New Roman"/>
-                <w:b w:val="false"/>
-                <w:bCs w:val="false"/>
-                <w:i w:val="false"/>
-                <w:iCs w:val="false"/>
-                <w:color w:val="111111"/>
-                <w:sz w:val="19"/>
-                <w:szCs w:val="19"/>
+              <w:spacing w:after="0" w:line="208"/>
+            </w:pPr>
+            <w:r>
+              <w:rPr>
+                <w:rFonts w:ascii="Times New Roman" w:cs="Times New Roman" w:eastAsia="Times New Roman" w:hAnsi="Times New Roman"/>
+                <w:b w:val="false"/>
+                <w:bCs w:val="false"/>
+                <w:i w:val="false"/>
+                <w:iCs w:val="false"/>
+                <w:color w:val="111111"/>
+                <w:sz w:val="16"/>
+                <w:szCs w:val="16"/>
               </w:rPr>
               <w:t xml:space="preserve">a) B   ·   b) C   ·   c) B   (her biri 4 puan)</w:t>
             </w:r>
           </w:p>
           <w:p>
             <w:pPr>
-              <w:spacing w:after="0" w:line="270"/>
-            </w:pPr>
-            <w:r>
-              <w:rPr>
-                <w:rFonts w:ascii="Times New Roman" w:cs="Times New Roman" w:eastAsia="Times New Roman" w:hAnsi="Times New Roman"/>
-                <w:b w:val="false"/>
-                <w:bCs w:val="false"/>
-                <w:i w:val="false"/>
-                <w:iCs w:val="false"/>
-                <w:color w:val="111111"/>
-                <w:sz w:val="19"/>
-                <w:szCs w:val="19"/>
+              <w:spacing w:after="0" w:line="208"/>
+            </w:pPr>
+            <w:r>
+              <w:rPr>
+                <w:rFonts w:ascii="Times New Roman" w:cs="Times New Roman" w:eastAsia="Times New Roman" w:hAnsi="Times New Roman"/>
+                <w:b w:val="false"/>
+                <w:bCs w:val="false"/>
+                <w:i w:val="false"/>
+                <w:iCs w:val="false"/>
+                <w:color w:val="111111"/>
+                <w:sz w:val="16"/>
+                <w:szCs w:val="16"/>
               </w:rPr>
               <w:t xml:space="preserve">d) Örnek: صَفِّي فِي الطَّابِقِ الثَّانِي. (3 puan)</w:t>
             </w:r>
@@ -7225,7 +6984,7 @@
           </w:tcPr>
           <w:p>
             <w:pPr>
-              <w:spacing w:after="0" w:line="270"/>
+              <w:spacing w:after="0" w:line="208"/>
               <w:jc w:val="center"/>
             </w:pPr>
             <w:r>
@@ -7236,8 +6995,8 @@
                 <w:i w:val="false"/>
                 <w:iCs w:val="false"/>
                 <w:color w:val="111111"/>
-                <w:sz w:val="19"/>
-                <w:szCs w:val="19"/>
+                <w:sz w:val="16"/>
+                <w:szCs w:val="16"/>
               </w:rPr>
               <w:t xml:space="preserve">2</w:t>
             </w:r>
@@ -7256,19 +7015,19 @@
           </w:tcPr>
           <w:p>
             <w:pPr>
-              <w:spacing w:after="0" w:line="270"/>
-              <w:jc w:val="center"/>
-            </w:pPr>
-            <w:r>
-              <w:rPr>
-                <w:rFonts w:ascii="Times New Roman" w:cs="Times New Roman" w:eastAsia="Times New Roman" w:hAnsi="Times New Roman"/>
-                <w:b w:val="false"/>
-                <w:bCs w:val="false"/>
-                <w:i w:val="false"/>
-                <w:iCs w:val="false"/>
-                <w:color w:val="111111"/>
-                <w:sz w:val="19"/>
-                <w:szCs w:val="19"/>
+              <w:spacing w:after="0" w:line="208"/>
+              <w:jc w:val="center"/>
+            </w:pPr>
+            <w:r>
+              <w:rPr>
+                <w:rFonts w:ascii="Times New Roman" w:cs="Times New Roman" w:eastAsia="Times New Roman" w:hAnsi="Times New Roman"/>
+                <w:b w:val="false"/>
+                <w:bCs w:val="false"/>
+                <w:i w:val="false"/>
+                <w:iCs w:val="false"/>
+                <w:color w:val="111111"/>
+                <w:sz w:val="16"/>
+                <w:szCs w:val="16"/>
               </w:rPr>
               <w:t xml:space="preserve">10</w:t>
             </w:r>
@@ -7287,54 +7046,54 @@
           </w:tcPr>
           <w:p>
             <w:pPr>
-              <w:spacing w:after="0" w:line="270"/>
-            </w:pPr>
-            <w:r>
-              <w:rPr>
-                <w:rFonts w:ascii="Times New Roman" w:cs="Times New Roman" w:eastAsia="Times New Roman" w:hAnsi="Times New Roman"/>
-                <w:b w:val="false"/>
-                <w:bCs w:val="false"/>
-                <w:i w:val="false"/>
-                <w:iCs w:val="false"/>
-                <w:color w:val="111111"/>
-                <w:sz w:val="19"/>
-                <w:szCs w:val="19"/>
+              <w:spacing w:after="0" w:line="208"/>
+            </w:pPr>
+            <w:r>
+              <w:rPr>
+                <w:rFonts w:ascii="Times New Roman" w:cs="Times New Roman" w:eastAsia="Times New Roman" w:hAnsi="Times New Roman"/>
+                <w:b w:val="false"/>
+                <w:bCs w:val="false"/>
+                <w:i w:val="false"/>
+                <w:iCs w:val="false"/>
+                <w:color w:val="111111"/>
+                <w:sz w:val="16"/>
+                <w:szCs w:val="16"/>
               </w:rPr>
               <w:t xml:space="preserve">DİNLEME METNİ (iki kez okunur):</w:t>
             </w:r>
           </w:p>
           <w:p>
             <w:pPr>
-              <w:spacing w:after="0" w:line="270"/>
-            </w:pPr>
-            <w:r>
-              <w:rPr>
-                <w:rFonts w:ascii="Times New Roman" w:cs="Times New Roman" w:eastAsia="Times New Roman" w:hAnsi="Times New Roman"/>
-                <w:b w:val="false"/>
-                <w:bCs w:val="false"/>
-                <w:i w:val="false"/>
-                <w:iCs w:val="false"/>
-                <w:color w:val="111111"/>
-                <w:sz w:val="19"/>
-                <w:szCs w:val="19"/>
+              <w:spacing w:after="0" w:line="208"/>
+            </w:pPr>
+            <w:r>
+              <w:rPr>
+                <w:rFonts w:ascii="Times New Roman" w:cs="Times New Roman" w:eastAsia="Times New Roman" w:hAnsi="Times New Roman"/>
+                <w:b w:val="false"/>
+                <w:bCs w:val="false"/>
+                <w:i w:val="false"/>
+                <w:iCs w:val="false"/>
+                <w:color w:val="111111"/>
+                <w:sz w:val="16"/>
+                <w:szCs w:val="16"/>
               </w:rPr>
               <w:t xml:space="preserve">أَنَا عُمَرُ. مَدْرَسَتِي قَرِيبَةٌ مِنْ بَيْتِي. صَفِّي فِي الطَّابِقِ الْأَوَّلِ. يُوجَدُ فِي صَفِّي حَاسُوبٌ وَخَرِيطَةٌ. اَلْمَقْصِفُ يَمِينَ الْمَكْتَبَةِ. أَلْعَبُ فِي الْفِنَاءِ.</w:t>
             </w:r>
           </w:p>
           <w:p>
             <w:pPr>
-              <w:spacing w:after="0" w:line="270"/>
-            </w:pPr>
-            <w:r>
-              <w:rPr>
-                <w:rFonts w:ascii="Times New Roman" w:cs="Times New Roman" w:eastAsia="Times New Roman" w:hAnsi="Times New Roman"/>
-                <w:b w:val="false"/>
-                <w:bCs w:val="false"/>
-                <w:i w:val="false"/>
-                <w:iCs w:val="false"/>
-                <w:color w:val="111111"/>
-                <w:sz w:val="19"/>
-                <w:szCs w:val="19"/>
+              <w:spacing w:after="0" w:line="208"/>
+            </w:pPr>
+            <w:r>
+              <w:rPr>
+                <w:rFonts w:ascii="Times New Roman" w:cs="Times New Roman" w:eastAsia="Times New Roman" w:hAnsi="Times New Roman"/>
+                <w:b w:val="false"/>
+                <w:bCs w:val="false"/>
+                <w:i w:val="false"/>
+                <w:iCs w:val="false"/>
+                <w:color w:val="111111"/>
+                <w:sz w:val="16"/>
+                <w:szCs w:val="16"/>
               </w:rPr>
               <w:t xml:space="preserve">Cevaplar:  1 - Y  ·  2 - D  ·  3 - D  ·  4 - Y  ·  5 - D</w:t>
             </w:r>
@@ -7355,7 +7114,7 @@
           </w:tcPr>
           <w:p>
             <w:pPr>
-              <w:spacing w:after="0" w:line="270"/>
+              <w:spacing w:after="0" w:line="208"/>
               <w:jc w:val="center"/>
             </w:pPr>
             <w:r>
@@ -7366,8 +7125,8 @@
                 <w:i w:val="false"/>
                 <w:iCs w:val="false"/>
                 <w:color w:val="111111"/>
-                <w:sz w:val="19"/>
-                <w:szCs w:val="19"/>
+                <w:sz w:val="16"/>
+                <w:szCs w:val="16"/>
               </w:rPr>
               <w:t xml:space="preserve">3</w:t>
             </w:r>
@@ -7386,19 +7145,19 @@
           </w:tcPr>
           <w:p>
             <w:pPr>
-              <w:spacing w:after="0" w:line="270"/>
-              <w:jc w:val="center"/>
-            </w:pPr>
-            <w:r>
-              <w:rPr>
-                <w:rFonts w:ascii="Times New Roman" w:cs="Times New Roman" w:eastAsia="Times New Roman" w:hAnsi="Times New Roman"/>
-                <w:b w:val="false"/>
-                <w:bCs w:val="false"/>
-                <w:i w:val="false"/>
-                <w:iCs w:val="false"/>
-                <w:color w:val="111111"/>
-                <w:sz w:val="19"/>
-                <w:szCs w:val="19"/>
+              <w:spacing w:after="0" w:line="208"/>
+              <w:jc w:val="center"/>
+            </w:pPr>
+            <w:r>
+              <w:rPr>
+                <w:rFonts w:ascii="Times New Roman" w:cs="Times New Roman" w:eastAsia="Times New Roman" w:hAnsi="Times New Roman"/>
+                <w:b w:val="false"/>
+                <w:bCs w:val="false"/>
+                <w:i w:val="false"/>
+                <w:iCs w:val="false"/>
+                <w:color w:val="111111"/>
+                <w:sz w:val="16"/>
+                <w:szCs w:val="16"/>
               </w:rPr>
               <w:t xml:space="preserve">15</w:t>
             </w:r>
@@ -7417,18 +7176,18 @@
           </w:tcPr>
           <w:p>
             <w:pPr>
-              <w:spacing w:after="0" w:line="270"/>
-            </w:pPr>
-            <w:r>
-              <w:rPr>
-                <w:rFonts w:ascii="Times New Roman" w:cs="Times New Roman" w:eastAsia="Times New Roman" w:hAnsi="Times New Roman"/>
-                <w:b w:val="false"/>
-                <w:bCs w:val="false"/>
-                <w:i w:val="false"/>
-                <w:iCs w:val="false"/>
-                <w:color w:val="111111"/>
-                <w:sz w:val="19"/>
-                <w:szCs w:val="19"/>
+              <w:spacing w:after="0" w:line="208"/>
+            </w:pPr>
+            <w:r>
+              <w:rPr>
+                <w:rFonts w:ascii="Times New Roman" w:cs="Times New Roman" w:eastAsia="Times New Roman" w:hAnsi="Times New Roman"/>
+                <w:b w:val="false"/>
+                <w:bCs w:val="false"/>
+                <w:i w:val="false"/>
+                <w:iCs w:val="false"/>
+                <w:color w:val="111111"/>
+                <w:sz w:val="16"/>
+                <w:szCs w:val="16"/>
               </w:rPr>
               <w:t xml:space="preserve">1 - B  ·  2 - A  ·  3 - B  ·  4 - C  ·  5 - B</w:t>
             </w:r>
@@ -7449,7 +7208,7 @@
           </w:tcPr>
           <w:p>
             <w:pPr>
-              <w:spacing w:after="0" w:line="270"/>
+              <w:spacing w:after="0" w:line="208"/>
               <w:jc w:val="center"/>
             </w:pPr>
             <w:r>
@@ -7460,8 +7219,8 @@
                 <w:i w:val="false"/>
                 <w:iCs w:val="false"/>
                 <w:color w:val="111111"/>
-                <w:sz w:val="19"/>
-                <w:szCs w:val="19"/>
+                <w:sz w:val="16"/>
+                <w:szCs w:val="16"/>
               </w:rPr>
               <w:t xml:space="preserve">4</w:t>
             </w:r>
@@ -7480,19 +7239,19 @@
           </w:tcPr>
           <w:p>
             <w:pPr>
-              <w:spacing w:after="0" w:line="270"/>
-              <w:jc w:val="center"/>
-            </w:pPr>
-            <w:r>
-              <w:rPr>
-                <w:rFonts w:ascii="Times New Roman" w:cs="Times New Roman" w:eastAsia="Times New Roman" w:hAnsi="Times New Roman"/>
-                <w:b w:val="false"/>
-                <w:bCs w:val="false"/>
-                <w:i w:val="false"/>
-                <w:iCs w:val="false"/>
-                <w:color w:val="111111"/>
-                <w:sz w:val="19"/>
-                <w:szCs w:val="19"/>
+              <w:spacing w:after="0" w:line="208"/>
+              <w:jc w:val="center"/>
+            </w:pPr>
+            <w:r>
+              <w:rPr>
+                <w:rFonts w:ascii="Times New Roman" w:cs="Times New Roman" w:eastAsia="Times New Roman" w:hAnsi="Times New Roman"/>
+                <w:b w:val="false"/>
+                <w:bCs w:val="false"/>
+                <w:i w:val="false"/>
+                <w:iCs w:val="false"/>
+                <w:color w:val="111111"/>
+                <w:sz w:val="16"/>
+                <w:szCs w:val="16"/>
               </w:rPr>
               <w:t xml:space="preserve">10</w:t>
             </w:r>
@@ -7511,18 +7270,18 @@
           </w:tcPr>
           <w:p>
             <w:pPr>
-              <w:spacing w:after="0" w:line="270"/>
-            </w:pPr>
-            <w:r>
-              <w:rPr>
-                <w:rFonts w:ascii="Times New Roman" w:cs="Times New Roman" w:eastAsia="Times New Roman" w:hAnsi="Times New Roman"/>
-                <w:b w:val="false"/>
-                <w:bCs w:val="false"/>
-                <w:i w:val="false"/>
-                <w:iCs w:val="false"/>
-                <w:color w:val="111111"/>
-                <w:sz w:val="19"/>
-                <w:szCs w:val="19"/>
+              <w:spacing w:after="0" w:line="208"/>
+            </w:pPr>
+            <w:r>
+              <w:rPr>
+                <w:rFonts w:ascii="Times New Roman" w:cs="Times New Roman" w:eastAsia="Times New Roman" w:hAnsi="Times New Roman"/>
+                <w:b w:val="false"/>
+                <w:bCs w:val="false"/>
+                <w:i w:val="false"/>
+                <w:iCs w:val="false"/>
+                <w:color w:val="111111"/>
+                <w:sz w:val="16"/>
+                <w:szCs w:val="16"/>
               </w:rPr>
               <w:t xml:space="preserve">1 - a  ·  2 - e  ·  3 - c  ·  4 - d  ·  5 - b</w:t>
             </w:r>
@@ -7543,7 +7302,7 @@
           </w:tcPr>
           <w:p>
             <w:pPr>
-              <w:spacing w:after="0" w:line="270"/>
+              <w:spacing w:after="0" w:line="208"/>
               <w:jc w:val="center"/>
             </w:pPr>
             <w:r>
@@ -7554,8 +7313,8 @@
                 <w:i w:val="false"/>
                 <w:iCs w:val="false"/>
                 <w:color w:val="111111"/>
-                <w:sz w:val="19"/>
-                <w:szCs w:val="19"/>
+                <w:sz w:val="16"/>
+                <w:szCs w:val="16"/>
               </w:rPr>
               <w:t xml:space="preserve">5</w:t>
             </w:r>
@@ -7574,19 +7333,19 @@
           </w:tcPr>
           <w:p>
             <w:pPr>
-              <w:spacing w:after="0" w:line="270"/>
-              <w:jc w:val="center"/>
-            </w:pPr>
-            <w:r>
-              <w:rPr>
-                <w:rFonts w:ascii="Times New Roman" w:cs="Times New Roman" w:eastAsia="Times New Roman" w:hAnsi="Times New Roman"/>
-                <w:b w:val="false"/>
-                <w:bCs w:val="false"/>
-                <w:i w:val="false"/>
-                <w:iCs w:val="false"/>
-                <w:color w:val="111111"/>
-                <w:sz w:val="19"/>
-                <w:szCs w:val="19"/>
+              <w:spacing w:after="0" w:line="208"/>
+              <w:jc w:val="center"/>
+            </w:pPr>
+            <w:r>
+              <w:rPr>
+                <w:rFonts w:ascii="Times New Roman" w:cs="Times New Roman" w:eastAsia="Times New Roman" w:hAnsi="Times New Roman"/>
+                <w:b w:val="false"/>
+                <w:bCs w:val="false"/>
+                <w:i w:val="false"/>
+                <w:iCs w:val="false"/>
+                <w:color w:val="111111"/>
+                <w:sz w:val="16"/>
+                <w:szCs w:val="16"/>
               </w:rPr>
               <w:t xml:space="preserve">10</w:t>
             </w:r>
@@ -7606,7 +7365,7 @@
           <w:p>
             <w:pPr>
               <w:bidi/>
-              <w:spacing w:after="0" w:line="320"/>
+              <w:spacing w:after="0" w:line="208"/>
             </w:pPr>
             <w:r>
               <w:rPr>
@@ -7614,8 +7373,8 @@
                 <w:b w:val="false"/>
                 <w:bCs w:val="false"/>
                 <w:color w:val="111111"/>
-                <w:sz w:val="27"/>
-                <w:szCs w:val="27"/>
+                <w:sz w:val="24"/>
+                <w:szCs w:val="24"/>
                 <w:rtl/>
               </w:rPr>
               <w:t xml:space="preserve">السَّادِسِ ، طَوَابِقَ ، الْمَقْصِفُ ، الثَّانِي ، خَلْفَ</w:t>
@@ -7637,7 +7396,7 @@
           </w:tcPr>
           <w:p>
             <w:pPr>
-              <w:spacing w:after="0" w:line="270"/>
+              <w:spacing w:after="0" w:line="208"/>
               <w:jc w:val="center"/>
             </w:pPr>
             <w:r>
@@ -7648,8 +7407,8 @@
                 <w:i w:val="false"/>
                 <w:iCs w:val="false"/>
                 <w:color w:val="111111"/>
-                <w:sz w:val="19"/>
-                <w:szCs w:val="19"/>
+                <w:sz w:val="16"/>
+                <w:szCs w:val="16"/>
               </w:rPr>
               <w:t xml:space="preserve">6</w:t>
             </w:r>
@@ -7668,19 +7427,19 @@
           </w:tcPr>
           <w:p>
             <w:pPr>
-              <w:spacing w:after="0" w:line="270"/>
-              <w:jc w:val="center"/>
-            </w:pPr>
-            <w:r>
-              <w:rPr>
-                <w:rFonts w:ascii="Times New Roman" w:cs="Times New Roman" w:eastAsia="Times New Roman" w:hAnsi="Times New Roman"/>
-                <w:b w:val="false"/>
-                <w:bCs w:val="false"/>
-                <w:i w:val="false"/>
-                <w:iCs w:val="false"/>
-                <w:color w:val="111111"/>
-                <w:sz w:val="19"/>
-                <w:szCs w:val="19"/>
+              <w:spacing w:after="0" w:line="208"/>
+              <w:jc w:val="center"/>
+            </w:pPr>
+            <w:r>
+              <w:rPr>
+                <w:rFonts w:ascii="Times New Roman" w:cs="Times New Roman" w:eastAsia="Times New Roman" w:hAnsi="Times New Roman"/>
+                <w:b w:val="false"/>
+                <w:bCs w:val="false"/>
+                <w:i w:val="false"/>
+                <w:iCs w:val="false"/>
+                <w:color w:val="111111"/>
+                <w:sz w:val="16"/>
+                <w:szCs w:val="16"/>
               </w:rPr>
               <w:t xml:space="preserve">10</w:t>
             </w:r>
@@ -7699,36 +7458,36 @@
           </w:tcPr>
           <w:p>
             <w:pPr>
-              <w:spacing w:after="0" w:line="270"/>
-            </w:pPr>
-            <w:r>
-              <w:rPr>
-                <w:rFonts w:ascii="Times New Roman" w:cs="Times New Roman" w:eastAsia="Times New Roman" w:hAnsi="Times New Roman"/>
-                <w:b w:val="false"/>
-                <w:bCs w:val="false"/>
-                <w:i w:val="false"/>
-                <w:iCs w:val="false"/>
-                <w:color w:val="111111"/>
-                <w:sz w:val="19"/>
-                <w:szCs w:val="19"/>
+              <w:spacing w:after="0" w:line="208"/>
+            </w:pPr>
+            <w:r>
+              <w:rPr>
+                <w:rFonts w:ascii="Times New Roman" w:cs="Times New Roman" w:eastAsia="Times New Roman" w:hAnsi="Times New Roman"/>
+                <w:b w:val="false"/>
+                <w:bCs w:val="false"/>
+                <w:i w:val="false"/>
+                <w:iCs w:val="false"/>
+                <w:color w:val="111111"/>
+                <w:sz w:val="16"/>
+                <w:szCs w:val="16"/>
               </w:rPr>
               <w:t xml:space="preserve">sıranın üstünde · tahtanın altında · kütüphanenin sağında · kantinin solunda</w:t>
             </w:r>
           </w:p>
           <w:p>
             <w:pPr>
-              <w:spacing w:after="0" w:line="270"/>
-            </w:pPr>
-            <w:r>
-              <w:rPr>
-                <w:rFonts w:ascii="Times New Roman" w:cs="Times New Roman" w:eastAsia="Times New Roman" w:hAnsi="Times New Roman"/>
-                <w:b w:val="false"/>
-                <w:bCs w:val="false"/>
-                <w:i w:val="false"/>
-                <w:iCs w:val="false"/>
-                <w:color w:val="111111"/>
-                <w:sz w:val="19"/>
-                <w:szCs w:val="19"/>
+              <w:spacing w:after="0" w:line="208"/>
+            </w:pPr>
+            <w:r>
+              <w:rPr>
+                <w:rFonts w:ascii="Times New Roman" w:cs="Times New Roman" w:eastAsia="Times New Roman" w:hAnsi="Times New Roman"/>
+                <w:b w:val="false"/>
+                <w:bCs w:val="false"/>
+                <w:i w:val="false"/>
+                <w:iCs w:val="false"/>
+                <w:color w:val="111111"/>
+                <w:sz w:val="16"/>
+                <w:szCs w:val="16"/>
               </w:rPr>
               <w:t xml:space="preserve">avlunun arkasında</w:t>
             </w:r>
@@ -7749,7 +7508,7 @@
           </w:tcPr>
           <w:p>
             <w:pPr>
-              <w:spacing w:after="0" w:line="270"/>
+              <w:spacing w:after="0" w:line="208"/>
               <w:jc w:val="center"/>
             </w:pPr>
             <w:r>
@@ -7760,8 +7519,8 @@
                 <w:i w:val="false"/>
                 <w:iCs w:val="false"/>
                 <w:color w:val="111111"/>
-                <w:sz w:val="19"/>
-                <w:szCs w:val="19"/>
+                <w:sz w:val="16"/>
+                <w:szCs w:val="16"/>
               </w:rPr>
               <w:t xml:space="preserve">7</w:t>
             </w:r>
@@ -7780,19 +7539,19 @@
           </w:tcPr>
           <w:p>
             <w:pPr>
-              <w:spacing w:after="0" w:line="270"/>
-              <w:jc w:val="center"/>
-            </w:pPr>
-            <w:r>
-              <w:rPr>
-                <w:rFonts w:ascii="Times New Roman" w:cs="Times New Roman" w:eastAsia="Times New Roman" w:hAnsi="Times New Roman"/>
-                <w:b w:val="false"/>
-                <w:bCs w:val="false"/>
-                <w:i w:val="false"/>
-                <w:iCs w:val="false"/>
-                <w:color w:val="111111"/>
-                <w:sz w:val="19"/>
-                <w:szCs w:val="19"/>
+              <w:spacing w:after="0" w:line="208"/>
+              <w:jc w:val="center"/>
+            </w:pPr>
+            <w:r>
+              <w:rPr>
+                <w:rFonts w:ascii="Times New Roman" w:cs="Times New Roman" w:eastAsia="Times New Roman" w:hAnsi="Times New Roman"/>
+                <w:b w:val="false"/>
+                <w:bCs w:val="false"/>
+                <w:i w:val="false"/>
+                <w:iCs w:val="false"/>
+                <w:color w:val="111111"/>
+                <w:sz w:val="16"/>
+                <w:szCs w:val="16"/>
               </w:rPr>
               <w:t xml:space="preserve">15</w:t>
             </w:r>
@@ -7812,7 +7571,7 @@
           <w:p>
             <w:pPr>
               <w:bidi/>
-              <w:spacing w:after="0" w:line="320"/>
+              <w:spacing w:after="0" w:line="208"/>
             </w:pPr>
             <w:r>
               <w:rPr>
@@ -7820,8 +7579,8 @@
                 <w:b w:val="false"/>
                 <w:bCs w:val="false"/>
                 <w:color w:val="111111"/>
-                <w:sz w:val="27"/>
-                <w:szCs w:val="27"/>
+                <w:sz w:val="24"/>
+                <w:szCs w:val="24"/>
                 <w:rtl/>
               </w:rPr>
               <w:t xml:space="preserve">هِيَ فِي الصَّفِّ السَّادِسِ. · فِي الْمَدْرَسَةِ ثَلَاثَةُ طَوَابِقَ.</w:t>
@@ -7830,7 +7589,7 @@
           <w:p>
             <w:pPr>
               <w:bidi/>
-              <w:spacing w:after="0" w:line="320"/>
+              <w:spacing w:after="0" w:line="208"/>
             </w:pPr>
             <w:r>
               <w:rPr>
@@ -7838,8 +7597,8 @@
                 <w:b w:val="false"/>
                 <w:bCs w:val="false"/>
                 <w:color w:val="111111"/>
-                <w:sz w:val="27"/>
-                <w:szCs w:val="27"/>
+                <w:sz w:val="24"/>
+                <w:szCs w:val="24"/>
                 <w:rtl/>
               </w:rPr>
               <w:t xml:space="preserve">اَلْمَقْصِفُ وَغُرْفَةُ الْمُدِيرِ. · فِيهِ خَرِيطَةٌ وَحَاسُوبٌ وَسَاعَةٌ.</w:t>
@@ -7848,7 +7607,7 @@
           <w:p>
             <w:pPr>
               <w:bidi/>
-              <w:spacing w:after="0" w:line="320"/>
+              <w:spacing w:after="0" w:line="208"/>
             </w:pPr>
             <w:r>
               <w:rPr>
@@ -7856,8 +7615,8 @@
                 <w:b w:val="false"/>
                 <w:bCs w:val="false"/>
                 <w:color w:val="111111"/>
-                <w:sz w:val="27"/>
-                <w:szCs w:val="27"/>
+                <w:sz w:val="24"/>
+                <w:szCs w:val="24"/>
                 <w:rtl/>
               </w:rPr>
               <w:t xml:space="preserve">اَلْمَسْجِدُ خَلْفَ الْمَدْرَسَةِ.</w:t>
@@ -7879,7 +7638,7 @@
           </w:tcPr>
           <w:p>
             <w:pPr>
-              <w:spacing w:after="0" w:line="270"/>
+              <w:spacing w:after="0" w:line="208"/>
               <w:jc w:val="center"/>
             </w:pPr>
             <w:r>
@@ -7890,8 +7649,8 @@
                 <w:i w:val="false"/>
                 <w:iCs w:val="false"/>
                 <w:color w:val="111111"/>
-                <w:sz w:val="19"/>
-                <w:szCs w:val="19"/>
+                <w:sz w:val="16"/>
+                <w:szCs w:val="16"/>
               </w:rPr>
               <w:t xml:space="preserve">8</w:t>
             </w:r>
@@ -7910,19 +7669,19 @@
           </w:tcPr>
           <w:p>
             <w:pPr>
-              <w:spacing w:after="0" w:line="270"/>
-              <w:jc w:val="center"/>
-            </w:pPr>
-            <w:r>
-              <w:rPr>
-                <w:rFonts w:ascii="Times New Roman" w:cs="Times New Roman" w:eastAsia="Times New Roman" w:hAnsi="Times New Roman"/>
-                <w:b w:val="false"/>
-                <w:bCs w:val="false"/>
-                <w:i w:val="false"/>
-                <w:iCs w:val="false"/>
-                <w:color w:val="111111"/>
-                <w:sz w:val="19"/>
-                <w:szCs w:val="19"/>
+              <w:spacing w:after="0" w:line="208"/>
+              <w:jc w:val="center"/>
+            </w:pPr>
+            <w:r>
+              <w:rPr>
+                <w:rFonts w:ascii="Times New Roman" w:cs="Times New Roman" w:eastAsia="Times New Roman" w:hAnsi="Times New Roman"/>
+                <w:b w:val="false"/>
+                <w:bCs w:val="false"/>
+                <w:i w:val="false"/>
+                <w:iCs w:val="false"/>
+                <w:color w:val="111111"/>
+                <w:sz w:val="16"/>
+                <w:szCs w:val="16"/>
               </w:rPr>
               <w:t xml:space="preserve">15</w:t>
             </w:r>
@@ -7941,18 +7700,18 @@
           </w:tcPr>
           <w:p>
             <w:pPr>
-              <w:spacing w:after="0" w:line="270"/>
-            </w:pPr>
-            <w:r>
-              <w:rPr>
-                <w:rFonts w:ascii="Times New Roman" w:cs="Times New Roman" w:eastAsia="Times New Roman" w:hAnsi="Times New Roman"/>
-                <w:b w:val="false"/>
-                <w:bCs w:val="false"/>
-                <w:i w:val="false"/>
-                <w:iCs w:val="false"/>
-                <w:color w:val="111111"/>
-                <w:sz w:val="19"/>
-                <w:szCs w:val="19"/>
+              <w:spacing w:after="0" w:line="208"/>
+            </w:pPr>
+            <w:r>
+              <w:rPr>
+                <w:rFonts w:ascii="Times New Roman" w:cs="Times New Roman" w:eastAsia="Times New Roman" w:hAnsi="Times New Roman"/>
+                <w:b w:val="false"/>
+                <w:bCs w:val="false"/>
+                <w:i w:val="false"/>
+                <w:iCs w:val="false"/>
+                <w:color w:val="111111"/>
+                <w:sz w:val="16"/>
+                <w:szCs w:val="16"/>
               </w:rPr>
               <w:t xml:space="preserve">Dereceli puanlama anahtarına göre değerlendirilir.</w:t>
             </w:r>
@@ -7962,7 +7721,7 @@
     </w:tbl>
     <w:p>
       <w:pPr>
-        <w:spacing w:after="110"/>
+        <w:spacing w:after="33"/>
       </w:pPr>
       <w:r>
         <w:rPr>
@@ -7972,8 +7731,8 @@
           <w:i w:val="false"/>
           <w:iCs w:val="false"/>
           <w:color w:val="111111"/>
-          <w:sz w:val="21"/>
-          <w:szCs w:val="21"/>
+          <w:sz w:val="17"/>
+          <w:szCs w:val="17"/>
         </w:rPr>
         <w:t xml:space="preserve"/>
       </w:r>
@@ -7981,7 +7740,7 @@
     <w:p>
       <w:pPr>
         <w:keepNext w:val="false"/>
-        <w:spacing w:after="90" w:before="0" w:line="280"/>
+        <w:spacing w:after="27" w:before="0" w:line="208"/>
       </w:pPr>
       <w:r>
         <w:rPr>
@@ -7991,8 +7750,8 @@
           <w:i w:val="false"/>
           <w:iCs w:val="false"/>
           <w:color w:val="111111"/>
-          <w:sz w:val="20"/>
-          <w:szCs w:val="20"/>
+          <w:sz w:val="17"/>
+          <w:szCs w:val="17"/>
         </w:rPr>
         <w:t xml:space="preserve">8. soru (yazma görevi) için dereceli puanlama anahtarı</w:t>
       </w:r>
@@ -8032,7 +7791,7 @@
           </w:tcPr>
           <w:p>
             <w:pPr>
-              <w:spacing w:after="0" w:line="270"/>
+              <w:spacing w:after="0" w:line="208"/>
               <w:jc w:val="center"/>
             </w:pPr>
             <w:r>
@@ -8043,8 +7802,8 @@
                 <w:i w:val="false"/>
                 <w:iCs w:val="false"/>
                 <w:color w:val="111111"/>
-                <w:sz w:val="18"/>
-                <w:szCs w:val="18"/>
+                <w:sz w:val="15"/>
+                <w:szCs w:val="15"/>
               </w:rPr>
               <w:t xml:space="preserve">Ölçüt</w:t>
             </w:r>
@@ -8064,7 +7823,7 @@
           </w:tcPr>
           <w:p>
             <w:pPr>
-              <w:spacing w:after="0" w:line="270"/>
+              <w:spacing w:after="0" w:line="208"/>
               <w:jc w:val="center"/>
             </w:pPr>
             <w:r>
@@ -8075,8 +7834,8 @@
                 <w:i w:val="false"/>
                 <w:iCs w:val="false"/>
                 <w:color w:val="111111"/>
-                <w:sz w:val="18"/>
-                <w:szCs w:val="18"/>
+                <w:sz w:val="15"/>
+                <w:szCs w:val="15"/>
               </w:rPr>
               <w:t xml:space="preserve">Beklenen davranış</w:t>
             </w:r>
@@ -8096,7 +7855,7 @@
           </w:tcPr>
           <w:p>
             <w:pPr>
-              <w:spacing w:after="0" w:line="270"/>
+              <w:spacing w:after="0" w:line="208"/>
               <w:jc w:val="center"/>
             </w:pPr>
             <w:r>
@@ -8107,8 +7866,8 @@
                 <w:i w:val="false"/>
                 <w:iCs w:val="false"/>
                 <w:color w:val="111111"/>
-                <w:sz w:val="18"/>
-                <w:szCs w:val="18"/>
+                <w:sz w:val="15"/>
+                <w:szCs w:val="15"/>
               </w:rPr>
               <w:t xml:space="preserve">Puan</w:t>
             </w:r>
@@ -8129,7 +7888,7 @@
           </w:tcPr>
           <w:p>
             <w:pPr>
-              <w:spacing w:after="0" w:line="270"/>
+              <w:spacing w:after="0" w:line="208"/>
             </w:pPr>
             <w:r>
               <w:rPr>
@@ -8139,8 +7898,8 @@
                 <w:i w:val="false"/>
                 <w:iCs w:val="false"/>
                 <w:color w:val="111111"/>
-                <w:sz w:val="19"/>
-                <w:szCs w:val="19"/>
+                <w:sz w:val="16"/>
+                <w:szCs w:val="16"/>
               </w:rPr>
               <w:t xml:space="preserve">Görevin yerine getirilmesi</w:t>
             </w:r>
@@ -8159,18 +7918,18 @@
           </w:tcPr>
           <w:p>
             <w:pPr>
-              <w:spacing w:after="0" w:line="270"/>
-            </w:pPr>
-            <w:r>
-              <w:rPr>
-                <w:rFonts w:ascii="Times New Roman" w:cs="Times New Roman" w:eastAsia="Times New Roman" w:hAnsi="Times New Roman"/>
-                <w:b w:val="false"/>
-                <w:bCs w:val="false"/>
-                <w:i w:val="false"/>
-                <w:iCs w:val="false"/>
-                <w:color w:val="111111"/>
-                <w:sz w:val="19"/>
-                <w:szCs w:val="19"/>
+              <w:spacing w:after="0" w:line="208"/>
+            </w:pPr>
+            <w:r>
+              <w:rPr>
+                <w:rFonts w:ascii="Times New Roman" w:cs="Times New Roman" w:eastAsia="Times New Roman" w:hAnsi="Times New Roman"/>
+                <w:b w:val="false"/>
+                <w:bCs w:val="false"/>
+                <w:i w:val="false"/>
+                <w:iCs w:val="false"/>
+                <w:color w:val="111111"/>
+                <w:sz w:val="16"/>
+                <w:szCs w:val="16"/>
               </w:rPr>
               <w:t xml:space="preserve">Okulunu ve bölümlerinin yerini anlatan en az altı satırlık bir metin yazar.</w:t>
             </w:r>
@@ -8189,19 +7948,19 @@
           </w:tcPr>
           <w:p>
             <w:pPr>
-              <w:spacing w:after="0" w:line="270"/>
-              <w:jc w:val="center"/>
-            </w:pPr>
-            <w:r>
-              <w:rPr>
-                <w:rFonts w:ascii="Times New Roman" w:cs="Times New Roman" w:eastAsia="Times New Roman" w:hAnsi="Times New Roman"/>
-                <w:b w:val="false"/>
-                <w:bCs w:val="false"/>
-                <w:i w:val="false"/>
-                <w:iCs w:val="false"/>
-                <w:color w:val="111111"/>
-                <w:sz w:val="19"/>
-                <w:szCs w:val="19"/>
+              <w:spacing w:after="0" w:line="208"/>
+              <w:jc w:val="center"/>
+            </w:pPr>
+            <w:r>
+              <w:rPr>
+                <w:rFonts w:ascii="Times New Roman" w:cs="Times New Roman" w:eastAsia="Times New Roman" w:hAnsi="Times New Roman"/>
+                <w:b w:val="false"/>
+                <w:bCs w:val="false"/>
+                <w:i w:val="false"/>
+                <w:iCs w:val="false"/>
+                <w:color w:val="111111"/>
+                <w:sz w:val="16"/>
+                <w:szCs w:val="16"/>
               </w:rPr>
               <w:t xml:space="preserve">5</w:t>
             </w:r>
@@ -8222,7 +7981,7 @@
           </w:tcPr>
           <w:p>
             <w:pPr>
-              <w:spacing w:after="0" w:line="270"/>
+              <w:spacing w:after="0" w:line="208"/>
             </w:pPr>
             <w:r>
               <w:rPr>
@@ -8232,8 +7991,8 @@
                 <w:i w:val="false"/>
                 <w:iCs w:val="false"/>
                 <w:color w:val="111111"/>
-                <w:sz w:val="19"/>
-                <w:szCs w:val="19"/>
+                <w:sz w:val="16"/>
+                <w:szCs w:val="16"/>
               </w:rPr>
               <w:t xml:space="preserve">Söz varlığı</w:t>
             </w:r>
@@ -8252,18 +8011,18 @@
           </w:tcPr>
           <w:p>
             <w:pPr>
-              <w:spacing w:after="0" w:line="270"/>
-            </w:pPr>
-            <w:r>
-              <w:rPr>
-                <w:rFonts w:ascii="Times New Roman" w:cs="Times New Roman" w:eastAsia="Times New Roman" w:hAnsi="Times New Roman"/>
-                <w:b w:val="false"/>
-                <w:bCs w:val="false"/>
-                <w:i w:val="false"/>
-                <w:iCs w:val="false"/>
-                <w:color w:val="111111"/>
-                <w:sz w:val="19"/>
-                <w:szCs w:val="19"/>
+              <w:spacing w:after="0" w:line="208"/>
+            </w:pPr>
+            <w:r>
+              <w:rPr>
+                <w:rFonts w:ascii="Times New Roman" w:cs="Times New Roman" w:eastAsia="Times New Roman" w:hAnsi="Times New Roman"/>
+                <w:b w:val="false"/>
+                <w:bCs w:val="false"/>
+                <w:i w:val="false"/>
+                <w:iCs w:val="false"/>
+                <w:color w:val="111111"/>
+                <w:sz w:val="16"/>
+                <w:szCs w:val="16"/>
               </w:rPr>
               <w:t xml:space="preserve">Okul bölümleri, eşya ve sıra sayısı adlarını bağlama uygun kullanır.</w:t>
             </w:r>
@@ -8282,19 +8041,19 @@
           </w:tcPr>
           <w:p>
             <w:pPr>
-              <w:spacing w:after="0" w:line="270"/>
-              <w:jc w:val="center"/>
-            </w:pPr>
-            <w:r>
-              <w:rPr>
-                <w:rFonts w:ascii="Times New Roman" w:cs="Times New Roman" w:eastAsia="Times New Roman" w:hAnsi="Times New Roman"/>
-                <w:b w:val="false"/>
-                <w:bCs w:val="false"/>
-                <w:i w:val="false"/>
-                <w:iCs w:val="false"/>
-                <w:color w:val="111111"/>
-                <w:sz w:val="19"/>
-                <w:szCs w:val="19"/>
+              <w:spacing w:after="0" w:line="208"/>
+              <w:jc w:val="center"/>
+            </w:pPr>
+            <w:r>
+              <w:rPr>
+                <w:rFonts w:ascii="Times New Roman" w:cs="Times New Roman" w:eastAsia="Times New Roman" w:hAnsi="Times New Roman"/>
+                <w:b w:val="false"/>
+                <w:bCs w:val="false"/>
+                <w:i w:val="false"/>
+                <w:iCs w:val="false"/>
+                <w:color w:val="111111"/>
+                <w:sz w:val="16"/>
+                <w:szCs w:val="16"/>
               </w:rPr>
               <w:t xml:space="preserve">4</w:t>
             </w:r>
@@ -8315,7 +8074,7 @@
           </w:tcPr>
           <w:p>
             <w:pPr>
-              <w:spacing w:after="0" w:line="270"/>
+              <w:spacing w:after="0" w:line="208"/>
             </w:pPr>
             <w:r>
               <w:rPr>
@@ -8325,8 +8084,8 @@
                 <w:i w:val="false"/>
                 <w:iCs w:val="false"/>
                 <w:color w:val="111111"/>
-                <w:sz w:val="19"/>
-                <w:szCs w:val="19"/>
+                <w:sz w:val="16"/>
+                <w:szCs w:val="16"/>
               </w:rPr>
               <w:t xml:space="preserve">Dil bilgisi</w:t>
             </w:r>
@@ -8345,18 +8104,18 @@
           </w:tcPr>
           <w:p>
             <w:pPr>
-              <w:spacing w:after="0" w:line="270"/>
-            </w:pPr>
-            <w:r>
-              <w:rPr>
-                <w:rFonts w:ascii="Times New Roman" w:cs="Times New Roman" w:eastAsia="Times New Roman" w:hAnsi="Times New Roman"/>
-                <w:b w:val="false"/>
-                <w:bCs w:val="false"/>
-                <w:i w:val="false"/>
-                <w:iCs w:val="false"/>
-                <w:color w:val="111111"/>
-                <w:sz w:val="19"/>
-                <w:szCs w:val="19"/>
+              <w:spacing w:after="0" w:line="208"/>
+            </w:pPr>
+            <w:r>
+              <w:rPr>
+                <w:rFonts w:ascii="Times New Roman" w:cs="Times New Roman" w:eastAsia="Times New Roman" w:hAnsi="Times New Roman"/>
+                <w:b w:val="false"/>
+                <w:bCs w:val="false"/>
+                <w:i w:val="false"/>
+                <w:iCs w:val="false"/>
+                <w:color w:val="111111"/>
+                <w:sz w:val="16"/>
+                <w:szCs w:val="16"/>
               </w:rPr>
               <w:t xml:space="preserve">Yer-yön zarflarını ve "يُوجَدُ" yapısını doğru kullanır.</w:t>
             </w:r>
@@ -8375,19 +8134,19 @@
           </w:tcPr>
           <w:p>
             <w:pPr>
-              <w:spacing w:after="0" w:line="270"/>
-              <w:jc w:val="center"/>
-            </w:pPr>
-            <w:r>
-              <w:rPr>
-                <w:rFonts w:ascii="Times New Roman" w:cs="Times New Roman" w:eastAsia="Times New Roman" w:hAnsi="Times New Roman"/>
-                <w:b w:val="false"/>
-                <w:bCs w:val="false"/>
-                <w:i w:val="false"/>
-                <w:iCs w:val="false"/>
-                <w:color w:val="111111"/>
-                <w:sz w:val="19"/>
-                <w:szCs w:val="19"/>
+              <w:spacing w:after="0" w:line="208"/>
+              <w:jc w:val="center"/>
+            </w:pPr>
+            <w:r>
+              <w:rPr>
+                <w:rFonts w:ascii="Times New Roman" w:cs="Times New Roman" w:eastAsia="Times New Roman" w:hAnsi="Times New Roman"/>
+                <w:b w:val="false"/>
+                <w:bCs w:val="false"/>
+                <w:i w:val="false"/>
+                <w:iCs w:val="false"/>
+                <w:color w:val="111111"/>
+                <w:sz w:val="16"/>
+                <w:szCs w:val="16"/>
               </w:rPr>
               <w:t xml:space="preserve">3</w:t>
             </w:r>
@@ -8408,7 +8167,7 @@
           </w:tcPr>
           <w:p>
             <w:pPr>
-              <w:spacing w:after="0" w:line="270"/>
+              <w:spacing w:after="0" w:line="208"/>
             </w:pPr>
             <w:r>
               <w:rPr>
@@ -8418,8 +8177,8 @@
                 <w:i w:val="false"/>
                 <w:iCs w:val="false"/>
                 <w:color w:val="111111"/>
-                <w:sz w:val="19"/>
-                <w:szCs w:val="19"/>
+                <w:sz w:val="16"/>
+                <w:szCs w:val="16"/>
               </w:rPr>
               <w:t xml:space="preserve">Yazım ve hareke</w:t>
             </w:r>
@@ -8438,18 +8197,18 @@
           </w:tcPr>
           <w:p>
             <w:pPr>
-              <w:spacing w:after="0" w:line="270"/>
-            </w:pPr>
-            <w:r>
-              <w:rPr>
-                <w:rFonts w:ascii="Times New Roman" w:cs="Times New Roman" w:eastAsia="Times New Roman" w:hAnsi="Times New Roman"/>
-                <w:b w:val="false"/>
-                <w:bCs w:val="false"/>
-                <w:i w:val="false"/>
-                <w:iCs w:val="false"/>
-                <w:color w:val="111111"/>
-                <w:sz w:val="19"/>
-                <w:szCs w:val="19"/>
+              <w:spacing w:after="0" w:line="208"/>
+            </w:pPr>
+            <w:r>
+              <w:rPr>
+                <w:rFonts w:ascii="Times New Roman" w:cs="Times New Roman" w:eastAsia="Times New Roman" w:hAnsi="Times New Roman"/>
+                <w:b w:val="false"/>
+                <w:bCs w:val="false"/>
+                <w:i w:val="false"/>
+                <w:iCs w:val="false"/>
+                <w:color w:val="111111"/>
+                <w:sz w:val="16"/>
+                <w:szCs w:val="16"/>
               </w:rPr>
               <w:t xml:space="preserve">Harf bitişimlerini ve harekeleri doğru yazar.</w:t>
             </w:r>
@@ -8468,19 +8227,19 @@
           </w:tcPr>
           <w:p>
             <w:pPr>
-              <w:spacing w:after="0" w:line="270"/>
-              <w:jc w:val="center"/>
-            </w:pPr>
-            <w:r>
-              <w:rPr>
-                <w:rFonts w:ascii="Times New Roman" w:cs="Times New Roman" w:eastAsia="Times New Roman" w:hAnsi="Times New Roman"/>
-                <w:b w:val="false"/>
-                <w:bCs w:val="false"/>
-                <w:i w:val="false"/>
-                <w:iCs w:val="false"/>
-                <w:color w:val="111111"/>
-                <w:sz w:val="19"/>
-                <w:szCs w:val="19"/>
+              <w:spacing w:after="0" w:line="208"/>
+              <w:jc w:val="center"/>
+            </w:pPr>
+            <w:r>
+              <w:rPr>
+                <w:rFonts w:ascii="Times New Roman" w:cs="Times New Roman" w:eastAsia="Times New Roman" w:hAnsi="Times New Roman"/>
+                <w:b w:val="false"/>
+                <w:bCs w:val="false"/>
+                <w:i w:val="false"/>
+                <w:iCs w:val="false"/>
+                <w:color w:val="111111"/>
+                <w:sz w:val="16"/>
+                <w:szCs w:val="16"/>
               </w:rPr>
               <w:t xml:space="preserve">3</w:t>
             </w:r>
@@ -8502,7 +8261,7 @@
           </w:tcPr>
           <w:p>
             <w:pPr>
-              <w:spacing w:after="0" w:line="270"/>
+              <w:spacing w:after="0" w:line="208"/>
             </w:pPr>
             <w:r>
               <w:rPr>
@@ -8512,8 +8271,8 @@
                 <w:i w:val="false"/>
                 <w:iCs w:val="false"/>
                 <w:color w:val="111111"/>
-                <w:sz w:val="19"/>
-                <w:szCs w:val="19"/>
+                <w:sz w:val="16"/>
+                <w:szCs w:val="16"/>
               </w:rPr>
               <w:t xml:space="preserve">TOPLAM</w:t>
             </w:r>
@@ -8533,18 +8292,18 @@
           </w:tcPr>
           <w:p>
             <w:pPr>
-              <w:spacing w:after="0" w:line="270"/>
-            </w:pPr>
-            <w:r>
-              <w:rPr>
-                <w:rFonts w:ascii="Times New Roman" w:cs="Times New Roman" w:eastAsia="Times New Roman" w:hAnsi="Times New Roman"/>
-                <w:b w:val="false"/>
-                <w:bCs w:val="false"/>
-                <w:i w:val="false"/>
-                <w:iCs w:val="false"/>
-                <w:color w:val="111111"/>
-                <w:sz w:val="21"/>
-                <w:szCs w:val="21"/>
+              <w:spacing w:after="0" w:line="208"/>
+            </w:pPr>
+            <w:r>
+              <w:rPr>
+                <w:rFonts w:ascii="Times New Roman" w:cs="Times New Roman" w:eastAsia="Times New Roman" w:hAnsi="Times New Roman"/>
+                <w:b w:val="false"/>
+                <w:bCs w:val="false"/>
+                <w:i w:val="false"/>
+                <w:iCs w:val="false"/>
+                <w:color w:val="111111"/>
+                <w:sz w:val="17"/>
+                <w:szCs w:val="17"/>
               </w:rPr>
               <w:t xml:space="preserve"/>
             </w:r>
@@ -8564,7 +8323,7 @@
           </w:tcPr>
           <w:p>
             <w:pPr>
-              <w:spacing w:after="0" w:line="270"/>
+              <w:spacing w:after="0" w:line="208"/>
               <w:jc w:val="center"/>
             </w:pPr>
             <w:r>
@@ -8575,8 +8334,8 @@
                 <w:i w:val="false"/>
                 <w:iCs w:val="false"/>
                 <w:color w:val="111111"/>
-                <w:sz w:val="19"/>
-                <w:szCs w:val="19"/>
+                <w:sz w:val="16"/>
+                <w:szCs w:val="16"/>
               </w:rPr>
               <w:t xml:space="preserve">15</w:t>
             </w:r>
@@ -8586,7 +8345,7 @@
     </w:tbl>
     <w:p>
       <w:pPr>
-        <w:spacing w:after="110"/>
+        <w:spacing w:after="33"/>
       </w:pPr>
       <w:r>
         <w:rPr>
@@ -8596,8 +8355,8 @@
           <w:i w:val="false"/>
           <w:iCs w:val="false"/>
           <w:color w:val="111111"/>
-          <w:sz w:val="21"/>
-          <w:szCs w:val="21"/>
+          <w:sz w:val="17"/>
+          <w:szCs w:val="17"/>
         </w:rPr>
         <w:t xml:space="preserve"/>
       </w:r>
@@ -8605,7 +8364,7 @@
     <w:p>
       <w:pPr>
         <w:keepNext w:val="false"/>
-        <w:spacing w:after="90" w:before="0" w:line="280"/>
+        <w:spacing w:after="27" w:before="0" w:line="208"/>
       </w:pPr>
       <w:r>
         <w:rPr>
@@ -8615,8 +8374,8 @@
           <w:i w:val="false"/>
           <w:iCs w:val="false"/>
           <w:color w:val="111111"/>
-          <w:sz w:val="20"/>
-          <w:szCs w:val="20"/>
+          <w:sz w:val="17"/>
+          <w:szCs w:val="17"/>
         </w:rPr>
         <w:t xml:space="preserve">Öğrenme çıktısı / kazanım dağılımı</w:t>
       </w:r>
@@ -8657,7 +8416,7 @@
           </w:tcPr>
           <w:p>
             <w:pPr>
-              <w:spacing w:after="0" w:line="270"/>
+              <w:spacing w:after="0" w:line="208"/>
               <w:jc w:val="center"/>
             </w:pPr>
             <w:r>
@@ -8668,8 +8427,8 @@
                 <w:i w:val="false"/>
                 <w:iCs w:val="false"/>
                 <w:color w:val="111111"/>
-                <w:sz w:val="18"/>
-                <w:szCs w:val="18"/>
+                <w:sz w:val="15"/>
+                <w:szCs w:val="15"/>
               </w:rPr>
               <w:t xml:space="preserve">Soru</w:t>
             </w:r>
@@ -8689,7 +8448,7 @@
           </w:tcPr>
           <w:p>
             <w:pPr>
-              <w:spacing w:after="0" w:line="270"/>
+              <w:spacing w:after="0" w:line="208"/>
               <w:jc w:val="center"/>
             </w:pPr>
             <w:r>
@@ -8700,8 +8459,8 @@
                 <w:i w:val="false"/>
                 <w:iCs w:val="false"/>
                 <w:color w:val="111111"/>
-                <w:sz w:val="18"/>
-                <w:szCs w:val="18"/>
+                <w:sz w:val="15"/>
+                <w:szCs w:val="15"/>
               </w:rPr>
               <w:t xml:space="preserve">Öğrenme çıktısı</w:t>
             </w:r>
@@ -8721,7 +8480,7 @@
           </w:tcPr>
           <w:p>
             <w:pPr>
-              <w:spacing w:after="0" w:line="270"/>
+              <w:spacing w:after="0" w:line="208"/>
               <w:jc w:val="center"/>
             </w:pPr>
             <w:r>
@@ -8732,8 +8491,8 @@
                 <w:i w:val="false"/>
                 <w:iCs w:val="false"/>
                 <w:color w:val="111111"/>
-                <w:sz w:val="18"/>
-                <w:szCs w:val="18"/>
+                <w:sz w:val="15"/>
+                <w:szCs w:val="15"/>
               </w:rPr>
               <w:t xml:space="preserve">Beceri alanı</w:t>
             </w:r>
@@ -8753,7 +8512,7 @@
           </w:tcPr>
           <w:p>
             <w:pPr>
-              <w:spacing w:after="0" w:line="270"/>
+              <w:spacing w:after="0" w:line="208"/>
               <w:jc w:val="center"/>
             </w:pPr>
             <w:r>
@@ -8764,8 +8523,8 @@
                 <w:i w:val="false"/>
                 <w:iCs w:val="false"/>
                 <w:color w:val="111111"/>
-                <w:sz w:val="18"/>
-                <w:szCs w:val="18"/>
+                <w:sz w:val="15"/>
+                <w:szCs w:val="15"/>
               </w:rPr>
               <w:t xml:space="preserve">Puan</w:t>
             </w:r>
@@ -8786,7 +8545,7 @@
           </w:tcPr>
           <w:p>
             <w:pPr>
-              <w:spacing w:after="0" w:line="270"/>
+              <w:spacing w:after="0" w:line="208"/>
               <w:jc w:val="center"/>
             </w:pPr>
             <w:r>
@@ -8797,8 +8556,8 @@
                 <w:i w:val="false"/>
                 <w:iCs w:val="false"/>
                 <w:color w:val="111111"/>
-                <w:sz w:val="18"/>
-                <w:szCs w:val="18"/>
+                <w:sz w:val="15"/>
+                <w:szCs w:val="15"/>
               </w:rPr>
               <w:t xml:space="preserve">1</w:t>
             </w:r>
@@ -8817,18 +8576,18 @@
           </w:tcPr>
           <w:p>
             <w:pPr>
-              <w:spacing w:after="0" w:line="270"/>
-            </w:pPr>
-            <w:r>
-              <w:rPr>
-                <w:rFonts w:ascii="Times New Roman" w:cs="Times New Roman" w:eastAsia="Times New Roman" w:hAnsi="Times New Roman"/>
-                <w:b w:val="false"/>
-                <w:bCs w:val="false"/>
-                <w:i w:val="false"/>
-                <w:iCs w:val="false"/>
-                <w:color w:val="111111"/>
-                <w:sz w:val="17"/>
-                <w:szCs w:val="17"/>
+              <w:spacing w:after="0" w:line="208"/>
+            </w:pPr>
+            <w:r>
+              <w:rPr>
+                <w:rFonts w:ascii="Times New Roman" w:cs="Times New Roman" w:eastAsia="Times New Roman" w:hAnsi="Times New Roman"/>
+                <w:b w:val="false"/>
+                <w:bCs w:val="false"/>
+                <w:i w:val="false"/>
+                <w:iCs w:val="false"/>
+                <w:color w:val="111111"/>
+                <w:sz w:val="14"/>
+                <w:szCs w:val="14"/>
               </w:rPr>
               <w:t xml:space="preserve">ARP.6.2.2.2 — Okuduğu içerikte yer alan bilgileri bir araya getirir.</w:t>
             </w:r>
@@ -8847,19 +8606,19 @@
           </w:tcPr>
           <w:p>
             <w:pPr>
-              <w:spacing w:after="0" w:line="270"/>
-              <w:jc w:val="center"/>
-            </w:pPr>
-            <w:r>
-              <w:rPr>
-                <w:rFonts w:ascii="Times New Roman" w:cs="Times New Roman" w:eastAsia="Times New Roman" w:hAnsi="Times New Roman"/>
-                <w:b w:val="false"/>
-                <w:bCs w:val="false"/>
-                <w:i w:val="false"/>
-                <w:iCs w:val="false"/>
-                <w:color w:val="111111"/>
-                <w:sz w:val="17"/>
-                <w:szCs w:val="17"/>
+              <w:spacing w:after="0" w:line="208"/>
+              <w:jc w:val="center"/>
+            </w:pPr>
+            <w:r>
+              <w:rPr>
+                <w:rFonts w:ascii="Times New Roman" w:cs="Times New Roman" w:eastAsia="Times New Roman" w:hAnsi="Times New Roman"/>
+                <w:b w:val="false"/>
+                <w:bCs w:val="false"/>
+                <w:i w:val="false"/>
+                <w:iCs w:val="false"/>
+                <w:color w:val="111111"/>
+                <w:sz w:val="14"/>
+                <w:szCs w:val="14"/>
               </w:rPr>
               <w:t xml:space="preserve">Okuma</w:t>
             </w:r>
@@ -8878,19 +8637,19 @@
           </w:tcPr>
           <w:p>
             <w:pPr>
-              <w:spacing w:after="0" w:line="270"/>
-              <w:jc w:val="center"/>
-            </w:pPr>
-            <w:r>
-              <w:rPr>
-                <w:rFonts w:ascii="Times New Roman" w:cs="Times New Roman" w:eastAsia="Times New Roman" w:hAnsi="Times New Roman"/>
-                <w:b w:val="false"/>
-                <w:bCs w:val="false"/>
-                <w:i w:val="false"/>
-                <w:iCs w:val="false"/>
-                <w:color w:val="111111"/>
-                <w:sz w:val="18"/>
-                <w:szCs w:val="18"/>
+              <w:spacing w:after="0" w:line="208"/>
+              <w:jc w:val="center"/>
+            </w:pPr>
+            <w:r>
+              <w:rPr>
+                <w:rFonts w:ascii="Times New Roman" w:cs="Times New Roman" w:eastAsia="Times New Roman" w:hAnsi="Times New Roman"/>
+                <w:b w:val="false"/>
+                <w:bCs w:val="false"/>
+                <w:i w:val="false"/>
+                <w:iCs w:val="false"/>
+                <w:color w:val="111111"/>
+                <w:sz w:val="15"/>
+                <w:szCs w:val="15"/>
               </w:rPr>
               <w:t xml:space="preserve">15</w:t>
             </w:r>
@@ -8911,7 +8670,7 @@
           </w:tcPr>
           <w:p>
             <w:pPr>
-              <w:spacing w:after="0" w:line="270"/>
+              <w:spacing w:after="0" w:line="208"/>
               <w:jc w:val="center"/>
             </w:pPr>
             <w:r>
@@ -8922,8 +8681,8 @@
                 <w:i w:val="false"/>
                 <w:iCs w:val="false"/>
                 <w:color w:val="111111"/>
-                <w:sz w:val="18"/>
-                <w:szCs w:val="18"/>
+                <w:sz w:val="15"/>
+                <w:szCs w:val="15"/>
               </w:rPr>
               <w:t xml:space="preserve">2</w:t>
             </w:r>
@@ -8942,18 +8701,18 @@
           </w:tcPr>
           <w:p>
             <w:pPr>
-              <w:spacing w:after="0" w:line="270"/>
-            </w:pPr>
-            <w:r>
-              <w:rPr>
-                <w:rFonts w:ascii="Times New Roman" w:cs="Times New Roman" w:eastAsia="Times New Roman" w:hAnsi="Times New Roman"/>
-                <w:b w:val="false"/>
-                <w:bCs w:val="false"/>
-                <w:i w:val="false"/>
-                <w:iCs w:val="false"/>
-                <w:color w:val="111111"/>
-                <w:sz w:val="17"/>
-                <w:szCs w:val="17"/>
+              <w:spacing w:after="0" w:line="208"/>
+            </w:pPr>
+            <w:r>
+              <w:rPr>
+                <w:rFonts w:ascii="Times New Roman" w:cs="Times New Roman" w:eastAsia="Times New Roman" w:hAnsi="Times New Roman"/>
+                <w:b w:val="false"/>
+                <w:bCs w:val="false"/>
+                <w:i w:val="false"/>
+                <w:iCs w:val="false"/>
+                <w:color w:val="111111"/>
+                <w:sz w:val="14"/>
+                <w:szCs w:val="14"/>
               </w:rPr>
               <w:t xml:space="preserve">ARP.6.2.1.3 — Dinlediği içeriği anlamlandırır.</w:t>
             </w:r>
@@ -8972,19 +8731,19 @@
           </w:tcPr>
           <w:p>
             <w:pPr>
-              <w:spacing w:after="0" w:line="270"/>
-              <w:jc w:val="center"/>
-            </w:pPr>
-            <w:r>
-              <w:rPr>
-                <w:rFonts w:ascii="Times New Roman" w:cs="Times New Roman" w:eastAsia="Times New Roman" w:hAnsi="Times New Roman"/>
-                <w:b w:val="false"/>
-                <w:bCs w:val="false"/>
-                <w:i w:val="false"/>
-                <w:iCs w:val="false"/>
-                <w:color w:val="111111"/>
-                <w:sz w:val="17"/>
-                <w:szCs w:val="17"/>
+              <w:spacing w:after="0" w:line="208"/>
+              <w:jc w:val="center"/>
+            </w:pPr>
+            <w:r>
+              <w:rPr>
+                <w:rFonts w:ascii="Times New Roman" w:cs="Times New Roman" w:eastAsia="Times New Roman" w:hAnsi="Times New Roman"/>
+                <w:b w:val="false"/>
+                <w:bCs w:val="false"/>
+                <w:i w:val="false"/>
+                <w:iCs w:val="false"/>
+                <w:color w:val="111111"/>
+                <w:sz w:val="14"/>
+                <w:szCs w:val="14"/>
               </w:rPr>
               <w:t xml:space="preserve">Dinleme</w:t>
             </w:r>
@@ -9003,19 +8762,19 @@
           </w:tcPr>
           <w:p>
             <w:pPr>
-              <w:spacing w:after="0" w:line="270"/>
-              <w:jc w:val="center"/>
-            </w:pPr>
-            <w:r>
-              <w:rPr>
-                <w:rFonts w:ascii="Times New Roman" w:cs="Times New Roman" w:eastAsia="Times New Roman" w:hAnsi="Times New Roman"/>
-                <w:b w:val="false"/>
-                <w:bCs w:val="false"/>
-                <w:i w:val="false"/>
-                <w:iCs w:val="false"/>
-                <w:color w:val="111111"/>
-                <w:sz w:val="18"/>
-                <w:szCs w:val="18"/>
+              <w:spacing w:after="0" w:line="208"/>
+              <w:jc w:val="center"/>
+            </w:pPr>
+            <w:r>
+              <w:rPr>
+                <w:rFonts w:ascii="Times New Roman" w:cs="Times New Roman" w:eastAsia="Times New Roman" w:hAnsi="Times New Roman"/>
+                <w:b w:val="false"/>
+                <w:bCs w:val="false"/>
+                <w:i w:val="false"/>
+                <w:iCs w:val="false"/>
+                <w:color w:val="111111"/>
+                <w:sz w:val="15"/>
+                <w:szCs w:val="15"/>
               </w:rPr>
               <w:t xml:space="preserve">10</w:t>
             </w:r>
@@ -9036,7 +8795,7 @@
           </w:tcPr>
           <w:p>
             <w:pPr>
-              <w:spacing w:after="0" w:line="270"/>
+              <w:spacing w:after="0" w:line="208"/>
               <w:jc w:val="center"/>
             </w:pPr>
             <w:r>
@@ -9047,8 +8806,8 @@
                 <w:i w:val="false"/>
                 <w:iCs w:val="false"/>
                 <w:color w:val="111111"/>
-                <w:sz w:val="18"/>
-                <w:szCs w:val="18"/>
+                <w:sz w:val="15"/>
+                <w:szCs w:val="15"/>
               </w:rPr>
               <w:t xml:space="preserve">3</w:t>
             </w:r>
@@ -9067,18 +8826,18 @@
           </w:tcPr>
           <w:p>
             <w:pPr>
-              <w:spacing w:after="0" w:line="270"/>
-            </w:pPr>
-            <w:r>
-              <w:rPr>
-                <w:rFonts w:ascii="Times New Roman" w:cs="Times New Roman" w:eastAsia="Times New Roman" w:hAnsi="Times New Roman"/>
-                <w:b w:val="false"/>
-                <w:bCs w:val="false"/>
-                <w:i w:val="false"/>
-                <w:iCs w:val="false"/>
-                <w:color w:val="111111"/>
-                <w:sz w:val="17"/>
-                <w:szCs w:val="17"/>
+              <w:spacing w:after="0" w:line="208"/>
+            </w:pPr>
+            <w:r>
+              <w:rPr>
+                <w:rFonts w:ascii="Times New Roman" w:cs="Times New Roman" w:eastAsia="Times New Roman" w:hAnsi="Times New Roman"/>
+                <w:b w:val="false"/>
+                <w:bCs w:val="false"/>
+                <w:i w:val="false"/>
+                <w:iCs w:val="false"/>
+                <w:color w:val="111111"/>
+                <w:sz w:val="14"/>
+                <w:szCs w:val="14"/>
               </w:rPr>
               <w:t xml:space="preserve">ARP.6.2.5.5 — Bilgilerini kullanarak bağlama uygun iletişim kurar.</w:t>
             </w:r>
@@ -9097,19 +8856,19 @@
           </w:tcPr>
           <w:p>
             <w:pPr>
-              <w:spacing w:after="0" w:line="270"/>
-              <w:jc w:val="center"/>
-            </w:pPr>
-            <w:r>
-              <w:rPr>
-                <w:rFonts w:ascii="Times New Roman" w:cs="Times New Roman" w:eastAsia="Times New Roman" w:hAnsi="Times New Roman"/>
-                <w:b w:val="false"/>
-                <w:bCs w:val="false"/>
-                <w:i w:val="false"/>
-                <w:iCs w:val="false"/>
-                <w:color w:val="111111"/>
-                <w:sz w:val="17"/>
-                <w:szCs w:val="17"/>
+              <w:spacing w:after="0" w:line="208"/>
+              <w:jc w:val="center"/>
+            </w:pPr>
+            <w:r>
+              <w:rPr>
+                <w:rFonts w:ascii="Times New Roman" w:cs="Times New Roman" w:eastAsia="Times New Roman" w:hAnsi="Times New Roman"/>
+                <w:b w:val="false"/>
+                <w:bCs w:val="false"/>
+                <w:i w:val="false"/>
+                <w:iCs w:val="false"/>
+                <w:color w:val="111111"/>
+                <w:sz w:val="14"/>
+                <w:szCs w:val="14"/>
               </w:rPr>
               <w:t xml:space="preserve">Konuşma</w:t>
             </w:r>
@@ -9128,19 +8887,19 @@
           </w:tcPr>
           <w:p>
             <w:pPr>
-              <w:spacing w:after="0" w:line="270"/>
-              <w:jc w:val="center"/>
-            </w:pPr>
-            <w:r>
-              <w:rPr>
-                <w:rFonts w:ascii="Times New Roman" w:cs="Times New Roman" w:eastAsia="Times New Roman" w:hAnsi="Times New Roman"/>
-                <w:b w:val="false"/>
-                <w:bCs w:val="false"/>
-                <w:i w:val="false"/>
-                <w:iCs w:val="false"/>
-                <w:color w:val="111111"/>
-                <w:sz w:val="18"/>
-                <w:szCs w:val="18"/>
+              <w:spacing w:after="0" w:line="208"/>
+              <w:jc w:val="center"/>
+            </w:pPr>
+            <w:r>
+              <w:rPr>
+                <w:rFonts w:ascii="Times New Roman" w:cs="Times New Roman" w:eastAsia="Times New Roman" w:hAnsi="Times New Roman"/>
+                <w:b w:val="false"/>
+                <w:bCs w:val="false"/>
+                <w:i w:val="false"/>
+                <w:iCs w:val="false"/>
+                <w:color w:val="111111"/>
+                <w:sz w:val="15"/>
+                <w:szCs w:val="15"/>
               </w:rPr>
               <w:t xml:space="preserve">15</w:t>
             </w:r>
@@ -9161,7 +8920,7 @@
           </w:tcPr>
           <w:p>
             <w:pPr>
-              <w:spacing w:after="0" w:line="270"/>
+              <w:spacing w:after="0" w:line="208"/>
               <w:jc w:val="center"/>
             </w:pPr>
             <w:r>
@@ -9172,8 +8931,8 @@
                 <w:i w:val="false"/>
                 <w:iCs w:val="false"/>
                 <w:color w:val="111111"/>
-                <w:sz w:val="18"/>
-                <w:szCs w:val="18"/>
+                <w:sz w:val="15"/>
+                <w:szCs w:val="15"/>
               </w:rPr>
               <w:t xml:space="preserve">4</w:t>
             </w:r>
@@ -9192,18 +8951,18 @@
           </w:tcPr>
           <w:p>
             <w:pPr>
-              <w:spacing w:after="0" w:line="270"/>
-            </w:pPr>
-            <w:r>
-              <w:rPr>
-                <w:rFonts w:ascii="Times New Roman" w:cs="Times New Roman" w:eastAsia="Times New Roman" w:hAnsi="Times New Roman"/>
-                <w:b w:val="false"/>
-                <w:bCs w:val="false"/>
-                <w:i w:val="false"/>
-                <w:iCs w:val="false"/>
-                <w:color w:val="111111"/>
-                <w:sz w:val="17"/>
-                <w:szCs w:val="17"/>
+              <w:spacing w:after="0" w:line="208"/>
+            </w:pPr>
+            <w:r>
+              <w:rPr>
+                <w:rFonts w:ascii="Times New Roman" w:cs="Times New Roman" w:eastAsia="Times New Roman" w:hAnsi="Times New Roman"/>
+                <w:b w:val="false"/>
+                <w:bCs w:val="false"/>
+                <w:i w:val="false"/>
+                <w:iCs w:val="false"/>
+                <w:color w:val="111111"/>
+                <w:sz w:val="14"/>
+                <w:szCs w:val="14"/>
               </w:rPr>
               <w:t xml:space="preserve">ARP.6.2.5.2 — Konuşma modelini durumla eşleştirerek taklit eder.</w:t>
             </w:r>
@@ -9222,19 +8981,19 @@
           </w:tcPr>
           <w:p>
             <w:pPr>
-              <w:spacing w:after="0" w:line="270"/>
-              <w:jc w:val="center"/>
-            </w:pPr>
-            <w:r>
-              <w:rPr>
-                <w:rFonts w:ascii="Times New Roman" w:cs="Times New Roman" w:eastAsia="Times New Roman" w:hAnsi="Times New Roman"/>
-                <w:b w:val="false"/>
-                <w:bCs w:val="false"/>
-                <w:i w:val="false"/>
-                <w:iCs w:val="false"/>
-                <w:color w:val="111111"/>
-                <w:sz w:val="17"/>
-                <w:szCs w:val="17"/>
+              <w:spacing w:after="0" w:line="208"/>
+              <w:jc w:val="center"/>
+            </w:pPr>
+            <w:r>
+              <w:rPr>
+                <w:rFonts w:ascii="Times New Roman" w:cs="Times New Roman" w:eastAsia="Times New Roman" w:hAnsi="Times New Roman"/>
+                <w:b w:val="false"/>
+                <w:bCs w:val="false"/>
+                <w:i w:val="false"/>
+                <w:iCs w:val="false"/>
+                <w:color w:val="111111"/>
+                <w:sz w:val="14"/>
+                <w:szCs w:val="14"/>
               </w:rPr>
               <w:t xml:space="preserve">Konuşma</w:t>
             </w:r>
@@ -9253,19 +9012,19 @@
           </w:tcPr>
           <w:p>
             <w:pPr>
-              <w:spacing w:after="0" w:line="270"/>
-              <w:jc w:val="center"/>
-            </w:pPr>
-            <w:r>
-              <w:rPr>
-                <w:rFonts w:ascii="Times New Roman" w:cs="Times New Roman" w:eastAsia="Times New Roman" w:hAnsi="Times New Roman"/>
-                <w:b w:val="false"/>
-                <w:bCs w:val="false"/>
-                <w:i w:val="false"/>
-                <w:iCs w:val="false"/>
-                <w:color w:val="111111"/>
-                <w:sz w:val="18"/>
-                <w:szCs w:val="18"/>
+              <w:spacing w:after="0" w:line="208"/>
+              <w:jc w:val="center"/>
+            </w:pPr>
+            <w:r>
+              <w:rPr>
+                <w:rFonts w:ascii="Times New Roman" w:cs="Times New Roman" w:eastAsia="Times New Roman" w:hAnsi="Times New Roman"/>
+                <w:b w:val="false"/>
+                <w:bCs w:val="false"/>
+                <w:i w:val="false"/>
+                <w:iCs w:val="false"/>
+                <w:color w:val="111111"/>
+                <w:sz w:val="15"/>
+                <w:szCs w:val="15"/>
               </w:rPr>
               <w:t xml:space="preserve">10</w:t>
             </w:r>
@@ -9286,7 +9045,7 @@
           </w:tcPr>
           <w:p>
             <w:pPr>
-              <w:spacing w:after="0" w:line="270"/>
+              <w:spacing w:after="0" w:line="208"/>
               <w:jc w:val="center"/>
             </w:pPr>
             <w:r>
@@ -9297,8 +9056,8 @@
                 <w:i w:val="false"/>
                 <w:iCs w:val="false"/>
                 <w:color w:val="111111"/>
-                <w:sz w:val="18"/>
-                <w:szCs w:val="18"/>
+                <w:sz w:val="15"/>
+                <w:szCs w:val="15"/>
               </w:rPr>
               <w:t xml:space="preserve">5</w:t>
             </w:r>
@@ -9317,18 +9076,18 @@
           </w:tcPr>
           <w:p>
             <w:pPr>
-              <w:spacing w:after="0" w:line="270"/>
-            </w:pPr>
-            <w:r>
-              <w:rPr>
-                <w:rFonts w:ascii="Times New Roman" w:cs="Times New Roman" w:eastAsia="Times New Roman" w:hAnsi="Times New Roman"/>
-                <w:b w:val="false"/>
-                <w:bCs w:val="false"/>
-                <w:i w:val="false"/>
-                <w:iCs w:val="false"/>
-                <w:color w:val="111111"/>
-                <w:sz w:val="17"/>
-                <w:szCs w:val="17"/>
+              <w:spacing w:after="0" w:line="208"/>
+            </w:pPr>
+            <w:r>
+              <w:rPr>
+                <w:rFonts w:ascii="Times New Roman" w:cs="Times New Roman" w:eastAsia="Times New Roman" w:hAnsi="Times New Roman"/>
+                <w:b w:val="false"/>
+                <w:bCs w:val="false"/>
+                <w:i w:val="false"/>
+                <w:iCs w:val="false"/>
+                <w:color w:val="111111"/>
+                <w:sz w:val="14"/>
+                <w:szCs w:val="14"/>
               </w:rPr>
               <w:t xml:space="preserve">ARP.6.2.4.1 — Metinden hareketle hedef sözcükleri yerinde kullanır.</w:t>
             </w:r>
@@ -9347,19 +9106,19 @@
           </w:tcPr>
           <w:p>
             <w:pPr>
-              <w:spacing w:after="0" w:line="270"/>
-              <w:jc w:val="center"/>
-            </w:pPr>
-            <w:r>
-              <w:rPr>
-                <w:rFonts w:ascii="Times New Roman" w:cs="Times New Roman" w:eastAsia="Times New Roman" w:hAnsi="Times New Roman"/>
-                <w:b w:val="false"/>
-                <w:bCs w:val="false"/>
-                <w:i w:val="false"/>
-                <w:iCs w:val="false"/>
-                <w:color w:val="111111"/>
-                <w:sz w:val="17"/>
-                <w:szCs w:val="17"/>
+              <w:spacing w:after="0" w:line="208"/>
+              <w:jc w:val="center"/>
+            </w:pPr>
+            <w:r>
+              <w:rPr>
+                <w:rFonts w:ascii="Times New Roman" w:cs="Times New Roman" w:eastAsia="Times New Roman" w:hAnsi="Times New Roman"/>
+                <w:b w:val="false"/>
+                <w:bCs w:val="false"/>
+                <w:i w:val="false"/>
+                <w:iCs w:val="false"/>
+                <w:color w:val="111111"/>
+                <w:sz w:val="14"/>
+                <w:szCs w:val="14"/>
               </w:rPr>
               <w:t xml:space="preserve">Sözcük</w:t>
             </w:r>
@@ -9378,19 +9137,19 @@
           </w:tcPr>
           <w:p>
             <w:pPr>
-              <w:spacing w:after="0" w:line="270"/>
-              <w:jc w:val="center"/>
-            </w:pPr>
-            <w:r>
-              <w:rPr>
-                <w:rFonts w:ascii="Times New Roman" w:cs="Times New Roman" w:eastAsia="Times New Roman" w:hAnsi="Times New Roman"/>
-                <w:b w:val="false"/>
-                <w:bCs w:val="false"/>
-                <w:i w:val="false"/>
-                <w:iCs w:val="false"/>
-                <w:color w:val="111111"/>
-                <w:sz w:val="18"/>
-                <w:szCs w:val="18"/>
+              <w:spacing w:after="0" w:line="208"/>
+              <w:jc w:val="center"/>
+            </w:pPr>
+            <w:r>
+              <w:rPr>
+                <w:rFonts w:ascii="Times New Roman" w:cs="Times New Roman" w:eastAsia="Times New Roman" w:hAnsi="Times New Roman"/>
+                <w:b w:val="false"/>
+                <w:bCs w:val="false"/>
+                <w:i w:val="false"/>
+                <w:iCs w:val="false"/>
+                <w:color w:val="111111"/>
+                <w:sz w:val="15"/>
+                <w:szCs w:val="15"/>
               </w:rPr>
               <w:t xml:space="preserve">10</w:t>
             </w:r>
@@ -9411,7 +9170,7 @@
           </w:tcPr>
           <w:p>
             <w:pPr>
-              <w:spacing w:after="0" w:line="270"/>
+              <w:spacing w:after="0" w:line="208"/>
               <w:jc w:val="center"/>
             </w:pPr>
             <w:r>
@@ -9422,8 +9181,8 @@
                 <w:i w:val="false"/>
                 <w:iCs w:val="false"/>
                 <w:color w:val="111111"/>
-                <w:sz w:val="18"/>
-                <w:szCs w:val="18"/>
+                <w:sz w:val="15"/>
+                <w:szCs w:val="15"/>
               </w:rPr>
               <w:t xml:space="preserve">6</w:t>
             </w:r>
@@ -9442,18 +9201,18 @@
           </w:tcPr>
           <w:p>
             <w:pPr>
-              <w:spacing w:after="0" w:line="270"/>
-            </w:pPr>
-            <w:r>
-              <w:rPr>
-                <w:rFonts w:ascii="Times New Roman" w:cs="Times New Roman" w:eastAsia="Times New Roman" w:hAnsi="Times New Roman"/>
-                <w:b w:val="false"/>
-                <w:bCs w:val="false"/>
-                <w:i w:val="false"/>
-                <w:iCs w:val="false"/>
-                <w:color w:val="111111"/>
-                <w:sz w:val="17"/>
-                <w:szCs w:val="17"/>
+              <w:spacing w:after="0" w:line="208"/>
+            </w:pPr>
+            <w:r>
+              <w:rPr>
+                <w:rFonts w:ascii="Times New Roman" w:cs="Times New Roman" w:eastAsia="Times New Roman" w:hAnsi="Times New Roman"/>
+                <w:b w:val="false"/>
+                <w:bCs w:val="false"/>
+                <w:i w:val="false"/>
+                <w:iCs w:val="false"/>
+                <w:color w:val="111111"/>
+                <w:sz w:val="14"/>
+                <w:szCs w:val="14"/>
               </w:rPr>
               <w:t xml:space="preserve">ARP.6.2.3.1 — Yer-yön zarflarını ayırt eder.</w:t>
             </w:r>
@@ -9472,19 +9231,19 @@
           </w:tcPr>
           <w:p>
             <w:pPr>
-              <w:spacing w:after="0" w:line="270"/>
-              <w:jc w:val="center"/>
-            </w:pPr>
-            <w:r>
-              <w:rPr>
-                <w:rFonts w:ascii="Times New Roman" w:cs="Times New Roman" w:eastAsia="Times New Roman" w:hAnsi="Times New Roman"/>
-                <w:b w:val="false"/>
-                <w:bCs w:val="false"/>
-                <w:i w:val="false"/>
-                <w:iCs w:val="false"/>
-                <w:color w:val="111111"/>
-                <w:sz w:val="17"/>
-                <w:szCs w:val="17"/>
+              <w:spacing w:after="0" w:line="208"/>
+              <w:jc w:val="center"/>
+            </w:pPr>
+            <w:r>
+              <w:rPr>
+                <w:rFonts w:ascii="Times New Roman" w:cs="Times New Roman" w:eastAsia="Times New Roman" w:hAnsi="Times New Roman"/>
+                <w:b w:val="false"/>
+                <w:bCs w:val="false"/>
+                <w:i w:val="false"/>
+                <w:iCs w:val="false"/>
+                <w:color w:val="111111"/>
+                <w:sz w:val="14"/>
+                <w:szCs w:val="14"/>
               </w:rPr>
               <w:t xml:space="preserve">Dil Bilgisi</w:t>
             </w:r>
@@ -9503,19 +9262,19 @@
           </w:tcPr>
           <w:p>
             <w:pPr>
-              <w:spacing w:after="0" w:line="270"/>
-              <w:jc w:val="center"/>
-            </w:pPr>
-            <w:r>
-              <w:rPr>
-                <w:rFonts w:ascii="Times New Roman" w:cs="Times New Roman" w:eastAsia="Times New Roman" w:hAnsi="Times New Roman"/>
-                <w:b w:val="false"/>
-                <w:bCs w:val="false"/>
-                <w:i w:val="false"/>
-                <w:iCs w:val="false"/>
-                <w:color w:val="111111"/>
-                <w:sz w:val="18"/>
-                <w:szCs w:val="18"/>
+              <w:spacing w:after="0" w:line="208"/>
+              <w:jc w:val="center"/>
+            </w:pPr>
+            <w:r>
+              <w:rPr>
+                <w:rFonts w:ascii="Times New Roman" w:cs="Times New Roman" w:eastAsia="Times New Roman" w:hAnsi="Times New Roman"/>
+                <w:b w:val="false"/>
+                <w:bCs w:val="false"/>
+                <w:i w:val="false"/>
+                <w:iCs w:val="false"/>
+                <w:color w:val="111111"/>
+                <w:sz w:val="15"/>
+                <w:szCs w:val="15"/>
               </w:rPr>
               <w:t xml:space="preserve">10</w:t>
             </w:r>
@@ -9536,7 +9295,7 @@
           </w:tcPr>
           <w:p>
             <w:pPr>
-              <w:spacing w:after="0" w:line="270"/>
+              <w:spacing w:after="0" w:line="208"/>
               <w:jc w:val="center"/>
             </w:pPr>
             <w:r>
@@ -9547,8 +9306,8 @@
                 <w:i w:val="false"/>
                 <w:iCs w:val="false"/>
                 <w:color w:val="111111"/>
-                <w:sz w:val="18"/>
-                <w:szCs w:val="18"/>
+                <w:sz w:val="15"/>
+                <w:szCs w:val="15"/>
               </w:rPr>
               <w:t xml:space="preserve">7</w:t>
             </w:r>
@@ -9567,18 +9326,18 @@
           </w:tcPr>
           <w:p>
             <w:pPr>
-              <w:spacing w:after="0" w:line="270"/>
-            </w:pPr>
-            <w:r>
-              <w:rPr>
-                <w:rFonts w:ascii="Times New Roman" w:cs="Times New Roman" w:eastAsia="Times New Roman" w:hAnsi="Times New Roman"/>
-                <w:b w:val="false"/>
-                <w:bCs w:val="false"/>
-                <w:i w:val="false"/>
-                <w:iCs w:val="false"/>
-                <w:color w:val="111111"/>
-                <w:sz w:val="17"/>
-                <w:szCs w:val="17"/>
+              <w:spacing w:after="0" w:line="208"/>
+            </w:pPr>
+            <w:r>
+              <w:rPr>
+                <w:rFonts w:ascii="Times New Roman" w:cs="Times New Roman" w:eastAsia="Times New Roman" w:hAnsi="Times New Roman"/>
+                <w:b w:val="false"/>
+                <w:bCs w:val="false"/>
+                <w:i w:val="false"/>
+                <w:iCs w:val="false"/>
+                <w:color w:val="111111"/>
+                <w:sz w:val="14"/>
+                <w:szCs w:val="14"/>
               </w:rPr>
               <w:t xml:space="preserve">ARP.6.2.2.3 — Okuduğu içeriği anlamlandırarak sorulara cevap verir.</w:t>
             </w:r>
@@ -9597,19 +9356,19 @@
           </w:tcPr>
           <w:p>
             <w:pPr>
-              <w:spacing w:after="0" w:line="270"/>
-              <w:jc w:val="center"/>
-            </w:pPr>
-            <w:r>
-              <w:rPr>
-                <w:rFonts w:ascii="Times New Roman" w:cs="Times New Roman" w:eastAsia="Times New Roman" w:hAnsi="Times New Roman"/>
-                <w:b w:val="false"/>
-                <w:bCs w:val="false"/>
-                <w:i w:val="false"/>
-                <w:iCs w:val="false"/>
-                <w:color w:val="111111"/>
-                <w:sz w:val="17"/>
-                <w:szCs w:val="17"/>
+              <w:spacing w:after="0" w:line="208"/>
+              <w:jc w:val="center"/>
+            </w:pPr>
+            <w:r>
+              <w:rPr>
+                <w:rFonts w:ascii="Times New Roman" w:cs="Times New Roman" w:eastAsia="Times New Roman" w:hAnsi="Times New Roman"/>
+                <w:b w:val="false"/>
+                <w:bCs w:val="false"/>
+                <w:i w:val="false"/>
+                <w:iCs w:val="false"/>
+                <w:color w:val="111111"/>
+                <w:sz w:val="14"/>
+                <w:szCs w:val="14"/>
               </w:rPr>
               <w:t xml:space="preserve">Okuma</w:t>
             </w:r>
@@ -9628,19 +9387,19 @@
           </w:tcPr>
           <w:p>
             <w:pPr>
-              <w:spacing w:after="0" w:line="270"/>
-              <w:jc w:val="center"/>
-            </w:pPr>
-            <w:r>
-              <w:rPr>
-                <w:rFonts w:ascii="Times New Roman" w:cs="Times New Roman" w:eastAsia="Times New Roman" w:hAnsi="Times New Roman"/>
-                <w:b w:val="false"/>
-                <w:bCs w:val="false"/>
-                <w:i w:val="false"/>
-                <w:iCs w:val="false"/>
-                <w:color w:val="111111"/>
-                <w:sz w:val="18"/>
-                <w:szCs w:val="18"/>
+              <w:spacing w:after="0" w:line="208"/>
+              <w:jc w:val="center"/>
+            </w:pPr>
+            <w:r>
+              <w:rPr>
+                <w:rFonts w:ascii="Times New Roman" w:cs="Times New Roman" w:eastAsia="Times New Roman" w:hAnsi="Times New Roman"/>
+                <w:b w:val="false"/>
+                <w:bCs w:val="false"/>
+                <w:i w:val="false"/>
+                <w:iCs w:val="false"/>
+                <w:color w:val="111111"/>
+                <w:sz w:val="15"/>
+                <w:szCs w:val="15"/>
               </w:rPr>
               <w:t xml:space="preserve">15</w:t>
             </w:r>
@@ -9661,7 +9420,7 @@
           </w:tcPr>
           <w:p>
             <w:pPr>
-              <w:spacing w:after="0" w:line="270"/>
+              <w:spacing w:after="0" w:line="208"/>
               <w:jc w:val="center"/>
             </w:pPr>
             <w:r>
@@ -9672,8 +9431,8 @@
                 <w:i w:val="false"/>
                 <w:iCs w:val="false"/>
                 <w:color w:val="111111"/>
-                <w:sz w:val="18"/>
-                <w:szCs w:val="18"/>
+                <w:sz w:val="15"/>
+                <w:szCs w:val="15"/>
               </w:rPr>
               <w:t xml:space="preserve">8</w:t>
             </w:r>
@@ -9692,18 +9451,18 @@
           </w:tcPr>
           <w:p>
             <w:pPr>
-              <w:spacing w:after="0" w:line="270"/>
-            </w:pPr>
-            <w:r>
-              <w:rPr>
-                <w:rFonts w:ascii="Times New Roman" w:cs="Times New Roman" w:eastAsia="Times New Roman" w:hAnsi="Times New Roman"/>
-                <w:b w:val="false"/>
-                <w:bCs w:val="false"/>
-                <w:i w:val="false"/>
-                <w:iCs w:val="false"/>
-                <w:color w:val="111111"/>
-                <w:sz w:val="17"/>
-                <w:szCs w:val="17"/>
+              <w:spacing w:after="0" w:line="208"/>
+            </w:pPr>
+            <w:r>
+              <w:rPr>
+                <w:rFonts w:ascii="Times New Roman" w:cs="Times New Roman" w:eastAsia="Times New Roman" w:hAnsi="Times New Roman"/>
+                <w:b w:val="false"/>
+                <w:bCs w:val="false"/>
+                <w:i w:val="false"/>
+                <w:iCs w:val="false"/>
+                <w:color w:val="111111"/>
+                <w:sz w:val="14"/>
+                <w:szCs w:val="14"/>
               </w:rPr>
               <w:t xml:space="preserve">ARP.6.2.6.3 — Okul gününü anlatan yazısında içerik oluşturur.</w:t>
             </w:r>
@@ -9722,19 +9481,19 @@
           </w:tcPr>
           <w:p>
             <w:pPr>
-              <w:spacing w:after="0" w:line="270"/>
-              <w:jc w:val="center"/>
-            </w:pPr>
-            <w:r>
-              <w:rPr>
-                <w:rFonts w:ascii="Times New Roman" w:cs="Times New Roman" w:eastAsia="Times New Roman" w:hAnsi="Times New Roman"/>
-                <w:b w:val="false"/>
-                <w:bCs w:val="false"/>
-                <w:i w:val="false"/>
-                <w:iCs w:val="false"/>
-                <w:color w:val="111111"/>
-                <w:sz w:val="17"/>
-                <w:szCs w:val="17"/>
+              <w:spacing w:after="0" w:line="208"/>
+              <w:jc w:val="center"/>
+            </w:pPr>
+            <w:r>
+              <w:rPr>
+                <w:rFonts w:ascii="Times New Roman" w:cs="Times New Roman" w:eastAsia="Times New Roman" w:hAnsi="Times New Roman"/>
+                <w:b w:val="false"/>
+                <w:bCs w:val="false"/>
+                <w:i w:val="false"/>
+                <w:iCs w:val="false"/>
+                <w:color w:val="111111"/>
+                <w:sz w:val="14"/>
+                <w:szCs w:val="14"/>
               </w:rPr>
               <w:t xml:space="preserve">Yazma</w:t>
             </w:r>
@@ -9753,19 +9512,19 @@
           </w:tcPr>
           <w:p>
             <w:pPr>
-              <w:spacing w:after="0" w:line="270"/>
-              <w:jc w:val="center"/>
-            </w:pPr>
-            <w:r>
-              <w:rPr>
-                <w:rFonts w:ascii="Times New Roman" w:cs="Times New Roman" w:eastAsia="Times New Roman" w:hAnsi="Times New Roman"/>
-                <w:b w:val="false"/>
-                <w:bCs w:val="false"/>
-                <w:i w:val="false"/>
-                <w:iCs w:val="false"/>
-                <w:color w:val="111111"/>
-                <w:sz w:val="18"/>
-                <w:szCs w:val="18"/>
+              <w:spacing w:after="0" w:line="208"/>
+              <w:jc w:val="center"/>
+            </w:pPr>
+            <w:r>
+              <w:rPr>
+                <w:rFonts w:ascii="Times New Roman" w:cs="Times New Roman" w:eastAsia="Times New Roman" w:hAnsi="Times New Roman"/>
+                <w:b w:val="false"/>
+                <w:bCs w:val="false"/>
+                <w:i w:val="false"/>
+                <w:iCs w:val="false"/>
+                <w:color w:val="111111"/>
+                <w:sz w:val="15"/>
+                <w:szCs w:val="15"/>
               </w:rPr>
               <w:t xml:space="preserve">15</w:t>
             </w:r>
@@ -9775,7 +9534,7 @@
     </w:tbl>
     <w:p>
       <w:pPr>
-        <w:spacing w:after="60"/>
+        <w:spacing w:after="18"/>
       </w:pPr>
       <w:r>
         <w:rPr>
@@ -9785,8 +9544,8 @@
           <w:i w:val="false"/>
           <w:iCs w:val="false"/>
           <w:color w:val="111111"/>
-          <w:sz w:val="21"/>
-          <w:szCs w:val="21"/>
+          <w:sz w:val="17"/>
+          <w:szCs w:val="17"/>
         </w:rPr>
         <w:t xml:space="preserve"/>
       </w:r>
@@ -9830,44 +9589,26 @@
           </w:tcPr>
           <w:p>
             <w:pPr>
-              <w:spacing w:after="0" w:line="120"/>
-            </w:pPr>
-            <w:r>
-              <w:rPr>
-                <w:rFonts w:ascii="Times New Roman" w:cs="Times New Roman" w:eastAsia="Times New Roman" w:hAnsi="Times New Roman"/>
-                <w:b w:val="false"/>
-                <w:bCs w:val="false"/>
-                <w:i w:val="false"/>
-                <w:iCs w:val="false"/>
-                <w:color w:val="111111"/>
-                <w:sz w:val="6"/>
-                <w:szCs w:val="6"/>
-              </w:rPr>
-              <w:t xml:space="preserve"/>
-            </w:r>
-          </w:p>
-          <w:p>
-            <w:pPr>
-              <w:spacing w:after="25"/>
-              <w:jc w:val="center"/>
-            </w:pPr>
-            <w:r>
-              <w:rPr>
-                <w:rFonts w:ascii="Times New Roman" w:cs="Times New Roman" w:eastAsia="Times New Roman" w:hAnsi="Times New Roman"/>
-                <w:b w:val="false"/>
-                <w:bCs w:val="false"/>
-                <w:i w:val="false"/>
-                <w:iCs w:val="false"/>
-                <w:color w:val="111111"/>
-                <w:sz w:val="19"/>
-                <w:szCs w:val="19"/>
+              <w:spacing w:after="8"/>
+              <w:jc w:val="center"/>
+            </w:pPr>
+            <w:r>
+              <w:rPr>
+                <w:rFonts w:ascii="Times New Roman" w:cs="Times New Roman" w:eastAsia="Times New Roman" w:hAnsi="Times New Roman"/>
+                <w:b w:val="false"/>
+                <w:bCs w:val="false"/>
+                <w:i w:val="false"/>
+                <w:iCs w:val="false"/>
+                <w:color w:val="111111"/>
+                <w:sz w:val="16"/>
+                <w:szCs w:val="16"/>
               </w:rPr>
               <w:t xml:space="preserve">……………………………………</w:t>
             </w:r>
           </w:p>
           <w:p>
             <w:pPr>
-              <w:spacing w:after="8"/>
+              <w:spacing w:after="2"/>
               <w:jc w:val="center"/>
             </w:pPr>
             <w:r>
@@ -9878,8 +9619,8 @@
                 <w:i w:val="false"/>
                 <w:iCs w:val="false"/>
                 <w:color w:val="111111"/>
-                <w:sz w:val="19"/>
-                <w:szCs w:val="19"/>
+                <w:sz w:val="16"/>
+                <w:szCs w:val="16"/>
               </w:rPr>
               <w:t xml:space="preserve">Ders Öğretmeni</w:t>
             </w:r>
@@ -9897,8 +9638,8 @@
                 <w:i w:val="false"/>
                 <w:iCs w:val="false"/>
                 <w:color w:val="55636F"/>
-                <w:sz w:val="17"/>
-                <w:szCs w:val="17"/>
+                <w:sz w:val="14"/>
+                <w:szCs w:val="14"/>
               </w:rPr>
               <w:t xml:space="preserve">Arapça</w:t>
             </w:r>
@@ -9933,34 +9674,34 @@
                 <w:i w:val="false"/>
                 <w:iCs w:val="false"/>
                 <w:color w:val="111111"/>
-                <w:sz w:val="6"/>
-                <w:szCs w:val="6"/>
+                <w:sz w:val="12"/>
+                <w:szCs w:val="12"/>
               </w:rPr>
               <w:t xml:space="preserve"/>
             </w:r>
           </w:p>
           <w:p>
             <w:pPr>
-              <w:spacing w:after="25"/>
-              <w:jc w:val="center"/>
-            </w:pPr>
-            <w:r>
-              <w:rPr>
-                <w:rFonts w:ascii="Times New Roman" w:cs="Times New Roman" w:eastAsia="Times New Roman" w:hAnsi="Times New Roman"/>
-                <w:b w:val="false"/>
-                <w:bCs w:val="false"/>
-                <w:i w:val="false"/>
-                <w:iCs w:val="false"/>
-                <w:color w:val="111111"/>
-                <w:sz w:val="19"/>
-                <w:szCs w:val="19"/>
+              <w:spacing w:after="8"/>
+              <w:jc w:val="center"/>
+            </w:pPr>
+            <w:r>
+              <w:rPr>
+                <w:rFonts w:ascii="Times New Roman" w:cs="Times New Roman" w:eastAsia="Times New Roman" w:hAnsi="Times New Roman"/>
+                <w:b w:val="false"/>
+                <w:bCs w:val="false"/>
+                <w:i w:val="false"/>
+                <w:iCs w:val="false"/>
+                <w:color w:val="111111"/>
+                <w:sz w:val="16"/>
+                <w:szCs w:val="16"/>
               </w:rPr>
               <w:t xml:space="preserve">……………………………………</w:t>
             </w:r>
           </w:p>
           <w:p>
             <w:pPr>
-              <w:spacing w:after="8"/>
+              <w:spacing w:after="2"/>
               <w:jc w:val="center"/>
             </w:pPr>
             <w:r>
@@ -9971,8 +9712,8 @@
                 <w:i w:val="false"/>
                 <w:iCs w:val="false"/>
                 <w:color w:val="111111"/>
-                <w:sz w:val="19"/>
-                <w:szCs w:val="19"/>
+                <w:sz w:val="16"/>
+                <w:szCs w:val="16"/>
               </w:rPr>
               <w:t xml:space="preserve">Okul Müdürü</w:t>
             </w:r>
@@ -9990,8 +9731,8 @@
                 <w:i w:val="false"/>
                 <w:iCs w:val="false"/>
                 <w:color w:val="55636F"/>
-                <w:sz w:val="17"/>
-                <w:szCs w:val="17"/>
+                <w:sz w:val="14"/>
+                <w:szCs w:val="14"/>
               </w:rPr>
               <w:t xml:space="preserve"/>
             </w:r>
@@ -10002,7 +9743,7 @@
     <w:sectPr>
       <w:footerReference w:type="default" r:id="rId7"/>
       <w:pgSz w:w="11906" w:h="16838" w:orient="portrait"/>
-      <w:pgMar w:top="1021" w:right="1021" w:bottom="1021" w:left="1021" w:header="708" w:footer="708" w:gutter="0"/>
+      <w:pgMar w:top="430" w:right="430" w:bottom="430" w:left="430" w:header="454" w:footer="400" w:gutter="0"/>
       <w:pgNumType/>
       <w:docGrid w:linePitch="360"/>
     </w:sectPr>

--- a/dosyalar/sinavlar/6-sinif/arapca-6-1d2y-beceri.docx
+++ b/dosyalar/sinavlar/6-sinif/arapca-6-1d2y-beceri.docx
@@ -522,7 +522,7 @@
                 <w:szCs w:val="26"/>
                 <w:rtl/>
               </w:rPr>
-              <w:t xml:space="preserve">اِسْمِي سُمَيَّةُ، أَنَا طَالِبَةٌ فِي الصَّفِّ السَّادِسِ.</w:t>
+              <w:t xml:space="preserve">اِسْمِي سُمَيَّةُ، أَنَا طَالِبَةٌ فِي الصَّفِّ السَّادِسِ.</w:t>
             </w:r>
           </w:p>
           <w:p>
@@ -558,7 +558,7 @@
                 <w:szCs w:val="26"/>
                 <w:rtl/>
               </w:rPr>
-              <w:t xml:space="preserve">فِي الطَّابِقِ الْأَوَّلِ الْمَقْصِفُ وَغُرْفَةُ الْمُدِيرِ.</w:t>
+              <w:t xml:space="preserve">فِي الطَّابِقِ الأَوَّلِ المَقْصِفُ وَغُرْفَةُ المُدِيرِ.</w:t>
             </w:r>
           </w:p>
           <w:p>
@@ -576,7 +576,7 @@
                 <w:szCs w:val="26"/>
                 <w:rtl/>
               </w:rPr>
-              <w:t xml:space="preserve">فِي الطَّابِقِ الثَّانِي الْمَكْتَبَةُ وَالْمُخْتَبَرُ.</w:t>
+              <w:t xml:space="preserve">فِي الطَّابِقِ الثَّانِي المَكْتَبَةُ وَالْمُخْتَبَرُ.</w:t>
             </w:r>
           </w:p>
           <w:p>
@@ -594,7 +594,7 @@
                 <w:szCs w:val="26"/>
                 <w:rtl/>
               </w:rPr>
-              <w:t xml:space="preserve">صَفِّي فِي الطَّابِقِ الثَّالِثِ، وَفِيهِ خَرِيطَةٌ وَحَاسُوبٌ وَسَاعَةٌ.</w:t>
+              <w:t xml:space="preserve">صَفِّي فِي الطَّابِقِ الثَّالِثِ، وَفِيهِ خَرِيطَةٌ وَحَاسُوبٌ وَسَاعَةٌ.</w:t>
             </w:r>
           </w:p>
           <w:p>
@@ -612,7 +612,7 @@
                 <w:szCs w:val="26"/>
                 <w:rtl/>
               </w:rPr>
-              <w:t xml:space="preserve">اَلسَّبُّورَةُ أَمَامَ الْمَقَاعِدِ، وَالْمَسْجِدُ خَلْفَ الْمَدْرَسَةِ.</w:t>
+              <w:t xml:space="preserve">اَلسَّبُّورَةُ أَمَامَ المَقَاعِدِ، وَالْمَسْجِدُ خَلْفَ المَدْرَسَةِ.</w:t>
             </w:r>
           </w:p>
         </w:tc>
@@ -666,7 +666,7 @@
           <w:szCs w:val="25"/>
           <w:rtl/>
         </w:rPr>
-        <w:t xml:space="preserve">كَمْ طَابِقًا فِي الْمَدْرَسَةِ؟</w:t>
+        <w:t xml:space="preserve">كَمْ طَابِقًا فِي المَدْرَسَةِ؟</w:t>
       </w:r>
     </w:p>
     <w:tbl>
@@ -922,7 +922,7 @@
           <w:szCs w:val="25"/>
           <w:rtl/>
         </w:rPr>
-        <w:t xml:space="preserve">أَيْنَ الْمَكْتَبَةُ؟</w:t>
+        <w:t xml:space="preserve">أَيْن المَكْتَبَةُ؟</w:t>
       </w:r>
     </w:p>
     <w:tbl>
@@ -990,7 +990,7 @@
                 <w:szCs w:val="25"/>
                 <w:rtl/>
               </w:rPr>
-              <w:t xml:space="preserve">فِي الطَّابِقِ الْأَوَّلِ</w:t>
+              <w:t xml:space="preserve">فِي الطَّابِقِ الأَوَّلِ</w:t>
             </w:r>
           </w:p>
         </w:tc>
@@ -1039,7 +1039,7 @@
                 <w:szCs w:val="25"/>
                 <w:rtl/>
               </w:rPr>
-              <w:t xml:space="preserve">فِي الطَّابِقِ الثَّالِثِ</w:t>
+              <w:t xml:space="preserve">فِي الطَّابِقِ الثَّالِثِ</w:t>
             </w:r>
           </w:p>
         </w:tc>
@@ -1093,7 +1093,7 @@
                 <w:szCs w:val="25"/>
                 <w:rtl/>
               </w:rPr>
-              <w:t xml:space="preserve">خَلْفَ الْمَدْرَسَةِ</w:t>
+              <w:t xml:space="preserve">خَلْفَ المَدْرَسَةِ</w:t>
             </w:r>
           </w:p>
         </w:tc>
@@ -1142,7 +1142,7 @@
                 <w:szCs w:val="25"/>
                 <w:rtl/>
               </w:rPr>
-              <w:t xml:space="preserve">فِي الطَّابِقِ الثَّانِي</w:t>
+              <w:t xml:space="preserve">فِي الطَّابِقِ الثَّانِي</w:t>
             </w:r>
           </w:p>
         </w:tc>
@@ -1178,7 +1178,7 @@
           <w:szCs w:val="25"/>
           <w:rtl/>
         </w:rPr>
-        <w:t xml:space="preserve">أَيْنَ السَّبُّورَةُ؟</w:t>
+        <w:t xml:space="preserve">أَيْن السَّبُّورَةُ؟</w:t>
       </w:r>
     </w:p>
     <w:tbl>
@@ -1246,7 +1246,7 @@
                 <w:szCs w:val="25"/>
                 <w:rtl/>
               </w:rPr>
-              <w:t xml:space="preserve">أَمَامَ الْمَقَاعِدِ</w:t>
+              <w:t xml:space="preserve">أَمَامَ المَقَاعِدِ</w:t>
             </w:r>
           </w:p>
         </w:tc>
@@ -1295,7 +1295,7 @@
                 <w:szCs w:val="25"/>
                 <w:rtl/>
               </w:rPr>
-              <w:t xml:space="preserve">تَحْتَ الْمَقَاعِدِ</w:t>
+              <w:t xml:space="preserve">تَحْتَ المَقَاعِدِ</w:t>
             </w:r>
           </w:p>
         </w:tc>
@@ -1349,7 +1349,7 @@
                 <w:szCs w:val="25"/>
                 <w:rtl/>
               </w:rPr>
-              <w:t xml:space="preserve">يَمِينَ الْمَقْصِفِ</w:t>
+              <w:t xml:space="preserve">يَمِينَ المَقْصِفِ</w:t>
             </w:r>
           </w:p>
         </w:tc>
@@ -1398,7 +1398,7 @@
                 <w:szCs w:val="25"/>
                 <w:rtl/>
               </w:rPr>
-              <w:t xml:space="preserve">خَلْفَ الْمَدْرَسَةِ</w:t>
+              <w:t xml:space="preserve">خَلْفَ المَدْرَسَةِ</w:t>
             </w:r>
           </w:p>
         </w:tc>
@@ -1743,7 +1743,7 @@
                 <w:szCs w:val="25"/>
                 <w:rtl/>
               </w:rPr>
-              <w:t xml:space="preserve">مَدْرَسَةُ عُمَرَ بَعِيدَةٌ عَنْ بَيْتِهِ.</w:t>
+              <w:t xml:space="preserve">مَدْرَسَةُ عُمَر بَعِيدَةٌ عَنْ بَيْتِهِ.</w:t>
             </w:r>
           </w:p>
         </w:tc>
@@ -1851,7 +1851,7 @@
                 <w:szCs w:val="25"/>
                 <w:rtl/>
               </w:rPr>
-              <w:t xml:space="preserve">صَفُّ عُمَرَ فِي الطَّابِقِ الْأَوَّلِ.</w:t>
+              <w:t xml:space="preserve">صَفُّ عُمَر فِي الطَّابِقِ الأَوَّلِ.</w:t>
             </w:r>
           </w:p>
         </w:tc>
@@ -1959,7 +1959,7 @@
                 <w:szCs w:val="25"/>
                 <w:rtl/>
               </w:rPr>
-              <w:t xml:space="preserve">يُوجَدُ حَاسُوبٌ فِي صَفِّ عُمَرَ.</w:t>
+              <w:t xml:space="preserve">يُوجَدُ حَاسُوبٌ فِي صَفِّ عُمَر.</w:t>
             </w:r>
           </w:p>
         </w:tc>
@@ -2067,7 +2067,7 @@
                 <w:szCs w:val="25"/>
                 <w:rtl/>
               </w:rPr>
-              <w:t xml:space="preserve">اَلْمَقْصِفُ خَلْفَ الْمَكْتَبَةِ.</w:t>
+              <w:t xml:space="preserve">اَلمَقْصِفُ خَلْفَ المَكْتَبَةِ.</w:t>
             </w:r>
           </w:p>
         </w:tc>
@@ -2175,7 +2175,7 @@
                 <w:szCs w:val="25"/>
                 <w:rtl/>
               </w:rPr>
-              <w:t xml:space="preserve">يَلْعَبُ عُمَرُ فِي الْفِنَاءِ.</w:t>
+              <w:t xml:space="preserve">يَلْعَبُ عُمَر فِي الفِنَاءِ.</w:t>
             </w:r>
           </w:p>
         </w:tc>
@@ -2393,7 +2393,7 @@
                 <w:szCs w:val="25"/>
                 <w:rtl/>
               </w:rPr>
-              <w:t xml:space="preserve">يُوجَدُ حَاسُوبٌ فِي صَفِّي.</w:t>
+              <w:t xml:space="preserve">يُوجَدُ حَاسُوبٌ فِي صَفِّي.</w:t>
             </w:r>
           </w:p>
         </w:tc>
@@ -2443,7 +2443,7 @@
                 <w:szCs w:val="25"/>
                 <w:rtl/>
               </w:rPr>
-              <w:t xml:space="preserve">لَا يُوجَدُ حَاسُوبٌ فِي صَفِّي.</w:t>
+              <w:t xml:space="preserve">لَا يُوجَدُ حَاسُوبٌ فِي صَفِّي.</w:t>
             </w:r>
           </w:p>
         </w:tc>
@@ -2548,7 +2548,7 @@
                 <w:szCs w:val="25"/>
                 <w:rtl/>
               </w:rPr>
-              <w:t xml:space="preserve">أَيْنَ الْحَاسُوبُ؟</w:t>
+              <w:t xml:space="preserve">أَيْن الحَاسُوبُ؟</w:t>
             </w:r>
           </w:p>
         </w:tc>
@@ -2883,7 +2883,7 @@
                 <w:szCs w:val="25"/>
                 <w:rtl/>
               </w:rPr>
-              <w:t xml:space="preserve">اَلْمَقْصِفُ</w:t>
+              <w:t xml:space="preserve">اَلمَقْصِفُ</w:t>
             </w:r>
           </w:p>
         </w:tc>
@@ -2933,7 +2933,7 @@
                 <w:szCs w:val="25"/>
                 <w:rtl/>
               </w:rPr>
-              <w:t xml:space="preserve">اَلْمَكْتَبَةُ</w:t>
+              <w:t xml:space="preserve">اَلمَكْتَبَةُ</w:t>
             </w:r>
           </w:p>
         </w:tc>
@@ -2988,7 +2988,7 @@
                 <w:szCs w:val="25"/>
                 <w:rtl/>
               </w:rPr>
-              <w:t xml:space="preserve">اَلْفِنَاءُ</w:t>
+              <w:t xml:space="preserve">اَلفِنَاءُ</w:t>
             </w:r>
           </w:p>
         </w:tc>
@@ -3038,7 +3038,7 @@
                 <w:szCs w:val="25"/>
                 <w:rtl/>
               </w:rPr>
-              <w:t xml:space="preserve">اَلْمُخْتَبَرُ</w:t>
+              <w:t xml:space="preserve">اَلمُخْتَبَرُ</w:t>
             </w:r>
           </w:p>
         </w:tc>
@@ -3061,7 +3061,7 @@
           <w:sz w:val="17"/>
           <w:szCs w:val="17"/>
         </w:rPr>
-        <w:t xml:space="preserve">4.  «اَلسَّاعَةُ فَوْقَ السَّبُّورَةِ» cümlesine göre saat nerededir?</w:t>
+        <w:t xml:space="preserve">4.  «اَلسَّاعَةُ فَوْقَ السَّبُّورَةِ» cümlesine göre saat nerededir?</w:t>
       </w:r>
     </w:p>
     <w:tbl>
@@ -3373,7 +3373,7 @@
                 <w:szCs w:val="25"/>
                 <w:rtl/>
               </w:rPr>
-              <w:t xml:space="preserve">مَا هَذَا الْمَقْصِفُ؟</w:t>
+              <w:t xml:space="preserve">مَا هَذَا المَقْصِفُ؟</w:t>
             </w:r>
           </w:p>
         </w:tc>
@@ -3423,7 +3423,7 @@
                 <w:szCs w:val="25"/>
                 <w:rtl/>
               </w:rPr>
-              <w:t xml:space="preserve">أَيْنَ الْمَقْصِفُ؟</w:t>
+              <w:t xml:space="preserve">أَيْن المَقْصِفُ؟</w:t>
             </w:r>
           </w:p>
         </w:tc>
@@ -3528,7 +3528,7 @@
                 <w:szCs w:val="25"/>
                 <w:rtl/>
               </w:rPr>
-              <w:t xml:space="preserve">مَاذَا فِي الْمَقْصِفِ؟</w:t>
+              <w:t xml:space="preserve">مَاذَا فِي المَقْصِفِ؟</w:t>
             </w:r>
           </w:p>
         </w:tc>
@@ -3802,7 +3802,7 @@
                 <w:szCs w:val="25"/>
                 <w:rtl/>
               </w:rPr>
-              <w:t xml:space="preserve">صَفِّي فِي الطَّابِقِ الثَّالِثِ.</w:t>
+              <w:t xml:space="preserve">صَفِّي فِي الطَّابِقِ الثَّالِثِ.</w:t>
             </w:r>
           </w:p>
         </w:tc>
@@ -3972,7 +3972,7 @@
                 <w:szCs w:val="25"/>
                 <w:rtl/>
               </w:rPr>
-              <w:t xml:space="preserve">اَلْمَسْجِدُ خَلْفَ الْمَدْرَسَةِ.</w:t>
+              <w:t xml:space="preserve">اَلمَسْجِدُ خَلْفَ المَدْرَسَةِ.</w:t>
             </w:r>
           </w:p>
         </w:tc>
@@ -4312,7 +4312,7 @@
                 <w:szCs w:val="25"/>
                 <w:rtl/>
               </w:rPr>
-              <w:t xml:space="preserve">مَاذَا يُوجَدُ فِي الْمَكْتَبَةِ؟</w:t>
+              <w:t xml:space="preserve">مَاذَا يُوجَدُ فِي المَكْتَبَةِ؟</w:t>
             </w:r>
           </w:p>
         </w:tc>
@@ -4482,7 +4482,7 @@
                 <w:szCs w:val="25"/>
                 <w:rtl/>
               </w:rPr>
-              <w:t xml:space="preserve">اَلسَّبُّورَةُ أَمَامَ الْمَقَاعِدِ.</w:t>
+              <w:t xml:space="preserve">اَلسَّبُّورَةُ أَمَامَ المَقَاعِدِ.</w:t>
             </w:r>
           </w:p>
         </w:tc>
@@ -4634,7 +4634,7 @@
                 <w:szCs w:val="26"/>
                 <w:rtl/>
               </w:rPr>
-              <w:t xml:space="preserve">السَّادِسِ   —   طَوَابِقَ   —   الْمَقْصِفُ   —   الثَّانِي   —   خَلْفَ</w:t>
+              <w:t xml:space="preserve">السَّادِسِ   —   طَوَابِقَ   —   المَقْصِفُ   —   الثَّانِي   —   خَلْفَ</w:t>
             </w:r>
           </w:p>
         </w:tc>
@@ -4741,7 +4741,7 @@
                 <w:szCs w:val="25"/>
                 <w:rtl/>
               </w:rPr>
-              <w:t xml:space="preserve">سُمَيَّةُ طَالِبَةٌ فِي الصَّفِّ ……………………… .</w:t>
+              <w:t xml:space="preserve">سُمَيَّةُ طَالِبَةٌ فِي الصَّفِّ ……………………… .</w:t>
             </w:r>
           </w:p>
         </w:tc>
@@ -4813,7 +4813,7 @@
                 <w:szCs w:val="25"/>
                 <w:rtl/>
               </w:rPr>
-              <w:t xml:space="preserve">فِي الْمَدْرَسَةِ ثَلَاثَةُ ……………………… .</w:t>
+              <w:t xml:space="preserve">فِي المَدْرَسَةِ ثَلَاثَةُ ……………………… .</w:t>
             </w:r>
           </w:p>
         </w:tc>
@@ -4885,7 +4885,7 @@
                 <w:szCs w:val="25"/>
                 <w:rtl/>
               </w:rPr>
-              <w:t xml:space="preserve">فِي الطَّابِقِ الْأَوَّلِ ……………………… .</w:t>
+              <w:t xml:space="preserve">فِي الطَّابِقِ الأَوَّلِ ……………………… .</w:t>
             </w:r>
           </w:p>
         </w:tc>
@@ -4957,7 +4957,7 @@
                 <w:szCs w:val="25"/>
                 <w:rtl/>
               </w:rPr>
-              <w:t xml:space="preserve">اَلْمَكْتَبَةُ فِي الطَّابِقِ ……………………… .</w:t>
+              <w:t xml:space="preserve">اَلمَكْتَبَةُ فِي الطَّابِقِ ……………………… .</w:t>
             </w:r>
           </w:p>
         </w:tc>
@@ -5029,7 +5029,7 @@
                 <w:szCs w:val="25"/>
                 <w:rtl/>
               </w:rPr>
-              <w:t xml:space="preserve">اَلْمَسْجِدُ ……………………… الْمَدْرَسَةِ.</w:t>
+              <w:t xml:space="preserve">اَلمَسْجِدُ ……………………… المَدْرَسَةِ.</w:t>
             </w:r>
           </w:p>
         </w:tc>
@@ -5116,7 +5116,7 @@
           <w:sz w:val="15"/>
           <w:szCs w:val="15"/>
         </w:rPr>
-        <w:t xml:space="preserve">Örnek: أَمَامَ الْبَابِ ifadesi «kapının önünde» demektir. Her doğru cevap 2 puandır.</w:t>
+        <w:t xml:space="preserve">Örnek: أَمَامَ البَابِ ifadesi «kapının önünde» demektir. Her doğru cevap 2 puandır.</w:t>
       </w:r>
     </w:p>
     <w:tbl>
@@ -5298,7 +5298,7 @@
                 <w:szCs w:val="26"/>
                 <w:rtl/>
               </w:rPr>
-              <w:t xml:space="preserve">فَوْقَ الْمَقْعَدِ</w:t>
+              <w:t xml:space="preserve">فَوْقَ المَقْعَدِ</w:t>
             </w:r>
           </w:p>
         </w:tc>
@@ -5394,7 +5394,7 @@
                 <w:szCs w:val="26"/>
                 <w:rtl/>
               </w:rPr>
-              <w:t xml:space="preserve">تَحْتَ السَّبُّورَةِ</w:t>
+              <w:t xml:space="preserve">تَحْتَ السَّبُّورَةِ</w:t>
             </w:r>
           </w:p>
         </w:tc>
@@ -5490,7 +5490,7 @@
                 <w:szCs w:val="26"/>
                 <w:rtl/>
               </w:rPr>
-              <w:t xml:space="preserve">يَمِينَ الْمَكْتَبَةِ</w:t>
+              <w:t xml:space="preserve">يَمِينَ المَكْتَبَةِ</w:t>
             </w:r>
           </w:p>
         </w:tc>
@@ -5586,7 +5586,7 @@
                 <w:szCs w:val="26"/>
                 <w:rtl/>
               </w:rPr>
-              <w:t xml:space="preserve">يَسَارَ الْمَقْصِفِ</w:t>
+              <w:t xml:space="preserve">يَسَارَ المَقْصِفِ</w:t>
             </w:r>
           </w:p>
         </w:tc>
@@ -5682,7 +5682,7 @@
                 <w:szCs w:val="26"/>
                 <w:rtl/>
               </w:rPr>
-              <w:t xml:space="preserve">خَلْفَ الْفِنَاءِ</w:t>
+              <w:t xml:space="preserve">خَلْفَ الفِنَاءِ</w:t>
             </w:r>
           </w:p>
         </w:tc>
@@ -6547,7 +6547,7 @@
                 <w:szCs w:val="26"/>
                 <w:rtl/>
               </w:rPr>
-              <w:t xml:space="preserve">مَدْرَسَتِي   —   الطَّابِقُ   —   مَكْتَبَةٌ   —   مُخْتَبَرٌ   —   مَقْصِفٌ   —   أَمَامَ   —   يُوجَدُ</w:t>
+              <w:t xml:space="preserve">مَدْرَسَتِي   —   الطَّابِقُ   —   مَكْتَبَةٌ   —   مُخْتَبَرٌ   —   مَقْصِفٌ   —   أَمَامَ   —   يُوجَدُ</w:t>
             </w:r>
           </w:p>
         </w:tc>
@@ -6965,7 +6965,7 @@
                 <w:sz w:val="16"/>
                 <w:szCs w:val="16"/>
               </w:rPr>
-              <w:t xml:space="preserve">d) Örnek: صَفِّي فِي الطَّابِقِ الثَّانِي. (3 puan)</w:t>
+              <w:t xml:space="preserve">d) Örnek: صَفِّي فِي الطَّابِقِ الثَّانِي. (3 puan)</w:t>
             </w:r>
           </w:p>
         </w:tc>
@@ -7077,7 +7077,7 @@
                 <w:sz w:val="16"/>
                 <w:szCs w:val="16"/>
               </w:rPr>
-              <w:t xml:space="preserve">أَنَا عُمَرُ. مَدْرَسَتِي قَرِيبَةٌ مِنْ بَيْتِي. صَفِّي فِي الطَّابِقِ الْأَوَّلِ. يُوجَدُ فِي صَفِّي حَاسُوبٌ وَخَرِيطَةٌ. اَلْمَقْصِفُ يَمِينَ الْمَكْتَبَةِ. أَلْعَبُ فِي الْفِنَاءِ.</w:t>
+              <w:t xml:space="preserve">أَنَا عُمَر. مَدْرَسَتِي قَرِيبَةٌ مِنْ بَيْتِي. صَفِّي فِي الطَّابِقِ الأَوَّلِ. يُوجَدُ فِي صَفِّي حَاسُوبٌ وَخَرِيطَةٌ. اَلمَقْصِفُ يَمِينَ المَكْتَبَةِ. أَلْعَبُ فِي الفِنَاءِ.</w:t>
             </w:r>
           </w:p>
           <w:p>
@@ -7377,7 +7377,7 @@
                 <w:szCs w:val="24"/>
                 <w:rtl/>
               </w:rPr>
-              <w:t xml:space="preserve">السَّادِسِ ، طَوَابِقَ ، الْمَقْصِفُ ، الثَّانِي ، خَلْفَ</w:t>
+              <w:t xml:space="preserve">السَّادِسِ ، طَوَابِقَ ، المَقْصِفُ ، الثَّانِي ، خَلْفَ</w:t>
             </w:r>
           </w:p>
         </w:tc>
@@ -7583,7 +7583,7 @@
                 <w:szCs w:val="24"/>
                 <w:rtl/>
               </w:rPr>
-              <w:t xml:space="preserve">هِيَ فِي الصَّفِّ السَّادِسِ. · فِي الْمَدْرَسَةِ ثَلَاثَةُ طَوَابِقَ.</w:t>
+              <w:t xml:space="preserve">هِيَ فِي الصَّفِّ السَّادِسِ. · فِي المَدْرَسَةِ ثَلَاثَةُ طَوَابِقَ.</w:t>
             </w:r>
           </w:p>
           <w:p>
@@ -7601,7 +7601,7 @@
                 <w:szCs w:val="24"/>
                 <w:rtl/>
               </w:rPr>
-              <w:t xml:space="preserve">اَلْمَقْصِفُ وَغُرْفَةُ الْمُدِيرِ. · فِيهِ خَرِيطَةٌ وَحَاسُوبٌ وَسَاعَةٌ.</w:t>
+              <w:t xml:space="preserve">اَلمَقْصِفُ وَغُرْفَةُ المُدِيرِ. · فِيهِ خَرِيطَةٌ وَحَاسُوبٌ وَسَاعَةٌ.</w:t>
             </w:r>
           </w:p>
           <w:p>
@@ -7619,7 +7619,7 @@
                 <w:szCs w:val="24"/>
                 <w:rtl/>
               </w:rPr>
-              <w:t xml:space="preserve">اَلْمَسْجِدُ خَلْفَ الْمَدْرَسَةِ.</w:t>
+              <w:t xml:space="preserve">اَلمَسْجِدُ خَلْفَ المَدْرَسَةِ.</w:t>
             </w:r>
           </w:p>
         </w:tc>

--- a/dosyalar/sinavlar/6-sinif/arapca-6-1d2y-beceri.docx
+++ b/dosyalar/sinavlar/6-sinif/arapca-6-1d2y-beceri.docx
@@ -496,7 +496,7 @@
             </w:pPr>
             <w:r>
               <w:rPr>
-                <w:rFonts w:ascii="Markazi Text" w:cs="Markazi Text" w:eastAsia="Markazi Text" w:hAnsi="Markazi Text"/>
+                <w:rFonts w:ascii="Arakom" w:cs="Arakom" w:eastAsia="Arakom" w:hAnsi="Arakom"/>
                 <w:b/>
                 <w:bCs/>
                 <w:color w:val="111111"/>
@@ -514,7 +514,7 @@
             </w:pPr>
             <w:r>
               <w:rPr>
-                <w:rFonts w:ascii="Markazi Text" w:cs="Markazi Text" w:eastAsia="Markazi Text" w:hAnsi="Markazi Text"/>
+                <w:rFonts w:ascii="Arakom" w:cs="Arakom" w:eastAsia="Arakom" w:hAnsi="Arakom"/>
                 <w:b w:val="false"/>
                 <w:bCs w:val="false"/>
                 <w:color w:val="111111"/>
@@ -532,7 +532,7 @@
             </w:pPr>
             <w:r>
               <w:rPr>
-                <w:rFonts w:ascii="Markazi Text" w:cs="Markazi Text" w:eastAsia="Markazi Text" w:hAnsi="Markazi Text"/>
+                <w:rFonts w:ascii="Arakom" w:cs="Arakom" w:eastAsia="Arakom" w:hAnsi="Arakom"/>
                 <w:b w:val="false"/>
                 <w:bCs w:val="false"/>
                 <w:color w:val="111111"/>
@@ -550,7 +550,7 @@
             </w:pPr>
             <w:r>
               <w:rPr>
-                <w:rFonts w:ascii="Markazi Text" w:cs="Markazi Text" w:eastAsia="Markazi Text" w:hAnsi="Markazi Text"/>
+                <w:rFonts w:ascii="Arakom" w:cs="Arakom" w:eastAsia="Arakom" w:hAnsi="Arakom"/>
                 <w:b w:val="false"/>
                 <w:bCs w:val="false"/>
                 <w:color w:val="111111"/>
@@ -568,7 +568,7 @@
             </w:pPr>
             <w:r>
               <w:rPr>
-                <w:rFonts w:ascii="Markazi Text" w:cs="Markazi Text" w:eastAsia="Markazi Text" w:hAnsi="Markazi Text"/>
+                <w:rFonts w:ascii="Arakom" w:cs="Arakom" w:eastAsia="Arakom" w:hAnsi="Arakom"/>
                 <w:b w:val="false"/>
                 <w:bCs w:val="false"/>
                 <w:color w:val="111111"/>
@@ -586,7 +586,7 @@
             </w:pPr>
             <w:r>
               <w:rPr>
-                <w:rFonts w:ascii="Markazi Text" w:cs="Markazi Text" w:eastAsia="Markazi Text" w:hAnsi="Markazi Text"/>
+                <w:rFonts w:ascii="Arakom" w:cs="Arakom" w:eastAsia="Arakom" w:hAnsi="Arakom"/>
                 <w:b w:val="false"/>
                 <w:bCs w:val="false"/>
                 <w:color w:val="111111"/>
@@ -604,7 +604,7 @@
             </w:pPr>
             <w:r>
               <w:rPr>
-                <w:rFonts w:ascii="Markazi Text" w:cs="Markazi Text" w:eastAsia="Markazi Text" w:hAnsi="Markazi Text"/>
+                <w:rFonts w:ascii="Arakom" w:cs="Arakom" w:eastAsia="Arakom" w:hAnsi="Arakom"/>
                 <w:b w:val="false"/>
                 <w:bCs w:val="false"/>
                 <w:color w:val="111111"/>
@@ -658,7 +658,7 @@
       </w:r>
       <w:r>
         <w:rPr>
-          <w:rFonts w:ascii="Markazi Text" w:cs="Markazi Text" w:eastAsia="Markazi Text" w:hAnsi="Markazi Text"/>
+          <w:rFonts w:ascii="Arakom" w:cs="Arakom" w:eastAsia="Arakom" w:hAnsi="Arakom"/>
           <w:b w:val="false"/>
           <w:bCs w:val="false"/>
           <w:color w:val="111111"/>
@@ -726,7 +726,7 @@
             </w:r>
             <w:r>
               <w:rPr>
-                <w:rFonts w:ascii="Markazi Text" w:cs="Markazi Text" w:eastAsia="Markazi Text" w:hAnsi="Markazi Text"/>
+                <w:rFonts w:ascii="Arakom" w:cs="Arakom" w:eastAsia="Arakom" w:hAnsi="Arakom"/>
                 <w:b w:val="false"/>
                 <w:bCs w:val="false"/>
                 <w:color w:val="111111"/>
@@ -775,7 +775,7 @@
             </w:r>
             <w:r>
               <w:rPr>
-                <w:rFonts w:ascii="Markazi Text" w:cs="Markazi Text" w:eastAsia="Markazi Text" w:hAnsi="Markazi Text"/>
+                <w:rFonts w:ascii="Arakom" w:cs="Arakom" w:eastAsia="Arakom" w:hAnsi="Arakom"/>
                 <w:b w:val="false"/>
                 <w:bCs w:val="false"/>
                 <w:color w:val="111111"/>
@@ -829,7 +829,7 @@
             </w:r>
             <w:r>
               <w:rPr>
-                <w:rFonts w:ascii="Markazi Text" w:cs="Markazi Text" w:eastAsia="Markazi Text" w:hAnsi="Markazi Text"/>
+                <w:rFonts w:ascii="Arakom" w:cs="Arakom" w:eastAsia="Arakom" w:hAnsi="Arakom"/>
                 <w:b w:val="false"/>
                 <w:bCs w:val="false"/>
                 <w:color w:val="111111"/>
@@ -878,7 +878,7 @@
             </w:r>
             <w:r>
               <w:rPr>
-                <w:rFonts w:ascii="Markazi Text" w:cs="Markazi Text" w:eastAsia="Markazi Text" w:hAnsi="Markazi Text"/>
+                <w:rFonts w:ascii="Arakom" w:cs="Arakom" w:eastAsia="Arakom" w:hAnsi="Arakom"/>
                 <w:b w:val="false"/>
                 <w:bCs w:val="false"/>
                 <w:color w:val="111111"/>
@@ -914,7 +914,7 @@
       </w:r>
       <w:r>
         <w:rPr>
-          <w:rFonts w:ascii="Markazi Text" w:cs="Markazi Text" w:eastAsia="Markazi Text" w:hAnsi="Markazi Text"/>
+          <w:rFonts w:ascii="Arakom" w:cs="Arakom" w:eastAsia="Arakom" w:hAnsi="Arakom"/>
           <w:b w:val="false"/>
           <w:bCs w:val="false"/>
           <w:color w:val="111111"/>
@@ -982,7 +982,7 @@
             </w:r>
             <w:r>
               <w:rPr>
-                <w:rFonts w:ascii="Markazi Text" w:cs="Markazi Text" w:eastAsia="Markazi Text" w:hAnsi="Markazi Text"/>
+                <w:rFonts w:ascii="Arakom" w:cs="Arakom" w:eastAsia="Arakom" w:hAnsi="Arakom"/>
                 <w:b w:val="false"/>
                 <w:bCs w:val="false"/>
                 <w:color w:val="111111"/>
@@ -1031,7 +1031,7 @@
             </w:r>
             <w:r>
               <w:rPr>
-                <w:rFonts w:ascii="Markazi Text" w:cs="Markazi Text" w:eastAsia="Markazi Text" w:hAnsi="Markazi Text"/>
+                <w:rFonts w:ascii="Arakom" w:cs="Arakom" w:eastAsia="Arakom" w:hAnsi="Arakom"/>
                 <w:b w:val="false"/>
                 <w:bCs w:val="false"/>
                 <w:color w:val="111111"/>
@@ -1085,7 +1085,7 @@
             </w:r>
             <w:r>
               <w:rPr>
-                <w:rFonts w:ascii="Markazi Text" w:cs="Markazi Text" w:eastAsia="Markazi Text" w:hAnsi="Markazi Text"/>
+                <w:rFonts w:ascii="Arakom" w:cs="Arakom" w:eastAsia="Arakom" w:hAnsi="Arakom"/>
                 <w:b w:val="false"/>
                 <w:bCs w:val="false"/>
                 <w:color w:val="111111"/>
@@ -1134,7 +1134,7 @@
             </w:r>
             <w:r>
               <w:rPr>
-                <w:rFonts w:ascii="Markazi Text" w:cs="Markazi Text" w:eastAsia="Markazi Text" w:hAnsi="Markazi Text"/>
+                <w:rFonts w:ascii="Arakom" w:cs="Arakom" w:eastAsia="Arakom" w:hAnsi="Arakom"/>
                 <w:b w:val="false"/>
                 <w:bCs w:val="false"/>
                 <w:color w:val="111111"/>
@@ -1170,7 +1170,7 @@
       </w:r>
       <w:r>
         <w:rPr>
-          <w:rFonts w:ascii="Markazi Text" w:cs="Markazi Text" w:eastAsia="Markazi Text" w:hAnsi="Markazi Text"/>
+          <w:rFonts w:ascii="Arakom" w:cs="Arakom" w:eastAsia="Arakom" w:hAnsi="Arakom"/>
           <w:b w:val="false"/>
           <w:bCs w:val="false"/>
           <w:color w:val="111111"/>
@@ -1238,7 +1238,7 @@
             </w:r>
             <w:r>
               <w:rPr>
-                <w:rFonts w:ascii="Markazi Text" w:cs="Markazi Text" w:eastAsia="Markazi Text" w:hAnsi="Markazi Text"/>
+                <w:rFonts w:ascii="Arakom" w:cs="Arakom" w:eastAsia="Arakom" w:hAnsi="Arakom"/>
                 <w:b w:val="false"/>
                 <w:bCs w:val="false"/>
                 <w:color w:val="111111"/>
@@ -1287,7 +1287,7 @@
             </w:r>
             <w:r>
               <w:rPr>
-                <w:rFonts w:ascii="Markazi Text" w:cs="Markazi Text" w:eastAsia="Markazi Text" w:hAnsi="Markazi Text"/>
+                <w:rFonts w:ascii="Arakom" w:cs="Arakom" w:eastAsia="Arakom" w:hAnsi="Arakom"/>
                 <w:b w:val="false"/>
                 <w:bCs w:val="false"/>
                 <w:color w:val="111111"/>
@@ -1341,7 +1341,7 @@
             </w:r>
             <w:r>
               <w:rPr>
-                <w:rFonts w:ascii="Markazi Text" w:cs="Markazi Text" w:eastAsia="Markazi Text" w:hAnsi="Markazi Text"/>
+                <w:rFonts w:ascii="Arakom" w:cs="Arakom" w:eastAsia="Arakom" w:hAnsi="Arakom"/>
                 <w:b w:val="false"/>
                 <w:bCs w:val="false"/>
                 <w:color w:val="111111"/>
@@ -1390,7 +1390,7 @@
             </w:r>
             <w:r>
               <w:rPr>
-                <w:rFonts w:ascii="Markazi Text" w:cs="Markazi Text" w:eastAsia="Markazi Text" w:hAnsi="Markazi Text"/>
+                <w:rFonts w:ascii="Arakom" w:cs="Arakom" w:eastAsia="Arakom" w:hAnsi="Arakom"/>
                 <w:b w:val="false"/>
                 <w:bCs w:val="false"/>
                 <w:color w:val="111111"/>
@@ -1735,7 +1735,7 @@
             </w:pPr>
             <w:r>
               <w:rPr>
-                <w:rFonts w:ascii="Markazi Text" w:cs="Markazi Text" w:eastAsia="Markazi Text" w:hAnsi="Markazi Text"/>
+                <w:rFonts w:ascii="Arakom" w:cs="Arakom" w:eastAsia="Arakom" w:hAnsi="Arakom"/>
                 <w:b w:val="false"/>
                 <w:bCs w:val="false"/>
                 <w:color w:val="111111"/>
@@ -1843,7 +1843,7 @@
             </w:pPr>
             <w:r>
               <w:rPr>
-                <w:rFonts w:ascii="Markazi Text" w:cs="Markazi Text" w:eastAsia="Markazi Text" w:hAnsi="Markazi Text"/>
+                <w:rFonts w:ascii="Arakom" w:cs="Arakom" w:eastAsia="Arakom" w:hAnsi="Arakom"/>
                 <w:b w:val="false"/>
                 <w:bCs w:val="false"/>
                 <w:color w:val="111111"/>
@@ -1951,7 +1951,7 @@
             </w:pPr>
             <w:r>
               <w:rPr>
-                <w:rFonts w:ascii="Markazi Text" w:cs="Markazi Text" w:eastAsia="Markazi Text" w:hAnsi="Markazi Text"/>
+                <w:rFonts w:ascii="Arakom" w:cs="Arakom" w:eastAsia="Arakom" w:hAnsi="Arakom"/>
                 <w:b w:val="false"/>
                 <w:bCs w:val="false"/>
                 <w:color w:val="111111"/>
@@ -2059,7 +2059,7 @@
             </w:pPr>
             <w:r>
               <w:rPr>
-                <w:rFonts w:ascii="Markazi Text" w:cs="Markazi Text" w:eastAsia="Markazi Text" w:hAnsi="Markazi Text"/>
+                <w:rFonts w:ascii="Arakom" w:cs="Arakom" w:eastAsia="Arakom" w:hAnsi="Arakom"/>
                 <w:b w:val="false"/>
                 <w:bCs w:val="false"/>
                 <w:color w:val="111111"/>
@@ -2167,7 +2167,7 @@
             </w:pPr>
             <w:r>
               <w:rPr>
-                <w:rFonts w:ascii="Markazi Text" w:cs="Markazi Text" w:eastAsia="Markazi Text" w:hAnsi="Markazi Text"/>
+                <w:rFonts w:ascii="Arakom" w:cs="Arakom" w:eastAsia="Arakom" w:hAnsi="Arakom"/>
                 <w:b w:val="false"/>
                 <w:bCs w:val="false"/>
                 <w:color w:val="111111"/>
@@ -2385,7 +2385,7 @@
             </w:r>
             <w:r>
               <w:rPr>
-                <w:rFonts w:ascii="Markazi Text" w:cs="Markazi Text" w:eastAsia="Markazi Text" w:hAnsi="Markazi Text"/>
+                <w:rFonts w:ascii="Arakom" w:cs="Arakom" w:eastAsia="Arakom" w:hAnsi="Arakom"/>
                 <w:b w:val="false"/>
                 <w:bCs w:val="false"/>
                 <w:color w:val="111111"/>
@@ -2435,7 +2435,7 @@
             </w:r>
             <w:r>
               <w:rPr>
-                <w:rFonts w:ascii="Markazi Text" w:cs="Markazi Text" w:eastAsia="Markazi Text" w:hAnsi="Markazi Text"/>
+                <w:rFonts w:ascii="Arakom" w:cs="Arakom" w:eastAsia="Arakom" w:hAnsi="Arakom"/>
                 <w:b w:val="false"/>
                 <w:bCs w:val="false"/>
                 <w:color w:val="111111"/>
@@ -2490,7 +2490,7 @@
             </w:r>
             <w:r>
               <w:rPr>
-                <w:rFonts w:ascii="Markazi Text" w:cs="Markazi Text" w:eastAsia="Markazi Text" w:hAnsi="Markazi Text"/>
+                <w:rFonts w:ascii="Arakom" w:cs="Arakom" w:eastAsia="Arakom" w:hAnsi="Arakom"/>
                 <w:b w:val="false"/>
                 <w:bCs w:val="false"/>
                 <w:color w:val="111111"/>
@@ -2540,7 +2540,7 @@
             </w:r>
             <w:r>
               <w:rPr>
-                <w:rFonts w:ascii="Markazi Text" w:cs="Markazi Text" w:eastAsia="Markazi Text" w:hAnsi="Markazi Text"/>
+                <w:rFonts w:ascii="Arakom" w:cs="Arakom" w:eastAsia="Arakom" w:hAnsi="Arakom"/>
                 <w:b w:val="false"/>
                 <w:bCs w:val="false"/>
                 <w:color w:val="111111"/>
@@ -2875,7 +2875,7 @@
             </w:r>
             <w:r>
               <w:rPr>
-                <w:rFonts w:ascii="Markazi Text" w:cs="Markazi Text" w:eastAsia="Markazi Text" w:hAnsi="Markazi Text"/>
+                <w:rFonts w:ascii="Arakom" w:cs="Arakom" w:eastAsia="Arakom" w:hAnsi="Arakom"/>
                 <w:b w:val="false"/>
                 <w:bCs w:val="false"/>
                 <w:color w:val="111111"/>
@@ -2925,7 +2925,7 @@
             </w:r>
             <w:r>
               <w:rPr>
-                <w:rFonts w:ascii="Markazi Text" w:cs="Markazi Text" w:eastAsia="Markazi Text" w:hAnsi="Markazi Text"/>
+                <w:rFonts w:ascii="Arakom" w:cs="Arakom" w:eastAsia="Arakom" w:hAnsi="Arakom"/>
                 <w:b w:val="false"/>
                 <w:bCs w:val="false"/>
                 <w:color w:val="111111"/>
@@ -2980,7 +2980,7 @@
             </w:r>
             <w:r>
               <w:rPr>
-                <w:rFonts w:ascii="Markazi Text" w:cs="Markazi Text" w:eastAsia="Markazi Text" w:hAnsi="Markazi Text"/>
+                <w:rFonts w:ascii="Arakom" w:cs="Arakom" w:eastAsia="Arakom" w:hAnsi="Arakom"/>
                 <w:b w:val="false"/>
                 <w:bCs w:val="false"/>
                 <w:color w:val="111111"/>
@@ -3030,7 +3030,7 @@
             </w:r>
             <w:r>
               <w:rPr>
-                <w:rFonts w:ascii="Markazi Text" w:cs="Markazi Text" w:eastAsia="Markazi Text" w:hAnsi="Markazi Text"/>
+                <w:rFonts w:ascii="Arakom" w:cs="Arakom" w:eastAsia="Arakom" w:hAnsi="Arakom"/>
                 <w:b w:val="false"/>
                 <w:bCs w:val="false"/>
                 <w:color w:val="111111"/>
@@ -3365,7 +3365,7 @@
             </w:r>
             <w:r>
               <w:rPr>
-                <w:rFonts w:ascii="Markazi Text" w:cs="Markazi Text" w:eastAsia="Markazi Text" w:hAnsi="Markazi Text"/>
+                <w:rFonts w:ascii="Arakom" w:cs="Arakom" w:eastAsia="Arakom" w:hAnsi="Arakom"/>
                 <w:b w:val="false"/>
                 <w:bCs w:val="false"/>
                 <w:color w:val="111111"/>
@@ -3415,7 +3415,7 @@
             </w:r>
             <w:r>
               <w:rPr>
-                <w:rFonts w:ascii="Markazi Text" w:cs="Markazi Text" w:eastAsia="Markazi Text" w:hAnsi="Markazi Text"/>
+                <w:rFonts w:ascii="Arakom" w:cs="Arakom" w:eastAsia="Arakom" w:hAnsi="Arakom"/>
                 <w:b w:val="false"/>
                 <w:bCs w:val="false"/>
                 <w:color w:val="111111"/>
@@ -3470,7 +3470,7 @@
             </w:r>
             <w:r>
               <w:rPr>
-                <w:rFonts w:ascii="Markazi Text" w:cs="Markazi Text" w:eastAsia="Markazi Text" w:hAnsi="Markazi Text"/>
+                <w:rFonts w:ascii="Arakom" w:cs="Arakom" w:eastAsia="Arakom" w:hAnsi="Arakom"/>
                 <w:b w:val="false"/>
                 <w:bCs w:val="false"/>
                 <w:color w:val="111111"/>
@@ -3520,7 +3520,7 @@
             </w:r>
             <w:r>
               <w:rPr>
-                <w:rFonts w:ascii="Markazi Text" w:cs="Markazi Text" w:eastAsia="Markazi Text" w:hAnsi="Markazi Text"/>
+                <w:rFonts w:ascii="Arakom" w:cs="Arakom" w:eastAsia="Arakom" w:hAnsi="Arakom"/>
                 <w:b w:val="false"/>
                 <w:bCs w:val="false"/>
                 <w:color w:val="111111"/>
@@ -3794,7 +3794,7 @@
             </w:pPr>
             <w:r>
               <w:rPr>
-                <w:rFonts w:ascii="Markazi Text" w:cs="Markazi Text" w:eastAsia="Markazi Text" w:hAnsi="Markazi Text"/>
+                <w:rFonts w:ascii="Arakom" w:cs="Arakom" w:eastAsia="Arakom" w:hAnsi="Arakom"/>
                 <w:b w:val="false"/>
                 <w:bCs w:val="false"/>
                 <w:color w:val="111111"/>
@@ -3964,7 +3964,7 @@
             </w:pPr>
             <w:r>
               <w:rPr>
-                <w:rFonts w:ascii="Markazi Text" w:cs="Markazi Text" w:eastAsia="Markazi Text" w:hAnsi="Markazi Text"/>
+                <w:rFonts w:ascii="Arakom" w:cs="Arakom" w:eastAsia="Arakom" w:hAnsi="Arakom"/>
                 <w:b w:val="false"/>
                 <w:bCs w:val="false"/>
                 <w:color w:val="111111"/>
@@ -4134,7 +4134,7 @@
             </w:pPr>
             <w:r>
               <w:rPr>
-                <w:rFonts w:ascii="Markazi Text" w:cs="Markazi Text" w:eastAsia="Markazi Text" w:hAnsi="Markazi Text"/>
+                <w:rFonts w:ascii="Arakom" w:cs="Arakom" w:eastAsia="Arakom" w:hAnsi="Arakom"/>
                 <w:b w:val="false"/>
                 <w:bCs w:val="false"/>
                 <w:color w:val="111111"/>
@@ -4304,7 +4304,7 @@
             </w:pPr>
             <w:r>
               <w:rPr>
-                <w:rFonts w:ascii="Markazi Text" w:cs="Markazi Text" w:eastAsia="Markazi Text" w:hAnsi="Markazi Text"/>
+                <w:rFonts w:ascii="Arakom" w:cs="Arakom" w:eastAsia="Arakom" w:hAnsi="Arakom"/>
                 <w:b w:val="false"/>
                 <w:bCs w:val="false"/>
                 <w:color w:val="111111"/>
@@ -4474,7 +4474,7 @@
             </w:pPr>
             <w:r>
               <w:rPr>
-                <w:rFonts w:ascii="Markazi Text" w:cs="Markazi Text" w:eastAsia="Markazi Text" w:hAnsi="Markazi Text"/>
+                <w:rFonts w:ascii="Arakom" w:cs="Arakom" w:eastAsia="Arakom" w:hAnsi="Arakom"/>
                 <w:b w:val="false"/>
                 <w:bCs w:val="false"/>
                 <w:color w:val="111111"/>
@@ -4626,7 +4626,7 @@
             </w:pPr>
             <w:r>
               <w:rPr>
-                <w:rFonts w:ascii="Markazi Text" w:cs="Markazi Text" w:eastAsia="Markazi Text" w:hAnsi="Markazi Text"/>
+                <w:rFonts w:ascii="Arakom" w:cs="Arakom" w:eastAsia="Arakom" w:hAnsi="Arakom"/>
                 <w:b w:val="false"/>
                 <w:bCs w:val="false"/>
                 <w:color w:val="111111"/>
@@ -4733,7 +4733,7 @@
             </w:pPr>
             <w:r>
               <w:rPr>
-                <w:rFonts w:ascii="Markazi Text" w:cs="Markazi Text" w:eastAsia="Markazi Text" w:hAnsi="Markazi Text"/>
+                <w:rFonts w:ascii="Arakom" w:cs="Arakom" w:eastAsia="Arakom" w:hAnsi="Arakom"/>
                 <w:b w:val="false"/>
                 <w:bCs w:val="false"/>
                 <w:color w:val="111111"/>
@@ -4805,7 +4805,7 @@
             </w:pPr>
             <w:r>
               <w:rPr>
-                <w:rFonts w:ascii="Markazi Text" w:cs="Markazi Text" w:eastAsia="Markazi Text" w:hAnsi="Markazi Text"/>
+                <w:rFonts w:ascii="Arakom" w:cs="Arakom" w:eastAsia="Arakom" w:hAnsi="Arakom"/>
                 <w:b w:val="false"/>
                 <w:bCs w:val="false"/>
                 <w:color w:val="111111"/>
@@ -4877,7 +4877,7 @@
             </w:pPr>
             <w:r>
               <w:rPr>
-                <w:rFonts w:ascii="Markazi Text" w:cs="Markazi Text" w:eastAsia="Markazi Text" w:hAnsi="Markazi Text"/>
+                <w:rFonts w:ascii="Arakom" w:cs="Arakom" w:eastAsia="Arakom" w:hAnsi="Arakom"/>
                 <w:b w:val="false"/>
                 <w:bCs w:val="false"/>
                 <w:color w:val="111111"/>
@@ -4949,7 +4949,7 @@
             </w:pPr>
             <w:r>
               <w:rPr>
-                <w:rFonts w:ascii="Markazi Text" w:cs="Markazi Text" w:eastAsia="Markazi Text" w:hAnsi="Markazi Text"/>
+                <w:rFonts w:ascii="Arakom" w:cs="Arakom" w:eastAsia="Arakom" w:hAnsi="Arakom"/>
                 <w:b w:val="false"/>
                 <w:bCs w:val="false"/>
                 <w:color w:val="111111"/>
@@ -5021,7 +5021,7 @@
             </w:pPr>
             <w:r>
               <w:rPr>
-                <w:rFonts w:ascii="Markazi Text" w:cs="Markazi Text" w:eastAsia="Markazi Text" w:hAnsi="Markazi Text"/>
+                <w:rFonts w:ascii="Arakom" w:cs="Arakom" w:eastAsia="Arakom" w:hAnsi="Arakom"/>
                 <w:b w:val="false"/>
                 <w:bCs w:val="false"/>
                 <w:color w:val="111111"/>
@@ -5290,7 +5290,7 @@
             </w:pPr>
             <w:r>
               <w:rPr>
-                <w:rFonts w:ascii="Markazi Text" w:cs="Markazi Text" w:eastAsia="Markazi Text" w:hAnsi="Markazi Text"/>
+                <w:rFonts w:ascii="Arakom" w:cs="Arakom" w:eastAsia="Arakom" w:hAnsi="Arakom"/>
                 <w:b w:val="false"/>
                 <w:bCs w:val="false"/>
                 <w:color w:val="111111"/>
@@ -5386,7 +5386,7 @@
             </w:pPr>
             <w:r>
               <w:rPr>
-                <w:rFonts w:ascii="Markazi Text" w:cs="Markazi Text" w:eastAsia="Markazi Text" w:hAnsi="Markazi Text"/>
+                <w:rFonts w:ascii="Arakom" w:cs="Arakom" w:eastAsia="Arakom" w:hAnsi="Arakom"/>
                 <w:b w:val="false"/>
                 <w:bCs w:val="false"/>
                 <w:color w:val="111111"/>
@@ -5482,7 +5482,7 @@
             </w:pPr>
             <w:r>
               <w:rPr>
-                <w:rFonts w:ascii="Markazi Text" w:cs="Markazi Text" w:eastAsia="Markazi Text" w:hAnsi="Markazi Text"/>
+                <w:rFonts w:ascii="Arakom" w:cs="Arakom" w:eastAsia="Arakom" w:hAnsi="Arakom"/>
                 <w:b w:val="false"/>
                 <w:bCs w:val="false"/>
                 <w:color w:val="111111"/>
@@ -5578,7 +5578,7 @@
             </w:pPr>
             <w:r>
               <w:rPr>
-                <w:rFonts w:ascii="Markazi Text" w:cs="Markazi Text" w:eastAsia="Markazi Text" w:hAnsi="Markazi Text"/>
+                <w:rFonts w:ascii="Arakom" w:cs="Arakom" w:eastAsia="Arakom" w:hAnsi="Arakom"/>
                 <w:b w:val="false"/>
                 <w:bCs w:val="false"/>
                 <w:color w:val="111111"/>
@@ -5674,7 +5674,7 @@
             </w:pPr>
             <w:r>
               <w:rPr>
-                <w:rFonts w:ascii="Markazi Text" w:cs="Markazi Text" w:eastAsia="Markazi Text" w:hAnsi="Markazi Text"/>
+                <w:rFonts w:ascii="Arakom" w:cs="Arakom" w:eastAsia="Arakom" w:hAnsi="Arakom"/>
                 <w:b w:val="false"/>
                 <w:bCs w:val="false"/>
                 <w:color w:val="111111"/>
@@ -6003,7 +6003,7 @@
             </w:pPr>
             <w:r>
               <w:rPr>
-                <w:rFonts w:ascii="Markazi Text" w:cs="Markazi Text" w:eastAsia="Markazi Text" w:hAnsi="Markazi Text"/>
+                <w:rFonts w:ascii="Arakom" w:cs="Arakom" w:eastAsia="Arakom" w:hAnsi="Arakom"/>
                 <w:b w:val="false"/>
                 <w:bCs w:val="false"/>
                 <w:color w:val="111111"/>
@@ -6099,7 +6099,7 @@
             </w:pPr>
             <w:r>
               <w:rPr>
-                <w:rFonts w:ascii="Markazi Text" w:cs="Markazi Text" w:eastAsia="Markazi Text" w:hAnsi="Markazi Text"/>
+                <w:rFonts w:ascii="Arakom" w:cs="Arakom" w:eastAsia="Arakom" w:hAnsi="Arakom"/>
                 <w:b w:val="false"/>
                 <w:bCs w:val="false"/>
                 <w:color w:val="111111"/>
@@ -6195,7 +6195,7 @@
             </w:pPr>
             <w:r>
               <w:rPr>
-                <w:rFonts w:ascii="Markazi Text" w:cs="Markazi Text" w:eastAsia="Markazi Text" w:hAnsi="Markazi Text"/>
+                <w:rFonts w:ascii="Arakom" w:cs="Arakom" w:eastAsia="Arakom" w:hAnsi="Arakom"/>
                 <w:b w:val="false"/>
                 <w:bCs w:val="false"/>
                 <w:color w:val="111111"/>
@@ -6291,7 +6291,7 @@
             </w:pPr>
             <w:r>
               <w:rPr>
-                <w:rFonts w:ascii="Markazi Text" w:cs="Markazi Text" w:eastAsia="Markazi Text" w:hAnsi="Markazi Text"/>
+                <w:rFonts w:ascii="Arakom" w:cs="Arakom" w:eastAsia="Arakom" w:hAnsi="Arakom"/>
                 <w:b w:val="false"/>
                 <w:bCs w:val="false"/>
                 <w:color w:val="111111"/>
@@ -6387,7 +6387,7 @@
             </w:pPr>
             <w:r>
               <w:rPr>
-                <w:rFonts w:ascii="Markazi Text" w:cs="Markazi Text" w:eastAsia="Markazi Text" w:hAnsi="Markazi Text"/>
+                <w:rFonts w:ascii="Arakom" w:cs="Arakom" w:eastAsia="Arakom" w:hAnsi="Arakom"/>
                 <w:b w:val="false"/>
                 <w:bCs w:val="false"/>
                 <w:color w:val="111111"/>
@@ -6539,7 +6539,7 @@
             </w:pPr>
             <w:r>
               <w:rPr>
-                <w:rFonts w:ascii="Markazi Text" w:cs="Markazi Text" w:eastAsia="Markazi Text" w:hAnsi="Markazi Text"/>
+                <w:rFonts w:ascii="Arakom" w:cs="Arakom" w:eastAsia="Arakom" w:hAnsi="Arakom"/>
                 <w:b w:val="false"/>
                 <w:bCs w:val="false"/>
                 <w:color w:val="111111"/>
@@ -7369,7 +7369,7 @@
             </w:pPr>
             <w:r>
               <w:rPr>
-                <w:rFonts w:ascii="Markazi Text" w:cs="Markazi Text" w:eastAsia="Markazi Text" w:hAnsi="Markazi Text"/>
+                <w:rFonts w:ascii="Arakom" w:cs="Arakom" w:eastAsia="Arakom" w:hAnsi="Arakom"/>
                 <w:b w:val="false"/>
                 <w:bCs w:val="false"/>
                 <w:color w:val="111111"/>
@@ -7575,7 +7575,7 @@
             </w:pPr>
             <w:r>
               <w:rPr>
-                <w:rFonts w:ascii="Markazi Text" w:cs="Markazi Text" w:eastAsia="Markazi Text" w:hAnsi="Markazi Text"/>
+                <w:rFonts w:ascii="Arakom" w:cs="Arakom" w:eastAsia="Arakom" w:hAnsi="Arakom"/>
                 <w:b w:val="false"/>
                 <w:bCs w:val="false"/>
                 <w:color w:val="111111"/>
@@ -7593,7 +7593,7 @@
             </w:pPr>
             <w:r>
               <w:rPr>
-                <w:rFonts w:ascii="Markazi Text" w:cs="Markazi Text" w:eastAsia="Markazi Text" w:hAnsi="Markazi Text"/>
+                <w:rFonts w:ascii="Arakom" w:cs="Arakom" w:eastAsia="Arakom" w:hAnsi="Arakom"/>
                 <w:b w:val="false"/>
                 <w:bCs w:val="false"/>
                 <w:color w:val="111111"/>
@@ -7611,7 +7611,7 @@
             </w:pPr>
             <w:r>
               <w:rPr>
-                <w:rFonts w:ascii="Markazi Text" w:cs="Markazi Text" w:eastAsia="Markazi Text" w:hAnsi="Markazi Text"/>
+                <w:rFonts w:ascii="Arakom" w:cs="Arakom" w:eastAsia="Arakom" w:hAnsi="Arakom"/>
                 <w:b w:val="false"/>
                 <w:bCs w:val="false"/>
                 <w:color w:val="111111"/>
